--- a/LLDD/word/BE/LLDD-BE-API-Report-and-Master-Data.docx
+++ b/LLDD/word/BE/LLDD-BE-API-Report-and-Master-Data.docx
@@ -2052,7 +2052,7 @@
                 <w:rFonts w:ascii="Arial" w:hAnsi="Arial" w:eastAsia="Arial" w:cs="Tahoma"/>
                 <w:sz w:val="18"/>
               </w:rPr>
-              <w:t>GET /api/v1/reports/status-summary; GET /api/v1/reports/status-summary/export; GET /api/v1/factors</w:t>
+              <w:t>GET /api/v1/sbpgi/report/status-summary; GET /api/v1/sbpgi/report/status-summary/export; GET /api/v1/sbpgi/master/factors</w:t>
             </w:r>
           </w:p>
         </w:tc>
@@ -2311,7 +2311,7 @@
                 <w:rFonts w:ascii="Arial" w:hAnsi="Arial" w:eastAsia="Arial" w:cs="Tahoma"/>
                 <w:sz w:val="18"/>
               </w:rPr>
-              <w:t>GET /api/v1/reports/status-summary</w:t>
+              <w:t>GET /api/v1/sbpgi/report/status-summary</w:t>
             </w:r>
           </w:p>
         </w:tc>
@@ -2416,7 +2416,7 @@
                 <w:rFonts w:ascii="Arial" w:hAnsi="Arial" w:eastAsia="Arial" w:cs="Tahoma"/>
                 <w:sz w:val="18"/>
               </w:rPr>
-              <w:t>GET /api/v1/reports/status-summary/export</w:t>
+              <w:t>GET /api/v1/sbpgi/report/status-summary/export</w:t>
             </w:r>
           </w:p>
         </w:tc>
@@ -2521,7 +2521,7 @@
                 <w:rFonts w:ascii="Arial" w:hAnsi="Arial" w:eastAsia="Arial" w:cs="Tahoma"/>
                 <w:sz w:val="18"/>
               </w:rPr>
-              <w:t>GET /api/v1/factors</w:t>
+              <w:t>GET /api/v1/sbpgi/master/factors</w:t>
             </w:r>
           </w:p>
         </w:tc>
@@ -2626,7 +2626,7 @@
                 <w:rFonts w:ascii="Arial" w:hAnsi="Arial" w:eastAsia="Arial" w:cs="Tahoma"/>
                 <w:sz w:val="18"/>
               </w:rPr>
-              <w:t>POST /api/v1/factors</w:t>
+              <w:t>POST /api/v1/sbpgi/master/factors</w:t>
             </w:r>
           </w:p>
         </w:tc>
@@ -2731,7 +2731,7 @@
                 <w:rFonts w:ascii="Arial" w:hAnsi="Arial" w:eastAsia="Arial" w:cs="Tahoma"/>
                 <w:sz w:val="18"/>
               </w:rPr>
-              <w:t>PUT /api/v1/factors/{code}</w:t>
+              <w:t>PUT /api/v1/sbpgi/master/factors/{code}</w:t>
             </w:r>
           </w:p>
         </w:tc>
@@ -2836,7 +2836,7 @@
                 <w:rFonts w:ascii="Arial" w:hAnsi="Arial" w:eastAsia="Arial" w:cs="Tahoma"/>
                 <w:sz w:val="18"/>
               </w:rPr>
-              <w:t>GET /api/v1/competitors</w:t>
+              <w:t>GET /api/v1/sbpgi/master/competitors</w:t>
             </w:r>
           </w:p>
         </w:tc>
@@ -2941,7 +2941,7 @@
                 <w:rFonts w:ascii="Arial" w:hAnsi="Arial" w:eastAsia="Arial" w:cs="Tahoma"/>
                 <w:sz w:val="18"/>
               </w:rPr>
-              <w:t>POST /api/v1/competitors</w:t>
+              <w:t>POST /api/v1/sbpgi/master/competitors</w:t>
             </w:r>
           </w:p>
         </w:tc>
@@ -3046,7 +3046,7 @@
                 <w:rFonts w:ascii="Arial" w:hAnsi="Arial" w:eastAsia="Arial" w:cs="Tahoma"/>
                 <w:sz w:val="18"/>
               </w:rPr>
-              <w:t>PUT /api/v1/competitors/{code}</w:t>
+              <w:t>PUT /api/v1/sbpgi/master/competitors/{code}</w:t>
             </w:r>
           </w:p>
         </w:tc>
@@ -3151,7 +3151,7 @@
                 <w:rFonts w:ascii="Arial" w:hAnsi="Arial" w:eastAsia="Arial" w:cs="Tahoma"/>
                 <w:sz w:val="18"/>
               </w:rPr>
-              <w:t>DELETE /api/v1/competitors/{code}</w:t>
+              <w:t>DELETE /api/v1/sbpgi/master/competitors/{code}</w:t>
             </w:r>
           </w:p>
         </w:tc>
@@ -3256,7 +3256,7 @@
                 <w:rFonts w:ascii="Arial" w:hAnsi="Arial" w:eastAsia="Arial" w:cs="Tahoma"/>
                 <w:sz w:val="18"/>
               </w:rPr>
-              <w:t>DELETE /api/v1/factors/{code}</w:t>
+              <w:t>DELETE /api/v1/sbpgi/master/factors/{code}</w:t>
             </w:r>
           </w:p>
         </w:tc>
@@ -4287,7 +4287,7 @@
         <w:pageBreakBefore w:val="0"/>
       </w:pPr>
       <w:r>
-        <w:t>GET /api/v1/reports/status-summary</w:t>
+        <w:t>GET /api/v1/sbpgi/report/status-summary</w:t>
       </w:r>
     </w:p>
     <w:p>
@@ -6075,7 +6075,7 @@
         <w:pageBreakBefore w:val="0"/>
       </w:pPr>
       <w:r>
-        <w:t>GET /api/v1/reports/status-summary/export</w:t>
+        <w:t>GET /api/v1/sbpgi/report/status-summary/export</w:t>
       </w:r>
     </w:p>
     <w:p>
@@ -7328,7 +7328,7 @@
         <w:pageBreakBefore w:val="0"/>
       </w:pPr>
       <w:r>
-        <w:t>GET /api/v1/factors</w:t>
+        <w:t>GET /api/v1/sbpgi/master/factors</w:t>
       </w:r>
     </w:p>
     <w:p>
@@ -9007,7 +9007,7 @@
         <w:pageBreakBefore w:val="0"/>
       </w:pPr>
       <w:r>
-        <w:t>POST /api/v1/factors</w:t>
+        <w:t>POST /api/v1/sbpgi/master/factors</w:t>
       </w:r>
     </w:p>
     <w:p>
@@ -10252,7 +10252,7 @@
         <w:pageBreakBefore w:val="0"/>
       </w:pPr>
       <w:r>
-        <w:t>PUT /api/v1/factors/{code}</w:t>
+        <w:t>PUT /api/v1/sbpgi/master/factors/{code}</w:t>
       </w:r>
     </w:p>
     <w:p>
@@ -11390,7 +11390,7 @@
         <w:pageBreakBefore w:val="0"/>
       </w:pPr>
       <w:r>
-        <w:t>GET /api/v1/competitors</w:t>
+        <w:t>GET /api/v1/sbpgi/master/competitors</w:t>
       </w:r>
     </w:p>
     <w:p>
@@ -12534,7 +12534,7 @@
         <w:pageBreakBefore w:val="0"/>
       </w:pPr>
       <w:r>
-        <w:t>POST /api/v1/competitors</w:t>
+        <w:t>POST /api/v1/sbpgi/master/competitors</w:t>
       </w:r>
     </w:p>
     <w:p>
@@ -13565,7 +13565,7 @@
         <w:pageBreakBefore w:val="0"/>
       </w:pPr>
       <w:r>
-        <w:t>PUT /api/v1/competitors/{code}</w:t>
+        <w:t>PUT /api/v1/sbpgi/master/competitors/{code}</w:t>
       </w:r>
     </w:p>
     <w:p>
@@ -14489,7 +14489,7 @@
         <w:pageBreakBefore w:val="0"/>
       </w:pPr>
       <w:r>
-        <w:t>DELETE /api/v1/competitors/{code}</w:t>
+        <w:t>DELETE /api/v1/sbpgi/master/competitors/{code}</w:t>
       </w:r>
     </w:p>
     <w:p>
@@ -15088,7 +15088,7 @@
         <w:pageBreakBefore w:val="0"/>
       </w:pPr>
       <w:r>
-        <w:t>DELETE /api/v1/factors/{code}</w:t>
+        <w:t>DELETE /api/v1/sbpgi/master/factors/{code}</w:t>
       </w:r>
     </w:p>
     <w:p>
@@ -17704,14 +17704,14 @@
         <w:br/>
         <w:t>import { SbpgiReportAndMasterDataService } from './sbpgi-report-and-master-data.service';</w:t>
         <w:br/>
-        <w:t>import { ReportAndMasterDataQueryDto, CreateFactorsBodyDto } from './dto/sbpgi-report-and-master-data.dto';</w:t>
+        <w:t>import { ReportAndMasterDataQueryDto, CreateSbpgiMasterFactorsBodyDto } from './dto/sbpgi-report-and-master-data.dto';</w:t>
         <w:br/>
         <w:br/>
         <w:t>// LLDD BE - API Report and Master Data</w:t>
         <w:br/>
         <w:t>// BFF เรียกด้วย x-api-key และแนบ x-user-id / x-user-group-id / x-user-permissions มาให้</w:t>
         <w:br/>
-        <w:t>@Controller('sbpgi')</w:t>
+        <w:t>@Controller('sbpgi/sbpgi')</w:t>
         <w:br/>
         <w:t>@UseGuards(HttpHeaderGuard)</w:t>
         <w:br/>
@@ -17720,22 +17720,28 @@
         <w:t xml:space="preserve">  constructor(private readonly service: SbpgiReportAndMasterDataService) {}</w:t>
         <w:br/>
         <w:br/>
-        <w:t xml:space="preserve">  // GET /api/v1/reports/status-summary — รายงานตรวจสอบประกันรายได้</w:t>
-        <w:br/>
-        <w:t xml:space="preserve">  @Get('reports/status-summary')</w:t>
-        <w:br/>
-        <w:t xml:space="preserve">  getReportsStatusSummary(@Query() query: ReportAndMasterDataQueryDto, @UserId() userId: string) {</w:t>
+        <w:t xml:space="preserve">  // GET /api/v1/sbpgi/report/status-summary — รายงานตรวจสอบประกันรายได้</w:t>
+        <w:br/>
+        <w:t xml:space="preserve">  @Get('sbpgi/report/status-summary')</w:t>
+        <w:br/>
+        <w:t xml:space="preserve">  getSbpgiReportStatusSummary(</w:t>
+        <w:br/>
+        <w:t xml:space="preserve">    @Query() query: ReportAndMasterDataQueryDto,</w:t>
+        <w:br/>
+        <w:t xml:space="preserve">    @UserId() userId: string,</w:t>
+        <w:br/>
+        <w:t xml:space="preserve">  ) {</w:t>
         <w:br/>
         <w:t xml:space="preserve">    // TODO: ตรวจ x-user-permissions ก่อนเรียก service ถ้า endpoint นี้จำกัดสิทธิ์เมนู</w:t>
         <w:br/>
-        <w:t xml:space="preserve">    return this.service.getReportsStatusSummary(query, userId);</w:t>
+        <w:t xml:space="preserve">    return this.service.getSbpgiReportStatusSummary(query, userId);</w:t>
         <w:br/>
         <w:t xml:space="preserve">  }</w:t>
         <w:br/>
         <w:br/>
-        <w:t xml:space="preserve">  // GET /api/v1/reports/status-summary/export — Export Excel</w:t>
-        <w:br/>
-        <w:t xml:space="preserve">  @Get('reports/status-summary/export')</w:t>
+        <w:t xml:space="preserve">  // GET /api/v1/sbpgi/report/status-summary/export — Export Excel</w:t>
+        <w:br/>
+        <w:t xml:space="preserve">  @Get('sbpgi/report/status-summary/export')</w:t>
         <w:br/>
         <w:t xml:space="preserve">  exportStatusSummary(@Query() query: ReportAndMasterDataQueryDto, @UserId() userId: string) {</w:t>
         <w:br/>
@@ -17746,28 +17752,34 @@
         <w:t xml:space="preserve">  }</w:t>
         <w:br/>
         <w:br/>
-        <w:t xml:space="preserve">  // GET /api/v1/factors — อ่านปัจจัยภายนอก</w:t>
-        <w:br/>
-        <w:t xml:space="preserve">  @Get('factors')</w:t>
-        <w:br/>
-        <w:t xml:space="preserve">  getFactors(@Query() query: ReportAndMasterDataQueryDto, @UserId() userId: string) {</w:t>
+        <w:t xml:space="preserve">  // GET /api/v1/sbpgi/master/factors — อ่านปัจจัยภายนอก</w:t>
+        <w:br/>
+        <w:t xml:space="preserve">  @Get('sbpgi/master/factors')</w:t>
+        <w:br/>
+        <w:t xml:space="preserve">  getSbpgiMasterFactors(@Query() query: ReportAndMasterDataQueryDto, @UserId() userId: string) {</w:t>
         <w:br/>
         <w:t xml:space="preserve">    // TODO: ตรวจ x-user-permissions ก่อนเรียก service ถ้า endpoint นี้จำกัดสิทธิ์เมนู</w:t>
         <w:br/>
-        <w:t xml:space="preserve">    return this.service.getFactors(query, userId);</w:t>
+        <w:t xml:space="preserve">    return this.service.getSbpgiMasterFactors(query, userId);</w:t>
         <w:br/>
         <w:t xml:space="preserve">  }</w:t>
         <w:br/>
         <w:br/>
-        <w:t xml:space="preserve">  // POST /api/v1/factors — สร้างปัจจัยภายนอก</w:t>
-        <w:br/>
-        <w:t xml:space="preserve">  @Post('factors')</w:t>
-        <w:br/>
-        <w:t xml:space="preserve">  createFactors(@Body() body: CreateFactorsBodyDto, @UserId() userId: string) {</w:t>
+        <w:t xml:space="preserve">  // POST /api/v1/sbpgi/master/factors — สร้างปัจจัยภายนอก</w:t>
+        <w:br/>
+        <w:t xml:space="preserve">  @Post('sbpgi/master/factors')</w:t>
+        <w:br/>
+        <w:t xml:space="preserve">  createSbpgiMasterFactors(</w:t>
+        <w:br/>
+        <w:t xml:space="preserve">    @Body() body: CreateSbpgiMasterFactorsBodyDto,</w:t>
+        <w:br/>
+        <w:t xml:space="preserve">    @UserId() userId: string,</w:t>
+        <w:br/>
+        <w:t xml:space="preserve">  ) {</w:t>
         <w:br/>
         <w:t xml:space="preserve">    // TODO: ตรวจ x-user-permissions ก่อนเรียก service ถ้า endpoint นี้จำกัดสิทธิ์เมนู</w:t>
         <w:br/>
-        <w:t xml:space="preserve">    return this.service.createFactors(body, userId);</w:t>
+        <w:t xml:space="preserve">    return this.service.createSbpgiMasterFactors(body, userId);</w:t>
         <w:br/>
         <w:t xml:space="preserve">  }</w:t>
       </w:r>
@@ -17784,20 +17796,20 @@
         </w:rPr>
         <w:t>// src/modules/sbpgi-report-and-master-data/sbpgi-report-and-master-data.controller.ts  (ส่วนที่ 2/3 — คลาสเดียวกัน)</w:t>
         <w:br/>
-        <w:t>// import เพิ่ม: UpdateFactorsByCodeBodyDto, CreateCompetitorsBodyDto</w:t>
+        <w:t>// import เพิ่ม: UpdateSbpgiMasterFactorsByCodeBodyDto, CreateSbpgiMasterCompetitorsBodyDto</w:t>
         <w:br/>
         <w:t>// (method ต่อไปนี้อยู่ในคลาส SbpgiReportAndMasterDataController เดียวกับส่วนที่ 1)</w:t>
         <w:br/>
         <w:br/>
-        <w:t xml:space="preserve">  // PUT /api/v1/factors/{code} — แก้ปัจจัยภายนอก</w:t>
-        <w:br/>
-        <w:t xml:space="preserve">  @Put('factors/:code')</w:t>
-        <w:br/>
-        <w:t xml:space="preserve">  updateFactorsByCode(</w:t>
+        <w:t xml:space="preserve">  // PUT /api/v1/sbpgi/master/factors/{code} — แก้ปัจจัยภายนอก</w:t>
+        <w:br/>
+        <w:t xml:space="preserve">  @Put('sbpgi/master/factors/:code')</w:t>
+        <w:br/>
+        <w:t xml:space="preserve">  updateSbpgiMasterFactorsByCode(</w:t>
         <w:br/>
         <w:t xml:space="preserve">    @Param('code') code: string,</w:t>
         <w:br/>
-        <w:t xml:space="preserve">    @Body() body: UpdateFactorsByCodeBodyDto,</w:t>
+        <w:t xml:space="preserve">    @Body() body: UpdateSbpgiMasterFactorsByCodeBodyDto,</w:t>
         <w:br/>
         <w:t xml:space="preserve">    @UserId() userId: string,</w:t>
         <w:br/>
@@ -17805,42 +17817,48 @@
         <w:br/>
         <w:t xml:space="preserve">    // TODO: ตรวจ x-user-permissions ก่อนเรียก service ถ้า endpoint นี้จำกัดสิทธิ์เมนู</w:t>
         <w:br/>
-        <w:t xml:space="preserve">    return this.service.updateFactorsByCode(code, body, userId);</w:t>
+        <w:t xml:space="preserve">    return this.service.updateSbpgiMasterFactorsByCode(code, body, userId);</w:t>
         <w:br/>
         <w:t xml:space="preserve">  }</w:t>
         <w:br/>
         <w:br/>
-        <w:t xml:space="preserve">  // GET /api/v1/competitors — master แบรนด์คู่แข่ง 11 รายการ (รหัส 01-11) — เป็นแหล่งของ dropdown ร…</w:t>
-        <w:br/>
-        <w:t xml:space="preserve">  @Get('competitors')</w:t>
-        <w:br/>
-        <w:t xml:space="preserve">  getCompetitors(@Query() query: ReportAndMasterDataQueryDto, @UserId() userId: string) {</w:t>
+        <w:t xml:space="preserve">  // GET /api/v1/sbpgi/master/competitors — master แบรนด์คู่แข่ง 11 รายการ (รหัส 01-11) — เป็นแหล่งของ dropdown ร…</w:t>
+        <w:br/>
+        <w:t xml:space="preserve">  @Get('sbpgi/master/competitors')</w:t>
+        <w:br/>
+        <w:t xml:space="preserve">  getSbpgiMasterCompetitors(@Query() query: ReportAndMasterDataQueryDto, @UserId() userId: string) {</w:t>
         <w:br/>
         <w:t xml:space="preserve">    // TODO: ตรวจ x-user-permissions ก่อนเรียก service ถ้า endpoint นี้จำกัดสิทธิ์เมนู</w:t>
         <w:br/>
-        <w:t xml:space="preserve">    return this.service.getCompetitors(query, userId);</w:t>
+        <w:t xml:space="preserve">    return this.service.getSbpgiMasterCompetitors(query, userId);</w:t>
         <w:br/>
         <w:t xml:space="preserve">  }</w:t>
         <w:br/>
         <w:br/>
-        <w:t xml:space="preserve">  // POST /api/v1/competitors — เพิ่มแบรนด์คู่แข่ง — code/nameTh/nameEn บังคับ · รหัสซ้ำตอบ 409</w:t>
-        <w:br/>
-        <w:t xml:space="preserve">  @Post('competitors')</w:t>
-        <w:br/>
-        <w:t xml:space="preserve">  createCompetitors(@Body() body: CreateCompetitorsBodyDto, @UserId() userId: string) {</w:t>
+        <w:t xml:space="preserve">  // POST /api/v1/sbpgi/master/competitors — เพิ่มแบรนด์คู่แข่ง — code/nameTh/nameEn บังคับ · รหัสซ้ำตอบ 409</w:t>
+        <w:br/>
+        <w:t xml:space="preserve">  @Post('sbpgi/master/competitors')</w:t>
+        <w:br/>
+        <w:t xml:space="preserve">  createSbpgiMasterCompetitors(</w:t>
+        <w:br/>
+        <w:t xml:space="preserve">    @Body() body: CreateSbpgiMasterCompetitorsBodyDto,</w:t>
+        <w:br/>
+        <w:t xml:space="preserve">    @UserId() userId: string,</w:t>
+        <w:br/>
+        <w:t xml:space="preserve">  ) {</w:t>
         <w:br/>
         <w:t xml:space="preserve">    // TODO: ตรวจ x-user-permissions ก่อนเรียก service ถ้า endpoint นี้จำกัดสิทธิ์เมนู</w:t>
         <w:br/>
-        <w:t xml:space="preserve">    return this.service.createCompetitors(body, userId);</w:t>
+        <w:t xml:space="preserve">    return this.service.createSbpgiMasterCompetitors(body, userId);</w:t>
         <w:br/>
         <w:t xml:space="preserve">  }</w:t>
         <w:br/>
         <w:br/>
-        <w:t xml:space="preserve">  // PUT /api/v1/competitors/{code} — แก้ชื่อ/สถานะ — ห้ามแก้ code เพราะถูกอ้างจาก document_competitors</w:t>
-        <w:br/>
-        <w:t xml:space="preserve">  @Put('competitors/:code')</w:t>
-        <w:br/>
-        <w:t xml:space="preserve">  updateCompetitorsByCode(</w:t>
+        <w:t xml:space="preserve">  // PUT /api/v1/sbpgi/master/competitors/{code} — แก้ชื่อ/สถานะ — ห้ามแก้ code เพราะถูกอ้างจาก document_competitors</w:t>
+        <w:br/>
+        <w:t xml:space="preserve">  @Put('sbpgi/master/competitors/:code')</w:t>
+        <w:br/>
+        <w:t xml:space="preserve">  updateSbpgiMasterCompetitorsByCode(</w:t>
         <w:br/>
         <w:t xml:space="preserve">    @Param('code') code: string,</w:t>
         <w:br/>
@@ -17852,7 +17870,7 @@
         <w:br/>
         <w:t xml:space="preserve">    // TODO: ตรวจ x-user-permissions ก่อนเรียก service ถ้า endpoint นี้จำกัดสิทธิ์เมนู</w:t>
         <w:br/>
-        <w:t xml:space="preserve">    return this.service.updateCompetitorsByCode(code, body, userId);</w:t>
+        <w:t xml:space="preserve">    return this.service.updateSbpgiMasterCompetitorsByCode(code, body, userId);</w:t>
         <w:br/>
         <w:t xml:space="preserve">  }</w:t>
       </w:r>
@@ -17872,24 +17890,24 @@
         <w:t>// (method ต่อไปนี้อยู่ในคลาส SbpgiReportAndMasterDataController เดียวกับส่วนที่ 1)</w:t>
         <w:br/>
         <w:br/>
-        <w:t xml:space="preserve">  // DELETE /api/v1/competitors/{code} — ลบแบรนด์คู่แข่ง — ถูกอ้างในเอกสารแล้วตอบ 409</w:t>
-        <w:br/>
-        <w:t xml:space="preserve">  @Delete('competitors/:code')</w:t>
-        <w:br/>
-        <w:t xml:space="preserve">  removeCompetitorsByCode(@Param('code') code: string, @UserId() userId: string) {</w:t>
+        <w:t xml:space="preserve">  // DELETE /api/v1/sbpgi/master/competitors/{code} — ลบแบรนด์คู่แข่ง — ถูกอ้างในเอกสารแล้วตอบ 409</w:t>
+        <w:br/>
+        <w:t xml:space="preserve">  @Delete('sbpgi/master/competitors/:code')</w:t>
+        <w:br/>
+        <w:t xml:space="preserve">  removeSbpgiMasterCompetitorsByCode(@Param('code') code: string, @UserId() userId: string) {</w:t>
         <w:br/>
         <w:t xml:space="preserve">    // TODO: ตรวจ x-user-permissions ก่อนเรียก service ถ้า endpoint นี้จำกัดสิทธิ์เมนู</w:t>
         <w:br/>
-        <w:t xml:space="preserve">    return this.service.removeCompetitorsByCode(code, userId);</w:t>
+        <w:t xml:space="preserve">    return this.service.removeSbpgiMasterCompetitorsByCode(code, userId);</w:t>
         <w:br/>
         <w:t xml:space="preserve">  }</w:t>
         <w:br/>
         <w:br/>
-        <w:t xml:space="preserve">  // DELETE /api/v1/factors/{code} — ลบปัจจัยภายนอกที่ไม่ถูกใช้งาน</w:t>
-        <w:br/>
-        <w:t xml:space="preserve">  @Delete('factors/:code')</w:t>
-        <w:br/>
-        <w:t xml:space="preserve">  removeFactorsByCode(</w:t>
+        <w:t xml:space="preserve">  // DELETE /api/v1/sbpgi/master/factors/{code} — ลบปัจจัยภายนอกที่ไม่ถูกใช้งาน</w:t>
+        <w:br/>
+        <w:t xml:space="preserve">  @Delete('sbpgi/master/factors/:code')</w:t>
+        <w:br/>
+        <w:t xml:space="preserve">  removeSbpgiMasterFactorsByCode(</w:t>
         <w:br/>
         <w:t xml:space="preserve">    @Param('code') code: string,</w:t>
         <w:br/>
@@ -17901,7 +17919,7 @@
         <w:br/>
         <w:t xml:space="preserve">    // TODO: ตรวจ x-user-permissions ก่อนเรียก service ถ้า endpoint นี้จำกัดสิทธิ์เมนู</w:t>
         <w:br/>
-        <w:t xml:space="preserve">    return this.service.removeFactorsByCode(code, body, userId);</w:t>
+        <w:t xml:space="preserve">    return this.service.removeSbpgiMasterFactorsByCode(code, body, userId);</w:t>
         <w:br/>
         <w:t xml:space="preserve">  }</w:t>
         <w:br/>
@@ -18030,9 +18048,9 @@
           <w:rFonts w:ascii="Courier New" w:hAnsi="Courier New" w:eastAsia="Courier New" w:cs="Tahoma"/>
           <w:sz w:val="16"/>
         </w:rPr>
-        <w:t>// body ของ POST /api/v1/factors</w:t>
-        <w:br/>
-        <w:t>export class CreateFactorsBodyDto {</w:t>
+        <w:t>// body ของ POST /api/v1/sbpgi/master/factors</w:t>
+        <w:br/>
+        <w:t>export class CreateSbpgiMasterFactorsBodyDto {</w:t>
         <w:br/>
         <w:t xml:space="preserve">  @IsNotEmpty()</w:t>
         <w:br/>
@@ -18087,9 +18105,9 @@
           <w:rFonts w:ascii="Courier New" w:hAnsi="Courier New" w:eastAsia="Courier New" w:cs="Tahoma"/>
           <w:sz w:val="16"/>
         </w:rPr>
-        <w:t>// body ของ PUT /api/v1/factors/{code}</w:t>
-        <w:br/>
-        <w:t>export class UpdateFactorsByCodeBodyDto {</w:t>
+        <w:t>// body ของ PUT /api/v1/sbpgi/master/factors/{code}</w:t>
+        <w:br/>
+        <w:t>export class UpdateSbpgiMasterFactorsByCodeBodyDto {</w:t>
         <w:br/>
         <w:t xml:space="preserve">  @IsNotEmpty()</w:t>
         <w:br/>
@@ -18137,9 +18155,9 @@
           <w:rFonts w:ascii="Courier New" w:hAnsi="Courier New" w:eastAsia="Courier New" w:cs="Tahoma"/>
           <w:sz w:val="16"/>
         </w:rPr>
-        <w:t>// body ของ POST /api/v1/competitors</w:t>
-        <w:br/>
-        <w:t>export class CreateCompetitorsBodyDto {</w:t>
+        <w:t>// body ของ POST /api/v1/sbpgi/master/competitors</w:t>
+        <w:br/>
+        <w:t>export class CreateSbpgiMasterCompetitorsBodyDto {</w:t>
         <w:br/>
         <w:t xml:space="preserve">  @IsNotEmpty()</w:t>
         <w:br/>
@@ -18171,7 +18189,7 @@
         <w:t>}</w:t>
         <w:br/>
         <w:br/>
-        <w:t>// TODO: สร้าง BodyDto ของ endpoint ที่เหลือด้วยรูปแบบเดียวกัน: PUT /api/v1/competitors/{code}, DELETE /api/v1/factors/{code}</w:t>
+        <w:t>// TODO: สร้าง BodyDto ของ endpoint ที่เหลือด้วยรูปแบบเดียวกัน: PUT /api/v1/sbpgi/master/competitors/{code}, DELETE /api/v1/sbpgi/master/factors/{code}</w:t>
       </w:r>
     </w:p>
     <w:p>
@@ -18246,21 +18264,21 @@
         <w:t xml:space="preserve">  ) {}</w:t>
         <w:br/>
         <w:br/>
-        <w:t xml:space="preserve">  // GET /api/v1/reports/status-summary — รายงานตรวจสอบประกันรายได้</w:t>
-        <w:br/>
-        <w:t xml:space="preserve">  async getReportsStatusSummary(query: ReportAndMasterDataQueryDto, userId: string) {</w:t>
+        <w:t xml:space="preserve">  // GET /api/v1/sbpgi/report/status-summary — รายงานตรวจสอบประกันรายได้</w:t>
+        <w:br/>
+        <w:t xml:space="preserve">  async getSbpgiReportStatusSummary(query: ReportAndMasterDataQueryDto, userId: string) {</w:t>
         <w:br/>
         <w:t xml:space="preserve">    const page = Number(query.page ?? 1);</w:t>
         <w:br/>
         <w:t xml:space="preserve">    const size = Math.min(Number(query.size ?? 20), 100);</w:t>
         <w:br/>
-        <w:t xml:space="preserve">    // SQL เต็มอยู่ในหัวข้อ Database SQL ของเอกสารนี้ (คีย์ 'GET /api/v1/reports/status-summary')</w:t>
+        <w:t xml:space="preserve">    // SQL เต็มอยู่ในหัวข้อ Database SQL ของเอกสารนี้ (คีย์ 'GET /api/v1/sbpgi/report/status-summary')</w:t>
         <w:br/>
         <w:t xml:space="preserve">    // ⚠️ SQL ตัวอย่างบางเส้นเขียนด้วย named parameter (:size/:offset) แต่ dataSource.query()</w:t>
         <w:br/>
         <w:t xml:space="preserve">    //    รับเฉพาะ positional $1..$n — ต้องแปลงชื่อเป็นลำดับก่อน หรือใช้ QueryBuilder แทน</w:t>
         <w:br/>
-        <w:t xml:space="preserve">    const rows = await this.dataSource.query(SBPGI_SQL.getReportsStatusSummary, [</w:t>
+        <w:t xml:space="preserve">    const rows = await this.dataSource.query(SBPGI_SQL.getSbpgiReportStatusSummary, [</w:t>
         <w:br/>
         <w:t xml:space="preserve">      // TODO: เรียงพารามิเตอร์ให้ตรงกับ $1..$n ของ SQL จริง</w:t>
         <w:br/>
@@ -18275,37 +18293,37 @@
         <w:t xml:space="preserve">  }</w:t>
         <w:br/>
         <w:br/>
-        <w:t xml:space="preserve">  // GET /api/v1/reports/status-summary/export — Export Excel</w:t>
+        <w:t xml:space="preserve">  // GET /api/v1/sbpgi/report/status-summary/export — Export Excel</w:t>
         <w:br/>
         <w:t xml:space="preserve">  async exportStatusSummary(query: ReportAndMasterDataQueryDto, userId: string) {</w:t>
         <w:br/>
-        <w:t xml:space="preserve">    // TODO: implement ตาม business rule ของ GET /api/v1/reports/status-summary/export</w:t>
-        <w:br/>
-        <w:t xml:space="preserve">    //       (SQL อยู่ในหัวข้อ Database SQL คีย์ 'GET /api/v1/reports/status-summary/export')</w:t>
+        <w:t xml:space="preserve">    // TODO: implement ตาม business rule ของ GET /api/v1/sbpgi/report/status-summary/export</w:t>
+        <w:br/>
+        <w:t xml:space="preserve">    //       (SQL อยู่ในหัวข้อ Database SQL คีย์ 'GET /api/v1/sbpgi/report/status-summary/export')</w:t>
         <w:br/>
         <w:t xml:space="preserve">    throw new NotImplementedException('exportStatusSummary ยังไม่ implement');</w:t>
         <w:br/>
         <w:t xml:space="preserve">  }</w:t>
         <w:br/>
         <w:br/>
-        <w:t xml:space="preserve">  // GET /api/v1/factors — อ่านปัจจัยภายนอก</w:t>
-        <w:br/>
-        <w:t xml:space="preserve">  async getFactors(query: ReportAndMasterDataQueryDto, userId: string) {</w:t>
-        <w:br/>
-        <w:t xml:space="preserve">    // TODO: implement ตาม business rule ของ GET /api/v1/factors</w:t>
-        <w:br/>
-        <w:t xml:space="preserve">    //       (SQL อยู่ในหัวข้อ Database SQL คีย์ 'GET /api/v1/factors')</w:t>
-        <w:br/>
-        <w:t xml:space="preserve">    throw new NotImplementedException('getFactors ยังไม่ implement');</w:t>
+        <w:t xml:space="preserve">  // GET /api/v1/sbpgi/master/factors — อ่านปัจจัยภายนอก</w:t>
+        <w:br/>
+        <w:t xml:space="preserve">  async getSbpgiMasterFactors(query: ReportAndMasterDataQueryDto, userId: string) {</w:t>
+        <w:br/>
+        <w:t xml:space="preserve">    // TODO: implement ตาม business rule ของ GET /api/v1/sbpgi/master/factors</w:t>
+        <w:br/>
+        <w:t xml:space="preserve">    //       (SQL อยู่ในหัวข้อ Database SQL คีย์ 'GET /api/v1/sbpgi/master/factors')</w:t>
+        <w:br/>
+        <w:t xml:space="preserve">    throw new NotImplementedException('getSbpgiMasterFactors ยังไม่ implement');</w:t>
         <w:br/>
         <w:t xml:space="preserve">  }</w:t>
         <w:br/>
         <w:br/>
-        <w:t xml:space="preserve">  // POST /api/v1/factors — สร้างปัจจัยภายนอก</w:t>
+        <w:t xml:space="preserve">  // POST /api/v1/sbpgi/master/factors — สร้างปัจจัยภายนอก</w:t>
         <w:br/>
         <w:t xml:space="preserve">  // mutation ต้องอยู่ใน transaction เดียว (ไม่มี audit ของ master แล้ว · 2026-08-07)</w:t>
         <w:br/>
-        <w:t xml:space="preserve">  async createFactors(body: CreateFactorsBodyDto, userId: string) {</w:t>
+        <w:t xml:space="preserve">  async createSbpgiMasterFactors(body: CreateSbpgiMasterFactorsBodyDto, userId: string) {</w:t>
         <w:br/>
         <w:t xml:space="preserve">    const runner = this.dataSource.createQueryRunner();</w:t>
         <w:br/>
@@ -18317,7 +18335,7 @@
         <w:br/>
         <w:t xml:space="preserve">      // TODO: lock แถวเป้าหมายของ external_factors ด้วย SELECT ... FOR UPDATE ก่อนเขียน</w:t>
         <w:br/>
-        <w:t xml:space="preserve">      const [current] = await runner.query(SBPGI_SQL.createFactorsLock, [body.docNo]);</w:t>
+        <w:t xml:space="preserve">      const [current] = await runner.query(SBPGI_SQL.createSbpgiMasterFactorsLock, [body.docNo]);</w:t>
         <w:br/>
         <w:t xml:space="preserve">      if (!current) {</w:t>
         <w:br/>
@@ -18325,7 +18343,7 @@
         <w:br/>
         <w:t xml:space="preserve">      }</w:t>
         <w:br/>
-        <w:t xml:space="preserve">      await runner.query(SBPGI_SQL.createFactors, [/* TODO: ผูกค่าจาก body */]);</w:t>
+        <w:t xml:space="preserve">      await runner.query(SBPGI_SQL.createSbpgiMasterFactors, [/* TODO: ผูกค่าจาก body */]);</w:t>
         <w:br/>
         <w:t xml:space="preserve">      await runner.commitTransaction();</w:t>
         <w:br/>
@@ -18348,80 +18366,80 @@
         <w:t xml:space="preserve">  }</w:t>
         <w:br/>
         <w:br/>
-        <w:t xml:space="preserve">  // PUT /api/v1/factors/{code} — แก้ปัจจัยภายนอก</w:t>
-        <w:br/>
-        <w:t xml:space="preserve">  async updateFactorsByCode(code: string, body: UpdateFactorsByCodeBodyDto, userId: string) {</w:t>
-        <w:br/>
-        <w:t xml:space="preserve">    // TODO: implement ตาม business rule ของ PUT /api/v1/factors/{code}</w:t>
-        <w:br/>
-        <w:t xml:space="preserve">    //       (SQL อยู่ในหัวข้อ Database SQL คีย์ 'PUT /api/v1/factors/{code}')</w:t>
-        <w:br/>
-        <w:t xml:space="preserve">    throw new NotImplementedException('updateFactorsByCode ยังไม่ implement');</w:t>
+        <w:t xml:space="preserve">  // PUT /api/v1/sbpgi/master/factors/{code} — แก้ปัจจัยภายนอก</w:t>
+        <w:br/>
+        <w:t xml:space="preserve">  async updateSbpgiMasterFactorsByCode(code: string, body: UpdateSbpgiMasterFactorsByCodeBodyDto, userId: string) {</w:t>
+        <w:br/>
+        <w:t xml:space="preserve">    // TODO: implement ตาม business rule ของ PUT /api/v1/sbpgi/master/factors/{code}</w:t>
+        <w:br/>
+        <w:t xml:space="preserve">    //       (SQL อยู่ในหัวข้อ Database SQL คีย์ 'PUT /api/v1/sbpgi/master/factors/{code}')</w:t>
+        <w:br/>
+        <w:t xml:space="preserve">    throw new NotImplementedException('updateSbpgiMasterFactorsByCode ยังไม่ implement');</w:t>
         <w:br/>
         <w:t xml:space="preserve">  }</w:t>
         <w:br/>
         <w:br/>
-        <w:t xml:space="preserve">  // GET /api/v1/competitors — master แบรนด์คู่แข่ง 11 รายการ (รหัส 01-11) — เป็นแหล่งของ dropdown ร…</w:t>
-        <w:br/>
-        <w:t xml:space="preserve">  async getCompetitors(query: ReportAndMasterDataQueryDto, userId: string) {</w:t>
-        <w:br/>
-        <w:t xml:space="preserve">    // TODO: implement ตาม business rule ของ GET /api/v1/competitors</w:t>
-        <w:br/>
-        <w:t xml:space="preserve">    //       (SQL อยู่ในหัวข้อ Database SQL คีย์ 'GET /api/v1/competitors')</w:t>
-        <w:br/>
-        <w:t xml:space="preserve">    throw new NotImplementedException('getCompetitors ยังไม่ implement');</w:t>
+        <w:t xml:space="preserve">  // GET /api/v1/sbpgi/master/competitors — master แบรนด์คู่แข่ง 11 รายการ (รหัส 01-11) — เป็นแหล่งของ dropdown ร…</w:t>
+        <w:br/>
+        <w:t xml:space="preserve">  async getSbpgiMasterCompetitors(query: ReportAndMasterDataQueryDto, userId: string) {</w:t>
+        <w:br/>
+        <w:t xml:space="preserve">    // TODO: implement ตาม business rule ของ GET /api/v1/sbpgi/master/competitors</w:t>
+        <w:br/>
+        <w:t xml:space="preserve">    //       (SQL อยู่ในหัวข้อ Database SQL คีย์ 'GET /api/v1/sbpgi/master/competitors')</w:t>
+        <w:br/>
+        <w:t xml:space="preserve">    throw new NotImplementedException('getSbpgiMasterCompetitors ยังไม่ implement');</w:t>
         <w:br/>
         <w:t xml:space="preserve">  }</w:t>
         <w:br/>
         <w:br/>
-        <w:t xml:space="preserve">  // POST /api/v1/competitors — เพิ่มแบรนด์คู่แข่ง — code/nameTh/nameEn บังคับ · รหัสซ้ำตอบ 409</w:t>
-        <w:br/>
-        <w:t xml:space="preserve">  async createCompetitors(body: CreateCompetitorsBodyDto, userId: string) {</w:t>
-        <w:br/>
-        <w:t xml:space="preserve">    // TODO: implement ตาม business rule ของ POST /api/v1/competitors</w:t>
-        <w:br/>
-        <w:t xml:space="preserve">    //       (SQL อยู่ในหัวข้อ Database SQL คีย์ 'POST /api/v1/competitors')</w:t>
-        <w:br/>
-        <w:t xml:space="preserve">    throw new NotImplementedException('createCompetitors ยังไม่ implement');</w:t>
+        <w:t xml:space="preserve">  // POST /api/v1/sbpgi/master/competitors — เพิ่มแบรนด์คู่แข่ง — code/nameTh/nameEn บังคับ · รหัสซ้ำตอบ 409</w:t>
+        <w:br/>
+        <w:t xml:space="preserve">  async createSbpgiMasterCompetitors(body: CreateSbpgiMasterCompetitorsBodyDto, userId: string) {</w:t>
+        <w:br/>
+        <w:t xml:space="preserve">    // TODO: implement ตาม business rule ของ POST /api/v1/sbpgi/master/competitors</w:t>
+        <w:br/>
+        <w:t xml:space="preserve">    //       (SQL อยู่ในหัวข้อ Database SQL คีย์ 'POST /api/v1/sbpgi/master/competitors')</w:t>
+        <w:br/>
+        <w:t xml:space="preserve">    throw new NotImplementedException('createSbpgiMasterCompetitors ยังไม่ implement');</w:t>
         <w:br/>
         <w:t xml:space="preserve">  }</w:t>
         <w:br/>
         <w:br/>
-        <w:t xml:space="preserve">  // PUT /api/v1/competitors/{code} — แก้ชื่อ/สถานะ — ห้ามแก้ code เพราะถูกอ้างจาก document_competitors</w:t>
-        <w:br/>
-        <w:t xml:space="preserve">  async updateCompetitorsByCode(code: string, body: Record&lt;string, unknown&gt;, userId: string) {</w:t>
-        <w:br/>
-        <w:t xml:space="preserve">    // TODO: implement ตาม business rule ของ PUT /api/v1/competitors/{code}</w:t>
-        <w:br/>
-        <w:t xml:space="preserve">    //       (SQL อยู่ในหัวข้อ Database SQL คีย์ 'PUT /api/v1/competitors/{code}')</w:t>
-        <w:br/>
-        <w:t xml:space="preserve">    throw new NotImplementedException('updateCompetitorsByCode ยังไม่ implement');</w:t>
+        <w:t xml:space="preserve">  // PUT /api/v1/sbpgi/master/competitors/{code} — แก้ชื่อ/สถานะ — ห้ามแก้ code เพราะถูกอ้างจาก document_competitors</w:t>
+        <w:br/>
+        <w:t xml:space="preserve">  async updateSbpgiMasterCompetitorsByCode(code: string, body: Record&lt;string, unknown&gt;, userId: string) {</w:t>
+        <w:br/>
+        <w:t xml:space="preserve">    // TODO: implement ตาม business rule ของ PUT /api/v1/sbpgi/master/competitors/{code}</w:t>
+        <w:br/>
+        <w:t xml:space="preserve">    //       (SQL อยู่ในหัวข้อ Database SQL คีย์ 'PUT /api/v1/sbpgi/master/competitors/{code}')</w:t>
+        <w:br/>
+        <w:t xml:space="preserve">    throw new NotImplementedException('updateSbpgiMasterCompetitorsByCode ยังไม่ implement');</w:t>
         <w:br/>
         <w:t xml:space="preserve">  }</w:t>
         <w:br/>
         <w:br/>
-        <w:t xml:space="preserve">  // DELETE /api/v1/competitors/{code} — ลบแบรนด์คู่แข่ง — ถูกอ้างในเอกสารแล้วตอบ 409</w:t>
-        <w:br/>
-        <w:t xml:space="preserve">  async removeCompetitorsByCode(code: string, userId: string) {</w:t>
-        <w:br/>
-        <w:t xml:space="preserve">    // TODO: implement ตาม business rule ของ DELETE /api/v1/competitors/{code}</w:t>
-        <w:br/>
-        <w:t xml:space="preserve">    //       (SQL อยู่ในหัวข้อ Database SQL คีย์ 'DELETE /api/v1/competitors/{code}')</w:t>
-        <w:br/>
-        <w:t xml:space="preserve">    throw new NotImplementedException('removeCompetitorsByCode ยังไม่ implement');</w:t>
+        <w:t xml:space="preserve">  // DELETE /api/v1/sbpgi/master/competitors/{code} — ลบแบรนด์คู่แข่ง — ถูกอ้างในเอกสารแล้วตอบ 409</w:t>
+        <w:br/>
+        <w:t xml:space="preserve">  async removeSbpgiMasterCompetitorsByCode(code: string, userId: string) {</w:t>
+        <w:br/>
+        <w:t xml:space="preserve">    // TODO: implement ตาม business rule ของ DELETE /api/v1/sbpgi/master/competitors/{code}</w:t>
+        <w:br/>
+        <w:t xml:space="preserve">    //       (SQL อยู่ในหัวข้อ Database SQL คีย์ 'DELETE /api/v1/sbpgi/master/competitors/{code}')</w:t>
+        <w:br/>
+        <w:t xml:space="preserve">    throw new NotImplementedException('removeSbpgiMasterCompetitorsByCode ยังไม่ implement');</w:t>
         <w:br/>
         <w:t xml:space="preserve">  }</w:t>
         <w:br/>
         <w:br/>
-        <w:t xml:space="preserve">  // DELETE /api/v1/factors/{code} — ลบปัจจัยภายนอกที่ไม่ถูกใช้งาน</w:t>
-        <w:br/>
-        <w:t xml:space="preserve">  async removeFactorsByCode(code: string, body: Record&lt;string, unknown&gt;, userId: string) {</w:t>
-        <w:br/>
-        <w:t xml:space="preserve">    // TODO: implement ตาม business rule ของ DELETE /api/v1/factors/{code}</w:t>
-        <w:br/>
-        <w:t xml:space="preserve">    //       (SQL อยู่ในหัวข้อ Database SQL คีย์ 'DELETE /api/v1/factors/{code}')</w:t>
-        <w:br/>
-        <w:t xml:space="preserve">    throw new NotImplementedException('removeFactorsByCode ยังไม่ implement');</w:t>
+        <w:t xml:space="preserve">  // DELETE /api/v1/sbpgi/master/factors/{code} — ลบปัจจัยภายนอกที่ไม่ถูกใช้งาน</w:t>
+        <w:br/>
+        <w:t xml:space="preserve">  async removeSbpgiMasterFactorsByCode(code: string, body: Record&lt;string, unknown&gt;, userId: string) {</w:t>
+        <w:br/>
+        <w:t xml:space="preserve">    // TODO: implement ตาม business rule ของ DELETE /api/v1/sbpgi/master/factors/{code}</w:t>
+        <w:br/>
+        <w:t xml:space="preserve">    //       (SQL อยู่ในหัวข้อ Database SQL คีย์ 'DELETE /api/v1/sbpgi/master/factors/{code}')</w:t>
+        <w:br/>
+        <w:t xml:space="preserve">    throw new NotImplementedException('removeSbpgiMasterFactorsByCode ยังไม่ implement');</w:t>
         <w:br/>
         <w:t xml:space="preserve">  }</w:t>
         <w:br/>
@@ -19092,23 +19110,23 @@
         <w:t xml:space="preserve">  }</w:t>
         <w:br/>
         <w:br/>
-        <w:t xml:space="preserve">  getReportsStatusSummary(params: any, user: any) {</w:t>
-        <w:br/>
-        <w:t xml:space="preserve">    return this.client.get('/api/v1/reports/status-summary', { params, headers: this.userHeaders(user) });</w:t>
+        <w:t xml:space="preserve">  getSbpgiReportStatusSummary(params: any, user: any) {</w:t>
+        <w:br/>
+        <w:t xml:space="preserve">    return this.client.get('/api/v1/sbpgi/report/status-summary', { params, headers: this.userHeaders(user) });</w:t>
         <w:br/>
         <w:t xml:space="preserve">  }</w:t>
         <w:br/>
         <w:br/>
         <w:t xml:space="preserve">  exportStatusSummary(params: any, user: any) {</w:t>
         <w:br/>
-        <w:t xml:space="preserve">    return this.client.get('/api/v1/reports/status-summary/export', { params, headers: this.userHeaders(user) });</w:t>
+        <w:t xml:space="preserve">    return this.client.get('/api/v1/sbpgi/report/status-summary/export', { params, headers: this.userHeaders(user) });</w:t>
         <w:br/>
         <w:t xml:space="preserve">  }</w:t>
         <w:br/>
         <w:br/>
-        <w:t xml:space="preserve">  getFactors(params: any, user: any) {</w:t>
-        <w:br/>
-        <w:t xml:space="preserve">    return this.client.get('/api/v1/factors', { params, headers: this.userHeaders(user) });</w:t>
+        <w:t xml:space="preserve">  getSbpgiMasterFactors(params: any, user: any) {</w:t>
+        <w:br/>
+        <w:t xml:space="preserve">    return this.client.get('/api/v1/sbpgi/master/factors', { params, headers: this.userHeaders(user) });</w:t>
         <w:br/>
         <w:t xml:space="preserve">  }</w:t>
         <w:br/>
@@ -19133,20 +19151,20 @@
         <w:t xml:space="preserve">  constructor(private readonly service: SbpgiReportAndMasterDataBffService) {}</w:t>
         <w:br/>
         <w:br/>
-        <w:t xml:space="preserve">  // proxy ของ GET /api/v1/reports/status-summary</w:t>
-        <w:br/>
-        <w:t xml:space="preserve">  @Get('reports/status-summary')</w:t>
-        <w:br/>
-        <w:t xml:space="preserve">  getReportsStatusSummary(@Query() query: any, @Req() req: any) {</w:t>
-        <w:br/>
-        <w:t xml:space="preserve">    return this.service.getReportsStatusSummary(query, req.user);</w:t>
+        <w:t xml:space="preserve">  // proxy ของ GET /api/v1/sbpgi/report/status-summary</w:t>
+        <w:br/>
+        <w:t xml:space="preserve">  @Get('sbpgi/report/status-summary')</w:t>
+        <w:br/>
+        <w:t xml:space="preserve">  getSbpgiReportStatusSummary(@Query() query: any, @Req() req: any) {</w:t>
+        <w:br/>
+        <w:t xml:space="preserve">    return this.service.getSbpgiReportStatusSummary(query, req.user);</w:t>
         <w:br/>
         <w:t xml:space="preserve">  }</w:t>
         <w:br/>
         <w:br/>
-        <w:t xml:space="preserve">  // proxy ของ GET /api/v1/reports/status-summary/export</w:t>
-        <w:br/>
-        <w:t xml:space="preserve">  @Get('reports/status-summary/export')</w:t>
+        <w:t xml:space="preserve">  // proxy ของ GET /api/v1/sbpgi/report/status-summary/export</w:t>
+        <w:br/>
+        <w:t xml:space="preserve">  @Get('sbpgi/report/status-summary/export')</w:t>
         <w:br/>
         <w:t xml:space="preserve">  exportStatusSummary(@Query() query: any, @Req() req: any) {</w:t>
         <w:br/>
@@ -19925,7 +19943,7 @@
         <w:rPr>
           <w:b/>
         </w:rPr>
-        <w:t>GET /api/v1/reports/status-summary</w:t>
+        <w:t>GET /api/v1/sbpgi/report/status-summary</w:t>
       </w:r>
       <w:r>
         <w:t xml:space="preserve"> — รายงานตรวจสอบประกันรายได้</w:t>
@@ -20011,7 +20029,7 @@
         <w:rPr>
           <w:b/>
         </w:rPr>
-        <w:t>GET /api/v1/reports/status-summary/export</w:t>
+        <w:t>GET /api/v1/sbpgi/report/status-summary/export</w:t>
       </w:r>
       <w:r>
         <w:t xml:space="preserve"> — Export Excel</w:t>
@@ -20029,7 +20047,7 @@
         </w:rPr>
         <w:t>-- เงื่อนไขเดียวกับ status-summary ทุกตัว แล้ว stream 14 คอลัมน์เดิมออกเป็นไฟล์ .xlsx (Export Excel)</w:t>
         <w:br/>
-        <w:t>-- ใช้ SELECT ชุดเดียวกับ GET /reports/status-summary แต่ไม่ตัดหน้า (ไม่มี LIMIT/OFFSET)</w:t>
+        <w:t>-- ใช้ SELECT ชุดเดียวกับ GET /sbpgi/report/status-summary แต่ไม่ตัดหน้า (ไม่มี LIMIT/OFFSET)</w:t>
         <w:br/>
         <w:t>ORDER BY d.doc_no;</w:t>
       </w:r>
@@ -20039,7 +20057,7 @@
         <w:rPr>
           <w:b/>
         </w:rPr>
-        <w:t>GET /api/v1/factors</w:t>
+        <w:t>GET /api/v1/sbpgi/master/factors</w:t>
       </w:r>
       <w:r>
         <w:t xml:space="preserve"> — อ่านปัจจัยภายนอก</w:t>
@@ -20073,7 +20091,7 @@
         <w:rPr>
           <w:b/>
         </w:rPr>
-        <w:t>POST /api/v1/factors</w:t>
+        <w:t>POST /api/v1/sbpgi/master/factors</w:t>
       </w:r>
       <w:r>
         <w:t xml:space="preserve"> — สร้างปัจจัยภายนอก</w:t>
@@ -20105,7 +20123,7 @@
         <w:rPr>
           <w:b/>
         </w:rPr>
-        <w:t>PUT /api/v1/factors/{code}</w:t>
+        <w:t>PUT /api/v1/sbpgi/master/factors/{code}</w:t>
       </w:r>
       <w:r>
         <w:t xml:space="preserve"> — แก้ปัจจัยภายนอก</w:t>
@@ -20137,7 +20155,7 @@
         <w:rPr>
           <w:b/>
         </w:rPr>
-        <w:t>GET /api/v1/competitors</w:t>
+        <w:t>GET /api/v1/sbpgi/master/competitors</w:t>
       </w:r>
       <w:r>
         <w:t xml:space="preserve"> — master แบรนด์คู่แข่ง 11 รายการ (รหัส 01-11) — เป็นแหล่งของ dropdown ร้านคู่แข่งในหน้าเอกสารด้วย</w:t>
@@ -20173,7 +20191,7 @@
         <w:rPr>
           <w:b/>
         </w:rPr>
-        <w:t>POST /api/v1/competitors</w:t>
+        <w:t>POST /api/v1/sbpgi/master/competitors</w:t>
       </w:r>
       <w:r>
         <w:t xml:space="preserve"> — เพิ่มแบรนด์คู่แข่ง — code/nameTh/nameEn บังคับ · รหัสซ้ำตอบ 409</w:t>
@@ -20205,7 +20223,7 @@
         <w:rPr>
           <w:b/>
         </w:rPr>
-        <w:t>PUT /api/v1/competitors/{code}</w:t>
+        <w:t>PUT /api/v1/sbpgi/master/competitors/{code}</w:t>
       </w:r>
       <w:r>
         <w:t xml:space="preserve"> — แก้ชื่อ/สถานะ — ห้ามแก้ code เพราะถูกอ้างจาก document_competitors</w:t>
@@ -20241,7 +20259,7 @@
         <w:rPr>
           <w:b/>
         </w:rPr>
-        <w:t>DELETE /api/v1/competitors/{code}</w:t>
+        <w:t>DELETE /api/v1/sbpgi/master/competitors/{code}</w:t>
       </w:r>
       <w:r>
         <w:t xml:space="preserve"> — ลบแบรนด์คู่แข่ง — ถูกอ้างในเอกสารแล้วตอบ 409</w:t>
@@ -20274,7 +20292,7 @@
         <w:rPr>
           <w:b/>
         </w:rPr>
-        <w:t>DELETE /api/v1/factors/{code}</w:t>
+        <w:t>DELETE /api/v1/sbpgi/master/factors/{code}</w:t>
       </w:r>
       <w:r>
         <w:t xml:space="preserve"> — ลบปัจจัยภายนอกที่ไม่ถูกใช้งาน</w:t>
@@ -22209,7 +22227,7 @@
                 <w:rFonts w:ascii="Courier New" w:hAnsi="Courier New" w:eastAsia="Courier New" w:cs="Tahoma"/>
                 <w:sz w:val="18"/>
               </w:rPr>
-              <w:t>GET /api/v1/reports/status-summary</w:t>
+              <w:t>GET /api/v1/sbpgi/report/status-summary</w:t>
             </w:r>
           </w:p>
         </w:tc>
@@ -22289,7 +22307,7 @@
                 <w:rFonts w:ascii="Courier New" w:hAnsi="Courier New" w:eastAsia="Courier New" w:cs="Tahoma"/>
                 <w:sz w:val="18"/>
               </w:rPr>
-              <w:t>GET /api/v1/reports/status-summary/export</w:t>
+              <w:t>GET /api/v1/sbpgi/report/status-summary/export</w:t>
             </w:r>
           </w:p>
         </w:tc>
@@ -22369,7 +22387,7 @@
                 <w:rFonts w:ascii="Courier New" w:hAnsi="Courier New" w:eastAsia="Courier New" w:cs="Tahoma"/>
                 <w:sz w:val="18"/>
               </w:rPr>
-              <w:t>GET /api/v1/factors</w:t>
+              <w:t>GET /api/v1/sbpgi/master/factors</w:t>
             </w:r>
           </w:p>
         </w:tc>
@@ -22449,7 +22467,7 @@
                 <w:rFonts w:ascii="Courier New" w:hAnsi="Courier New" w:eastAsia="Courier New" w:cs="Tahoma"/>
                 <w:sz w:val="18"/>
               </w:rPr>
-              <w:t>POST /api/v1/factors</w:t>
+              <w:t>POST /api/v1/sbpgi/master/factors</w:t>
             </w:r>
           </w:p>
         </w:tc>
@@ -22529,7 +22547,7 @@
                 <w:rFonts w:ascii="Courier New" w:hAnsi="Courier New" w:eastAsia="Courier New" w:cs="Tahoma"/>
                 <w:sz w:val="18"/>
               </w:rPr>
-              <w:t>PUT /api/v1/factors/{code}</w:t>
+              <w:t>PUT /api/v1/sbpgi/master/factors/{code}</w:t>
             </w:r>
           </w:p>
         </w:tc>
@@ -22609,7 +22627,7 @@
                 <w:rFonts w:ascii="Courier New" w:hAnsi="Courier New" w:eastAsia="Courier New" w:cs="Tahoma"/>
                 <w:sz w:val="18"/>
               </w:rPr>
-              <w:t>GET /api/v1/competitors</w:t>
+              <w:t>GET /api/v1/sbpgi/master/competitors</w:t>
             </w:r>
           </w:p>
         </w:tc>
@@ -22689,7 +22707,7 @@
                 <w:rFonts w:ascii="Courier New" w:hAnsi="Courier New" w:eastAsia="Courier New" w:cs="Tahoma"/>
                 <w:sz w:val="18"/>
               </w:rPr>
-              <w:t>POST /api/v1/competitors</w:t>
+              <w:t>POST /api/v1/sbpgi/master/competitors</w:t>
             </w:r>
           </w:p>
         </w:tc>
@@ -22769,7 +22787,7 @@
                 <w:rFonts w:ascii="Courier New" w:hAnsi="Courier New" w:eastAsia="Courier New" w:cs="Tahoma"/>
                 <w:sz w:val="18"/>
               </w:rPr>
-              <w:t>PUT /api/v1/competitors/{code}</w:t>
+              <w:t>PUT /api/v1/sbpgi/master/competitors/{code}</w:t>
             </w:r>
           </w:p>
         </w:tc>
@@ -22849,7 +22867,7 @@
                 <w:rFonts w:ascii="Courier New" w:hAnsi="Courier New" w:eastAsia="Courier New" w:cs="Tahoma"/>
                 <w:sz w:val="18"/>
               </w:rPr>
-              <w:t>DELETE /api/v1/competitors/{code}</w:t>
+              <w:t>DELETE /api/v1/sbpgi/master/competitors/{code}</w:t>
             </w:r>
           </w:p>
         </w:tc>
@@ -22929,7 +22947,7 @@
                 <w:rFonts w:ascii="Courier New" w:hAnsi="Courier New" w:eastAsia="Courier New" w:cs="Tahoma"/>
                 <w:sz w:val="18"/>
               </w:rPr>
-              <w:t>DELETE /api/v1/factors/{code}</w:t>
+              <w:t>DELETE /api/v1/sbpgi/master/factors/{code}</w:t>
             </w:r>
           </w:p>
         </w:tc>

--- a/LLDD/word/BE/LLDD-BE-API-Report-and-Master-Data.docx
+++ b/LLDD/word/BE/LLDD-BE-API-Report-and-Master-Data.docx
@@ -645,7 +645,7 @@
                 <w:rFonts w:ascii="Arial" w:hAnsi="Arial" w:eastAsia="Arial" w:cs="Tahoma"/>
                 <w:sz w:val="18"/>
               </w:rPr>
-              <w:t>ออกแบบ APIs สำหรับรายงานตรวจสอบประกันรายได้ และ Master Data ที่ SBPGI ดูแลเอง (ปัจจัยภายนอก + รายชื่อคู่แข่ง)</w:t>
+              <w:t>ออกแบบ APIs สำหรับรายงานตรวจสอบประกันรายได้ และ Master Data ที่ SGI ดูแลเอง (ปัจจัยภายนอก + รายชื่อคู่แข่ง)</w:t>
             </w:r>
           </w:p>
         </w:tc>
@@ -657,6 +657,993 @@
         <w:t>Common contract reference: ทุกหัวข้อ API/FE ต้องยึด LLDD-BE-API-Common-Contracts.pdf และ LLDD-FE-Integration-Contracts.pdf สำหรับ error/auth/format/pagination/action/RBAC ก่อนลงรายละเอียดเฉพาะหน้าหรือเฉพาะ endpoint</w:t>
       </w:r>
     </w:p>
+    <w:p>
+      <w:pPr>
+        <w:pStyle w:val="Heading2"/>
+        <w:keepNext/>
+        <w:keepLines/>
+        <w:pageBreakBefore w:val="0"/>
+      </w:pPr>
+      <w:r>
+        <w:t>1.1 เอกสาร LLDD ที่เกี่ยวข้อง</w:t>
+      </w:r>
+    </w:p>
+    <w:p>
+      <w:pPr>
+        <w:keepNext w:val="0"/>
+      </w:pPr>
+      <w:r>
+        <w:t>ตารางนี้สร้างจาก endpoint และตารางที่เอกสารฉบับนี้ประกาศไว้จริง — อ่านฉบับที่อยู่ในตารางก่อนลงมือ เพื่อไม่ให้สัญญา request/response หรือชื่อคอลัมน์หลุดจากกัน</w:t>
+      </w:r>
+    </w:p>
+    <w:tbl>
+      <w:tblPr>
+        <w:tblStyle w:val="TableGrid"/>
+        <w:tblW w:type="auto" w:w="0"/>
+        <w:jc w:val="center"/>
+        <w:tblLook w:firstColumn="1" w:firstRow="1" w:lastColumn="0" w:lastRow="0" w:noHBand="0" w:noVBand="1" w:val="04A0"/>
+      </w:tblPr>
+      <w:tblGrid>
+        <w:gridCol w:w="3360"/>
+        <w:gridCol w:w="3360"/>
+        <w:gridCol w:w="3360"/>
+      </w:tblGrid>
+      <w:tr>
+        <w:trPr>
+          <w:cantSplit/>
+        </w:trPr>
+        <w:tc>
+          <w:tcPr>
+            <w:tcW w:type="dxa" w:w="3360"/>
+            <w:vAlign w:val="center"/>
+            <w:shd w:fill="E8EEF5"/>
+          </w:tcPr>
+          <w:p>
+            <w:pPr>
+              <w:keepLines/>
+              <w:spacing w:after="0"/>
+            </w:pPr>
+            <w:r/>
+            <w:r>
+              <w:rPr>
+                <w:rFonts w:ascii="Arial" w:hAnsi="Arial" w:eastAsia="Arial" w:cs="Tahoma"/>
+                <w:b/>
+                <w:sz w:val="18"/>
+              </w:rPr>
+              <w:t>ความสัมพันธ์</w:t>
+            </w:r>
+          </w:p>
+        </w:tc>
+        <w:tc>
+          <w:tcPr>
+            <w:tcW w:type="dxa" w:w="3360"/>
+            <w:vAlign w:val="center"/>
+            <w:shd w:fill="E8EEF5"/>
+          </w:tcPr>
+          <w:p>
+            <w:pPr>
+              <w:keepLines/>
+              <w:spacing w:after="0"/>
+            </w:pPr>
+            <w:r/>
+            <w:r>
+              <w:rPr>
+                <w:rFonts w:ascii="Arial" w:hAnsi="Arial" w:eastAsia="Arial" w:cs="Tahoma"/>
+                <w:b/>
+                <w:sz w:val="18"/>
+              </w:rPr>
+              <w:t>เอกสาร LLDD</w:t>
+            </w:r>
+          </w:p>
+        </w:tc>
+        <w:tc>
+          <w:tcPr>
+            <w:tcW w:type="dxa" w:w="3360"/>
+            <w:vAlign w:val="center"/>
+            <w:shd w:fill="E8EEF5"/>
+          </w:tcPr>
+          <w:p>
+            <w:pPr>
+              <w:keepLines/>
+              <w:spacing w:after="0"/>
+            </w:pPr>
+            <w:r/>
+            <w:r>
+              <w:rPr>
+                <w:rFonts w:ascii="Arial" w:hAnsi="Arial" w:eastAsia="Arial" w:cs="Tahoma"/>
+                <w:b/>
+                <w:sz w:val="18"/>
+              </w:rPr>
+              <w:t>เกี่ยวข้องตรงไหน</w:t>
+            </w:r>
+          </w:p>
+        </w:tc>
+      </w:tr>
+      <w:tr>
+        <w:trPr>
+          <w:cantSplit/>
+        </w:trPr>
+        <w:tc>
+          <w:tcPr>
+            <w:tcW w:type="dxa" w:w="3360"/>
+            <w:vAlign w:val="center"/>
+          </w:tcPr>
+          <w:p>
+            <w:pPr>
+              <w:keepLines/>
+              <w:spacing w:after="0"/>
+            </w:pPr>
+            <w:r>
+              <w:rPr>
+                <w:rFonts w:ascii="Arial" w:hAnsi="Arial" w:eastAsia="Arial" w:cs="Tahoma"/>
+                <w:sz w:val="18"/>
+              </w:rPr>
+            </w:r>
+            <w:r>
+              <w:rPr>
+                <w:rFonts w:ascii="Arial" w:hAnsi="Arial" w:eastAsia="Arial" w:cs="Tahoma"/>
+                <w:sz w:val="18"/>
+              </w:rPr>
+              <w:t>ใช้ endpoint ของ</w:t>
+            </w:r>
+          </w:p>
+        </w:tc>
+        <w:tc>
+          <w:tcPr>
+            <w:tcW w:type="dxa" w:w="3360"/>
+            <w:vAlign w:val="center"/>
+          </w:tcPr>
+          <w:p>
+            <w:pPr>
+              <w:keepLines/>
+              <w:spacing w:after="0"/>
+            </w:pPr>
+            <w:r>
+              <w:rPr>
+                <w:rFonts w:ascii="Arial" w:hAnsi="Arial" w:eastAsia="Arial" w:cs="Tahoma"/>
+                <w:sz w:val="18"/>
+              </w:rPr>
+            </w:r>
+            <w:r>
+              <w:rPr>
+                <w:rFonts w:ascii="Arial" w:hAnsi="Arial" w:eastAsia="Arial" w:cs="Tahoma"/>
+                <w:b/>
+                <w:sz w:val="18"/>
+              </w:rPr>
+              <w:t>LLDD-BE-API-Document-Detail-Aggregate.pdf</w:t>
+            </w:r>
+          </w:p>
+        </w:tc>
+        <w:tc>
+          <w:tcPr>
+            <w:tcW w:type="dxa" w:w="3360"/>
+            <w:vAlign w:val="center"/>
+          </w:tcPr>
+          <w:p>
+            <w:pPr>
+              <w:keepLines/>
+              <w:spacing w:after="0"/>
+            </w:pPr>
+            <w:r>
+              <w:rPr>
+                <w:rFonts w:ascii="Arial" w:hAnsi="Arial" w:eastAsia="Arial" w:cs="Tahoma"/>
+                <w:sz w:val="18"/>
+              </w:rPr>
+            </w:r>
+            <w:r>
+              <w:rPr>
+                <w:rFonts w:ascii="Courier New" w:hAnsi="Courier New" w:eastAsia="Courier New" w:cs="Tahoma"/>
+                <w:sz w:val="18"/>
+              </w:rPr>
+              <w:t>GET /api/v1/sgi/master/competitors</w:t>
+            </w:r>
+          </w:p>
+        </w:tc>
+      </w:tr>
+      <w:tr>
+        <w:trPr>
+          <w:cantSplit/>
+        </w:trPr>
+        <w:tc>
+          <w:tcPr>
+            <w:tcW w:type="dxa" w:w="3360"/>
+            <w:vAlign w:val="center"/>
+          </w:tcPr>
+          <w:p>
+            <w:pPr>
+              <w:keepLines/>
+              <w:spacing w:after="0"/>
+            </w:pPr>
+            <w:r>
+              <w:rPr>
+                <w:rFonts w:ascii="Arial" w:hAnsi="Arial" w:eastAsia="Arial" w:cs="Tahoma"/>
+                <w:sz w:val="18"/>
+              </w:rPr>
+            </w:r>
+            <w:r>
+              <w:rPr>
+                <w:rFonts w:ascii="Arial" w:hAnsi="Arial" w:eastAsia="Arial" w:cs="Tahoma"/>
+                <w:sz w:val="18"/>
+              </w:rPr>
+              <w:t>ถูกเรียกจาก</w:t>
+            </w:r>
+          </w:p>
+        </w:tc>
+        <w:tc>
+          <w:tcPr>
+            <w:tcW w:type="dxa" w:w="3360"/>
+            <w:vAlign w:val="center"/>
+          </w:tcPr>
+          <w:p>
+            <w:pPr>
+              <w:keepLines/>
+              <w:spacing w:after="0"/>
+            </w:pPr>
+            <w:r>
+              <w:rPr>
+                <w:rFonts w:ascii="Arial" w:hAnsi="Arial" w:eastAsia="Arial" w:cs="Tahoma"/>
+                <w:sz w:val="18"/>
+              </w:rPr>
+            </w:r>
+            <w:r>
+              <w:rPr>
+                <w:rFonts w:ascii="Arial" w:hAnsi="Arial" w:eastAsia="Arial" w:cs="Tahoma"/>
+                <w:b/>
+                <w:sz w:val="18"/>
+              </w:rPr>
+              <w:t>LLDD-BE-API-Document-Detail-Aggregate.pdf</w:t>
+            </w:r>
+          </w:p>
+        </w:tc>
+        <w:tc>
+          <w:tcPr>
+            <w:tcW w:type="dxa" w:w="3360"/>
+            <w:vAlign w:val="center"/>
+          </w:tcPr>
+          <w:p>
+            <w:pPr>
+              <w:keepLines/>
+              <w:spacing w:after="0"/>
+            </w:pPr>
+            <w:r>
+              <w:rPr>
+                <w:rFonts w:ascii="Arial" w:hAnsi="Arial" w:eastAsia="Arial" w:cs="Tahoma"/>
+                <w:sz w:val="18"/>
+              </w:rPr>
+            </w:r>
+            <w:r>
+              <w:rPr>
+                <w:rFonts w:ascii="Courier New" w:hAnsi="Courier New" w:eastAsia="Courier New" w:cs="Tahoma"/>
+                <w:sz w:val="18"/>
+              </w:rPr>
+              <w:t>GET /api/v1/sgi/master/competitors</w:t>
+            </w:r>
+          </w:p>
+        </w:tc>
+      </w:tr>
+      <w:tr>
+        <w:trPr>
+          <w:cantSplit/>
+        </w:trPr>
+        <w:tc>
+          <w:tcPr>
+            <w:tcW w:type="dxa" w:w="3360"/>
+            <w:vAlign w:val="center"/>
+          </w:tcPr>
+          <w:p>
+            <w:pPr>
+              <w:keepLines/>
+              <w:spacing w:after="0"/>
+            </w:pPr>
+            <w:r>
+              <w:rPr>
+                <w:rFonts w:ascii="Arial" w:hAnsi="Arial" w:eastAsia="Arial" w:cs="Tahoma"/>
+                <w:sz w:val="18"/>
+              </w:rPr>
+            </w:r>
+            <w:r>
+              <w:rPr>
+                <w:rFonts w:ascii="Arial" w:hAnsi="Arial" w:eastAsia="Arial" w:cs="Tahoma"/>
+                <w:sz w:val="18"/>
+              </w:rPr>
+              <w:t>ถูกเรียกจาก</w:t>
+            </w:r>
+          </w:p>
+        </w:tc>
+        <w:tc>
+          <w:tcPr>
+            <w:tcW w:type="dxa" w:w="3360"/>
+            <w:vAlign w:val="center"/>
+          </w:tcPr>
+          <w:p>
+            <w:pPr>
+              <w:keepLines/>
+              <w:spacing w:after="0"/>
+            </w:pPr>
+            <w:r>
+              <w:rPr>
+                <w:rFonts w:ascii="Arial" w:hAnsi="Arial" w:eastAsia="Arial" w:cs="Tahoma"/>
+                <w:sz w:val="18"/>
+              </w:rPr>
+            </w:r>
+            <w:r>
+              <w:rPr>
+                <w:rFonts w:ascii="Arial" w:hAnsi="Arial" w:eastAsia="Arial" w:cs="Tahoma"/>
+                <w:b/>
+                <w:sz w:val="18"/>
+              </w:rPr>
+              <w:t>LLDD-FE-Master-Data.pdf</w:t>
+            </w:r>
+          </w:p>
+        </w:tc>
+        <w:tc>
+          <w:tcPr>
+            <w:tcW w:type="dxa" w:w="3360"/>
+            <w:vAlign w:val="center"/>
+          </w:tcPr>
+          <w:p>
+            <w:pPr>
+              <w:keepLines/>
+              <w:spacing w:after="0"/>
+            </w:pPr>
+            <w:r>
+              <w:rPr>
+                <w:rFonts w:ascii="Arial" w:hAnsi="Arial" w:eastAsia="Arial" w:cs="Tahoma"/>
+                <w:sz w:val="18"/>
+              </w:rPr>
+            </w:r>
+            <w:r>
+              <w:rPr>
+                <w:rFonts w:ascii="Courier New" w:hAnsi="Courier New" w:eastAsia="Courier New" w:cs="Tahoma"/>
+                <w:sz w:val="18"/>
+              </w:rPr>
+              <w:t>DELETE /api/v1/sgi/master/competitors/{code}</w:t>
+            </w:r>
+            <w:r>
+              <w:rPr>
+                <w:rFonts w:ascii="Arial" w:hAnsi="Arial" w:eastAsia="Arial" w:cs="Tahoma"/>
+                <w:sz w:val="18"/>
+              </w:rPr>
+              <w:t xml:space="preserve"> · </w:t>
+            </w:r>
+            <w:r>
+              <w:rPr>
+                <w:rFonts w:ascii="Courier New" w:hAnsi="Courier New" w:eastAsia="Courier New" w:cs="Tahoma"/>
+                <w:sz w:val="18"/>
+              </w:rPr>
+              <w:t>DELETE /api/v1/sgi/master/factors/{code}</w:t>
+            </w:r>
+            <w:r>
+              <w:rPr>
+                <w:rFonts w:ascii="Arial" w:hAnsi="Arial" w:eastAsia="Arial" w:cs="Tahoma"/>
+                <w:sz w:val="18"/>
+              </w:rPr>
+              <w:t xml:space="preserve"> · </w:t>
+            </w:r>
+            <w:r>
+              <w:rPr>
+                <w:rFonts w:ascii="Courier New" w:hAnsi="Courier New" w:eastAsia="Courier New" w:cs="Tahoma"/>
+                <w:sz w:val="18"/>
+              </w:rPr>
+              <w:t>GET /api/v1/sgi/master/competitors</w:t>
+            </w:r>
+            <w:r>
+              <w:rPr>
+                <w:rFonts w:ascii="Arial" w:hAnsi="Arial" w:eastAsia="Arial" w:cs="Tahoma"/>
+                <w:sz w:val="18"/>
+              </w:rPr>
+              <w:t xml:space="preserve"> · </w:t>
+            </w:r>
+            <w:r>
+              <w:rPr>
+                <w:rFonts w:ascii="Courier New" w:hAnsi="Courier New" w:eastAsia="Courier New" w:cs="Tahoma"/>
+                <w:sz w:val="18"/>
+              </w:rPr>
+              <w:t>GET /api/v1/sgi/master/factors</w:t>
+            </w:r>
+            <w:r>
+              <w:rPr>
+                <w:rFonts w:ascii="Arial" w:hAnsi="Arial" w:eastAsia="Arial" w:cs="Tahoma"/>
+                <w:sz w:val="18"/>
+              </w:rPr>
+              <w:t xml:space="preserve"> · </w:t>
+            </w:r>
+            <w:r>
+              <w:rPr>
+                <w:rFonts w:ascii="Courier New" w:hAnsi="Courier New" w:eastAsia="Courier New" w:cs="Tahoma"/>
+                <w:sz w:val="18"/>
+              </w:rPr>
+              <w:t>POST /api/v1/sgi/master/competitors</w:t>
+            </w:r>
+            <w:r>
+              <w:rPr>
+                <w:rFonts w:ascii="Arial" w:hAnsi="Arial" w:eastAsia="Arial" w:cs="Tahoma"/>
+                <w:sz w:val="18"/>
+              </w:rPr>
+              <w:t xml:space="preserve"> · </w:t>
+            </w:r>
+            <w:r>
+              <w:rPr>
+                <w:rFonts w:ascii="Courier New" w:hAnsi="Courier New" w:eastAsia="Courier New" w:cs="Tahoma"/>
+                <w:sz w:val="18"/>
+              </w:rPr>
+              <w:t>POST /api/v1/sgi/master/factors</w:t>
+            </w:r>
+            <w:r>
+              <w:rPr>
+                <w:rFonts w:ascii="Arial" w:hAnsi="Arial" w:eastAsia="Arial" w:cs="Tahoma"/>
+                <w:sz w:val="18"/>
+              </w:rPr>
+              <w:t xml:space="preserve"> · </w:t>
+            </w:r>
+            <w:r>
+              <w:rPr>
+                <w:rFonts w:ascii="Courier New" w:hAnsi="Courier New" w:eastAsia="Courier New" w:cs="Tahoma"/>
+                <w:sz w:val="18"/>
+              </w:rPr>
+              <w:t>PUT /api/v1/sgi/master/competitors/{code}</w:t>
+            </w:r>
+            <w:r>
+              <w:rPr>
+                <w:rFonts w:ascii="Arial" w:hAnsi="Arial" w:eastAsia="Arial" w:cs="Tahoma"/>
+                <w:sz w:val="18"/>
+              </w:rPr>
+              <w:t xml:space="preserve"> · </w:t>
+            </w:r>
+            <w:r>
+              <w:rPr>
+                <w:rFonts w:ascii="Courier New" w:hAnsi="Courier New" w:eastAsia="Courier New" w:cs="Tahoma"/>
+                <w:sz w:val="18"/>
+              </w:rPr>
+              <w:t>PUT /api/v1/sgi/master/factors/{code}</w:t>
+            </w:r>
+          </w:p>
+        </w:tc>
+      </w:tr>
+      <w:tr>
+        <w:trPr>
+          <w:cantSplit/>
+        </w:trPr>
+        <w:tc>
+          <w:tcPr>
+            <w:tcW w:type="dxa" w:w="3360"/>
+            <w:vAlign w:val="center"/>
+          </w:tcPr>
+          <w:p>
+            <w:pPr>
+              <w:keepLines/>
+              <w:spacing w:after="0"/>
+            </w:pPr>
+            <w:r>
+              <w:rPr>
+                <w:rFonts w:ascii="Arial" w:hAnsi="Arial" w:eastAsia="Arial" w:cs="Tahoma"/>
+                <w:sz w:val="18"/>
+              </w:rPr>
+            </w:r>
+            <w:r>
+              <w:rPr>
+                <w:rFonts w:ascii="Arial" w:hAnsi="Arial" w:eastAsia="Arial" w:cs="Tahoma"/>
+                <w:sz w:val="18"/>
+              </w:rPr>
+              <w:t>ถูกเรียกจาก</w:t>
+            </w:r>
+          </w:p>
+        </w:tc>
+        <w:tc>
+          <w:tcPr>
+            <w:tcW w:type="dxa" w:w="3360"/>
+            <w:vAlign w:val="center"/>
+          </w:tcPr>
+          <w:p>
+            <w:pPr>
+              <w:keepLines/>
+              <w:spacing w:after="0"/>
+            </w:pPr>
+            <w:r>
+              <w:rPr>
+                <w:rFonts w:ascii="Arial" w:hAnsi="Arial" w:eastAsia="Arial" w:cs="Tahoma"/>
+                <w:sz w:val="18"/>
+              </w:rPr>
+            </w:r>
+            <w:r>
+              <w:rPr>
+                <w:rFonts w:ascii="Arial" w:hAnsi="Arial" w:eastAsia="Arial" w:cs="Tahoma"/>
+                <w:b/>
+                <w:sz w:val="18"/>
+              </w:rPr>
+              <w:t>LLDD-FE-Report.pdf</w:t>
+            </w:r>
+          </w:p>
+        </w:tc>
+        <w:tc>
+          <w:tcPr>
+            <w:tcW w:type="dxa" w:w="3360"/>
+            <w:vAlign w:val="center"/>
+          </w:tcPr>
+          <w:p>
+            <w:pPr>
+              <w:keepLines/>
+              <w:spacing w:after="0"/>
+            </w:pPr>
+            <w:r>
+              <w:rPr>
+                <w:rFonts w:ascii="Arial" w:hAnsi="Arial" w:eastAsia="Arial" w:cs="Tahoma"/>
+                <w:sz w:val="18"/>
+              </w:rPr>
+            </w:r>
+            <w:r>
+              <w:rPr>
+                <w:rFonts w:ascii="Courier New" w:hAnsi="Courier New" w:eastAsia="Courier New" w:cs="Tahoma"/>
+                <w:sz w:val="18"/>
+              </w:rPr>
+              <w:t>GET /api/v1/sgi/report/status-summary</w:t>
+            </w:r>
+            <w:r>
+              <w:rPr>
+                <w:rFonts w:ascii="Arial" w:hAnsi="Arial" w:eastAsia="Arial" w:cs="Tahoma"/>
+                <w:sz w:val="18"/>
+              </w:rPr>
+              <w:t xml:space="preserve"> · </w:t>
+            </w:r>
+            <w:r>
+              <w:rPr>
+                <w:rFonts w:ascii="Courier New" w:hAnsi="Courier New" w:eastAsia="Courier New" w:cs="Tahoma"/>
+                <w:sz w:val="18"/>
+              </w:rPr>
+              <w:t>GET /api/v1/sgi/report/status-summary/export</w:t>
+            </w:r>
+          </w:p>
+        </w:tc>
+      </w:tr>
+      <w:tr>
+        <w:trPr>
+          <w:cantSplit/>
+        </w:trPr>
+        <w:tc>
+          <w:tcPr>
+            <w:tcW w:type="dxa" w:w="3360"/>
+            <w:vAlign w:val="center"/>
+          </w:tcPr>
+          <w:p>
+            <w:pPr>
+              <w:keepLines/>
+              <w:spacing w:after="0"/>
+            </w:pPr>
+            <w:r>
+              <w:rPr>
+                <w:rFonts w:ascii="Arial" w:hAnsi="Arial" w:eastAsia="Arial" w:cs="Tahoma"/>
+                <w:sz w:val="18"/>
+              </w:rPr>
+            </w:r>
+            <w:r>
+              <w:rPr>
+                <w:rFonts w:ascii="Arial" w:hAnsi="Arial" w:eastAsia="Arial" w:cs="Tahoma"/>
+                <w:sz w:val="18"/>
+              </w:rPr>
+              <w:t>สัญญากลาง</w:t>
+            </w:r>
+          </w:p>
+        </w:tc>
+        <w:tc>
+          <w:tcPr>
+            <w:tcW w:type="dxa" w:w="3360"/>
+            <w:vAlign w:val="center"/>
+          </w:tcPr>
+          <w:p>
+            <w:pPr>
+              <w:keepLines/>
+              <w:spacing w:after="0"/>
+            </w:pPr>
+            <w:r>
+              <w:rPr>
+                <w:rFonts w:ascii="Arial" w:hAnsi="Arial" w:eastAsia="Arial" w:cs="Tahoma"/>
+                <w:sz w:val="18"/>
+              </w:rPr>
+            </w:r>
+            <w:r>
+              <w:rPr>
+                <w:rFonts w:ascii="Arial" w:hAnsi="Arial" w:eastAsia="Arial" w:cs="Tahoma"/>
+                <w:b/>
+                <w:sz w:val="18"/>
+              </w:rPr>
+              <w:t>LLDD-BE-API-Common-Contracts.pdf</w:t>
+            </w:r>
+          </w:p>
+        </w:tc>
+        <w:tc>
+          <w:tcPr>
+            <w:tcW w:type="dxa" w:w="3360"/>
+            <w:vAlign w:val="center"/>
+          </w:tcPr>
+          <w:p>
+            <w:pPr>
+              <w:keepLines/>
+              <w:spacing w:after="0"/>
+            </w:pPr>
+            <w:r>
+              <w:rPr>
+                <w:rFonts w:ascii="Arial" w:hAnsi="Arial" w:eastAsia="Arial" w:cs="Tahoma"/>
+                <w:sz w:val="18"/>
+              </w:rPr>
+            </w:r>
+            <w:r>
+              <w:rPr>
+                <w:rFonts w:ascii="Arial" w:hAnsi="Arial" w:eastAsia="Arial" w:cs="Tahoma"/>
+                <w:sz w:val="18"/>
+              </w:rPr>
+              <w:t xml:space="preserve">envelope </w:t>
+            </w:r>
+            <w:r>
+              <w:rPr>
+                <w:rFonts w:ascii="Courier New" w:hAnsi="Courier New" w:eastAsia="Courier New" w:cs="Tahoma"/>
+                <w:sz w:val="18"/>
+              </w:rPr>
+              <w:t>{success,data}</w:t>
+            </w:r>
+            <w:r>
+              <w:rPr>
+                <w:rFonts w:ascii="Arial" w:hAnsi="Arial" w:eastAsia="Arial" w:cs="Tahoma"/>
+                <w:sz w:val="18"/>
+              </w:rPr>
+              <w:t xml:space="preserve"> · error code · pagination · รูปแบบวันที่/เลขเอกสาร</w:t>
+            </w:r>
+          </w:p>
+        </w:tc>
+      </w:tr>
+      <w:tr>
+        <w:trPr>
+          <w:cantSplit/>
+        </w:trPr>
+        <w:tc>
+          <w:tcPr>
+            <w:tcW w:type="dxa" w:w="3360"/>
+            <w:vAlign w:val="center"/>
+          </w:tcPr>
+          <w:p>
+            <w:pPr>
+              <w:keepLines/>
+              <w:spacing w:after="0"/>
+            </w:pPr>
+            <w:r>
+              <w:rPr>
+                <w:rFonts w:ascii="Arial" w:hAnsi="Arial" w:eastAsia="Arial" w:cs="Tahoma"/>
+                <w:sz w:val="18"/>
+              </w:rPr>
+            </w:r>
+            <w:r>
+              <w:rPr>
+                <w:rFonts w:ascii="Arial" w:hAnsi="Arial" w:eastAsia="Arial" w:cs="Tahoma"/>
+                <w:sz w:val="18"/>
+              </w:rPr>
+              <w:t>โครงสร้างข้อมูล</w:t>
+            </w:r>
+          </w:p>
+        </w:tc>
+        <w:tc>
+          <w:tcPr>
+            <w:tcW w:type="dxa" w:w="3360"/>
+            <w:vAlign w:val="center"/>
+          </w:tcPr>
+          <w:p>
+            <w:pPr>
+              <w:keepLines/>
+              <w:spacing w:after="0"/>
+            </w:pPr>
+            <w:r>
+              <w:rPr>
+                <w:rFonts w:ascii="Arial" w:hAnsi="Arial" w:eastAsia="Arial" w:cs="Tahoma"/>
+                <w:sz w:val="18"/>
+              </w:rPr>
+            </w:r>
+            <w:r>
+              <w:rPr>
+                <w:rFonts w:ascii="Arial" w:hAnsi="Arial" w:eastAsia="Arial" w:cs="Tahoma"/>
+                <w:b/>
+                <w:sz w:val="18"/>
+              </w:rPr>
+              <w:t>LLDD-BE-Database-Structure.pdf</w:t>
+            </w:r>
+          </w:p>
+        </w:tc>
+        <w:tc>
+          <w:tcPr>
+            <w:tcW w:type="dxa" w:w="3360"/>
+            <w:vAlign w:val="center"/>
+          </w:tcPr>
+          <w:p>
+            <w:pPr>
+              <w:keepLines/>
+              <w:spacing w:after="0"/>
+            </w:pPr>
+            <w:r>
+              <w:rPr>
+                <w:rFonts w:ascii="Arial" w:hAnsi="Arial" w:eastAsia="Arial" w:cs="Tahoma"/>
+                <w:sz w:val="18"/>
+              </w:rPr>
+            </w:r>
+            <w:r>
+              <w:rPr>
+                <w:rFonts w:ascii="Arial" w:hAnsi="Arial" w:eastAsia="Arial" w:cs="Tahoma"/>
+                <w:sz w:val="18"/>
+              </w:rPr>
+              <w:t>DDL ของตารางที่หัวข้อ Reference DB Mapping อ้างถึง</w:t>
+            </w:r>
+          </w:p>
+        </w:tc>
+      </w:tr>
+      <w:tr>
+        <w:trPr>
+          <w:cantSplit/>
+        </w:trPr>
+        <w:tc>
+          <w:tcPr>
+            <w:tcW w:type="dxa" w:w="3360"/>
+            <w:vAlign w:val="center"/>
+          </w:tcPr>
+          <w:p>
+            <w:pPr>
+              <w:keepLines/>
+              <w:spacing w:after="0"/>
+            </w:pPr>
+            <w:r>
+              <w:rPr>
+                <w:rFonts w:ascii="Arial" w:hAnsi="Arial" w:eastAsia="Arial" w:cs="Tahoma"/>
+                <w:sz w:val="18"/>
+              </w:rPr>
+            </w:r>
+            <w:r>
+              <w:rPr>
+                <w:rFonts w:ascii="Arial" w:hAnsi="Arial" w:eastAsia="Arial" w:cs="Tahoma"/>
+                <w:sz w:val="18"/>
+              </w:rPr>
+              <w:t>แพลตฟอร์มระบบเดิม</w:t>
+            </w:r>
+          </w:p>
+        </w:tc>
+        <w:tc>
+          <w:tcPr>
+            <w:tcW w:type="dxa" w:w="3360"/>
+            <w:vAlign w:val="center"/>
+          </w:tcPr>
+          <w:p>
+            <w:pPr>
+              <w:keepLines/>
+              <w:spacing w:after="0"/>
+            </w:pPr>
+            <w:r>
+              <w:rPr>
+                <w:rFonts w:ascii="Arial" w:hAnsi="Arial" w:eastAsia="Arial" w:cs="Tahoma"/>
+                <w:sz w:val="18"/>
+              </w:rPr>
+            </w:r>
+            <w:r>
+              <w:rPr>
+                <w:rFonts w:ascii="Arial" w:hAnsi="Arial" w:eastAsia="Arial" w:cs="Tahoma"/>
+                <w:b/>
+                <w:sz w:val="18"/>
+              </w:rPr>
+              <w:t>LLDD-BE-Integration-SBP-Platform.pdf</w:t>
+            </w:r>
+          </w:p>
+        </w:tc>
+        <w:tc>
+          <w:tcPr>
+            <w:tcW w:type="dxa" w:w="3360"/>
+            <w:vAlign w:val="center"/>
+          </w:tcPr>
+          <w:p>
+            <w:pPr>
+              <w:keepLines/>
+              <w:spacing w:after="0"/>
+            </w:pPr>
+            <w:r>
+              <w:rPr>
+                <w:rFonts w:ascii="Arial" w:hAnsi="Arial" w:eastAsia="Arial" w:cs="Tahoma"/>
+                <w:sz w:val="18"/>
+              </w:rPr>
+            </w:r>
+            <w:r>
+              <w:rPr>
+                <w:rFonts w:ascii="Arial" w:hAnsi="Arial" w:eastAsia="Arial" w:cs="Tahoma"/>
+                <w:sz w:val="18"/>
+              </w:rPr>
+              <w:t>header จาก BFF (</w:t>
+            </w:r>
+            <w:r>
+              <w:rPr>
+                <w:rFonts w:ascii="Courier New" w:hAnsi="Courier New" w:eastAsia="Courier New" w:cs="Tahoma"/>
+                <w:sz w:val="18"/>
+              </w:rPr>
+              <w:t>x-api-key</w:t>
+            </w:r>
+            <w:r>
+              <w:rPr>
+                <w:rFonts w:ascii="Arial" w:hAnsi="Arial" w:eastAsia="Arial" w:cs="Tahoma"/>
+                <w:sz w:val="18"/>
+              </w:rPr>
+              <w:t xml:space="preserve"> / </w:t>
+            </w:r>
+            <w:r>
+              <w:rPr>
+                <w:rFonts w:ascii="Courier New" w:hAnsi="Courier New" w:eastAsia="Courier New" w:cs="Tahoma"/>
+                <w:sz w:val="18"/>
+              </w:rPr>
+              <w:t>x-user-*</w:t>
+            </w:r>
+            <w:r>
+              <w:rPr>
+                <w:rFonts w:ascii="Arial" w:hAnsi="Arial" w:eastAsia="Arial" w:cs="Tahoma"/>
+                <w:sz w:val="18"/>
+              </w:rPr>
+              <w:t>) · การ reuse ตารางและ service ของระบบ SBP เดิม</w:t>
+            </w:r>
+          </w:p>
+        </w:tc>
+      </w:tr>
+      <w:tr>
+        <w:trPr>
+          <w:cantSplit/>
+        </w:trPr>
+        <w:tc>
+          <w:tcPr>
+            <w:tcW w:type="dxa" w:w="3360"/>
+            <w:vAlign w:val="center"/>
+          </w:tcPr>
+          <w:p>
+            <w:pPr>
+              <w:keepLines/>
+              <w:spacing w:after="0"/>
+            </w:pPr>
+            <w:r>
+              <w:rPr>
+                <w:rFonts w:ascii="Arial" w:hAnsi="Arial" w:eastAsia="Arial" w:cs="Tahoma"/>
+                <w:sz w:val="18"/>
+              </w:rPr>
+            </w:r>
+            <w:r>
+              <w:rPr>
+                <w:rFonts w:ascii="Arial" w:hAnsi="Arial" w:eastAsia="Arial" w:cs="Tahoma"/>
+                <w:sz w:val="18"/>
+              </w:rPr>
+              <w:t>ต้องจบก่อน (ลำดับงาน)</w:t>
+            </w:r>
+          </w:p>
+        </w:tc>
+        <w:tc>
+          <w:tcPr>
+            <w:tcW w:type="dxa" w:w="3360"/>
+            <w:vAlign w:val="center"/>
+          </w:tcPr>
+          <w:p>
+            <w:pPr>
+              <w:keepLines/>
+              <w:spacing w:after="0"/>
+            </w:pPr>
+            <w:r>
+              <w:rPr>
+                <w:rFonts w:ascii="Arial" w:hAnsi="Arial" w:eastAsia="Arial" w:cs="Tahoma"/>
+                <w:sz w:val="18"/>
+              </w:rPr>
+            </w:r>
+            <w:r>
+              <w:rPr>
+                <w:rFonts w:ascii="Arial" w:hAnsi="Arial" w:eastAsia="Arial" w:cs="Tahoma"/>
+                <w:b/>
+                <w:sz w:val="18"/>
+              </w:rPr>
+              <w:t>LLDD-BE-API-Common-Contracts.pdf</w:t>
+            </w:r>
+          </w:p>
+        </w:tc>
+        <w:tc>
+          <w:tcPr>
+            <w:tcW w:type="dxa" w:w="3360"/>
+            <w:vAlign w:val="center"/>
+          </w:tcPr>
+          <w:p>
+            <w:pPr>
+              <w:keepLines/>
+              <w:spacing w:after="0"/>
+            </w:pPr>
+            <w:r>
+              <w:rPr>
+                <w:rFonts w:ascii="Arial" w:hAnsi="Arial" w:eastAsia="Arial" w:cs="Tahoma"/>
+                <w:sz w:val="18"/>
+              </w:rPr>
+            </w:r>
+            <w:r>
+              <w:rPr>
+                <w:rFonts w:ascii="Arial" w:hAnsi="Arial" w:eastAsia="Arial" w:cs="Tahoma"/>
+                <w:sz w:val="18"/>
+              </w:rPr>
+              <w:t>เป็นฉบับต้นทางของสัญญา/โครงที่ฉบับนี้อ้าง</w:t>
+            </w:r>
+          </w:p>
+        </w:tc>
+      </w:tr>
+      <w:tr>
+        <w:trPr>
+          <w:cantSplit/>
+        </w:trPr>
+        <w:tc>
+          <w:tcPr>
+            <w:tcW w:type="dxa" w:w="3360"/>
+            <w:vAlign w:val="center"/>
+          </w:tcPr>
+          <w:p>
+            <w:pPr>
+              <w:keepLines/>
+              <w:spacing w:after="0"/>
+            </w:pPr>
+            <w:r>
+              <w:rPr>
+                <w:rFonts w:ascii="Arial" w:hAnsi="Arial" w:eastAsia="Arial" w:cs="Tahoma"/>
+                <w:sz w:val="18"/>
+              </w:rPr>
+            </w:r>
+            <w:r>
+              <w:rPr>
+                <w:rFonts w:ascii="Arial" w:hAnsi="Arial" w:eastAsia="Arial" w:cs="Tahoma"/>
+                <w:sz w:val="18"/>
+              </w:rPr>
+              <w:t>ต้องจบก่อน (ลำดับงาน)</w:t>
+            </w:r>
+          </w:p>
+        </w:tc>
+        <w:tc>
+          <w:tcPr>
+            <w:tcW w:type="dxa" w:w="3360"/>
+            <w:vAlign w:val="center"/>
+          </w:tcPr>
+          <w:p>
+            <w:pPr>
+              <w:keepLines/>
+              <w:spacing w:after="0"/>
+            </w:pPr>
+            <w:r>
+              <w:rPr>
+                <w:rFonts w:ascii="Arial" w:hAnsi="Arial" w:eastAsia="Arial" w:cs="Tahoma"/>
+                <w:sz w:val="18"/>
+              </w:rPr>
+            </w:r>
+            <w:r>
+              <w:rPr>
+                <w:rFonts w:ascii="Arial" w:hAnsi="Arial" w:eastAsia="Arial" w:cs="Tahoma"/>
+                <w:b/>
+                <w:sz w:val="18"/>
+              </w:rPr>
+              <w:t>LLDD-BE-Database-Structure.pdf</w:t>
+            </w:r>
+          </w:p>
+        </w:tc>
+        <w:tc>
+          <w:tcPr>
+            <w:tcW w:type="dxa" w:w="3360"/>
+            <w:vAlign w:val="center"/>
+          </w:tcPr>
+          <w:p>
+            <w:pPr>
+              <w:keepLines/>
+              <w:spacing w:after="0"/>
+            </w:pPr>
+            <w:r>
+              <w:rPr>
+                <w:rFonts w:ascii="Arial" w:hAnsi="Arial" w:eastAsia="Arial" w:cs="Tahoma"/>
+                <w:sz w:val="18"/>
+              </w:rPr>
+            </w:r>
+            <w:r>
+              <w:rPr>
+                <w:rFonts w:ascii="Arial" w:hAnsi="Arial" w:eastAsia="Arial" w:cs="Tahoma"/>
+                <w:sz w:val="18"/>
+              </w:rPr>
+              <w:t>เป็นฉบับต้นทางของสัญญา/โครงที่ฉบับนี้อ้าง</w:t>
+            </w:r>
+          </w:p>
+        </w:tc>
+      </w:tr>
+    </w:tbl>
+    <w:p/>
     <w:p>
       <w:pPr>
         <w:pStyle w:val="Heading1"/>
@@ -731,7 +1718,18 @@
         <w:pageBreakBefore w:val="0"/>
       </w:pPr>
       <w:r>
-        <w:t>4. Implementation Flow Diagram (Reference)</w:t>
+        <w:t>4. Implementation Flow &amp; Sequence Diagram (Reference)</w:t>
+      </w:r>
+    </w:p>
+    <w:p>
+      <w:pPr>
+        <w:pStyle w:val="Heading2"/>
+        <w:keepNext/>
+        <w:keepLines/>
+        <w:pageBreakBefore w:val="0"/>
+      </w:pPr>
+      <w:r>
+        <w:t>4.1 Implementation Flow (ลำดับขั้นการทำงาน)</w:t>
       </w:r>
     </w:p>
     <w:p>
@@ -789,6 +1787,78 @@
     </w:p>
     <w:p>
       <w:pPr>
+        <w:pStyle w:val="Heading2"/>
+        <w:keepNext/>
+        <w:keepLines/>
+        <w:pageBreakBefore w:val="0"/>
+      </w:pPr>
+      <w:r>
+        <w:t>4.2 Sequence Diagram (ใครคุยกับใคร ลำดับไหน)</w:t>
+      </w:r>
+    </w:p>
+    <w:p>
+      <w:pPr>
+        <w:keepNext w:val="0"/>
+      </w:pPr>
+      <w:r>
+        <w:t>ผู้แสดงและลำดับข้อความในภาพนี้สร้างจาก endpoint ในหัวข้อ 7 และตารางในหัวข้อ Reference DB Mapping ของเอกสารฉบับนี้เอง จึงตรงกับสัญญาเสมอ</w:t>
+      </w:r>
+    </w:p>
+    <w:p>
+      <w:pPr>
+        <w:keepNext/>
+        <w:jc w:val="center"/>
+      </w:pPr>
+      <w:r>
+        <w:drawing>
+          <wp:inline xmlns:a="http://schemas.openxmlformats.org/drawingml/2006/main" xmlns:pic="http://schemas.openxmlformats.org/drawingml/2006/picture">
+            <wp:extent cx="5669280" cy="3315670"/>
+            <wp:docPr id="2" name="Picture 2"/>
+            <wp:cNvGraphicFramePr>
+              <a:graphicFrameLocks noChangeAspect="1"/>
+            </wp:cNvGraphicFramePr>
+            <a:graphic>
+              <a:graphicData uri="http://schemas.openxmlformats.org/drawingml/2006/picture">
+                <pic:pic>
+                  <pic:nvPicPr>
+                    <pic:cNvPr id="0" name="BE-LLDD-BE-API-Report-and-Master-Data-sequence.png"/>
+                    <pic:cNvPicPr/>
+                  </pic:nvPicPr>
+                  <pic:blipFill>
+                    <a:blip r:embed="rId12"/>
+                    <a:stretch>
+                      <a:fillRect/>
+                    </a:stretch>
+                  </pic:blipFill>
+                  <pic:spPr>
+                    <a:xfrm>
+                      <a:off x="0" y="0"/>
+                      <a:ext cx="5669280" cy="3315670"/>
+                    </a:xfrm>
+                    <a:prstGeom prst="rect"/>
+                  </pic:spPr>
+                </pic:pic>
+              </a:graphicData>
+            </a:graphic>
+          </wp:inline>
+        </w:drawing>
+      </w:r>
+    </w:p>
+    <w:p>
+      <w:pPr>
+        <w:keepLines/>
+        <w:jc w:val="center"/>
+      </w:pPr>
+      <w:r>
+        <w:rPr>
+          <w:i/>
+          <w:sz w:val="18"/>
+        </w:rPr>
+        <w:t>รูปที่ 2: Sequence diagram: LLDD BE - API Report and Master Data</w:t>
+      </w:r>
+    </w:p>
+    <w:p>
+      <w:pPr>
         <w:pStyle w:val="Heading1"/>
         <w:keepNext/>
         <w:keepLines/>
@@ -1214,7 +2284,7 @@
                 <w:rFonts w:ascii="Arial" w:hAnsi="Arial" w:eastAsia="Arial" w:cs="Tahoma"/>
                 <w:sz w:val="18"/>
               </w:rPr>
-              <w:t>maps to consideration_logs.result_category ล่าสุด · CANCELLED = ยกเลิกโดยระบบ (เพิ่ม 2026-08-10)</w:t>
+              <w:t>maps to sgi_consideration_logs.result_category ล่าสุด · CANCELLED = ยกเลิกโดยระบบ (เพิ่ม 2026-08-10)</w:t>
             </w:r>
           </w:p>
         </w:tc>
@@ -2052,7 +3122,7 @@
                 <w:rFonts w:ascii="Arial" w:hAnsi="Arial" w:eastAsia="Arial" w:cs="Tahoma"/>
                 <w:sz w:val="18"/>
               </w:rPr>
-              <w:t>GET /api/v1/sbpgi/report/status-summary; GET /api/v1/sbpgi/report/status-summary/export; GET /api/v1/sbpgi/master/factors</w:t>
+              <w:t>GET /api/v1/sgi/report/status-summary; GET /api/v1/sgi/report/status-summary/export; GET /api/v1/sgi/master/factors</w:t>
             </w:r>
           </w:p>
         </w:tc>
@@ -2162,7 +3232,7 @@
                 <w:rFonts w:ascii="Arial" w:hAnsi="Arial" w:eastAsia="Arial" w:cs="Tahoma"/>
                 <w:sz w:val="18"/>
               </w:rPr>
-              <w:t>external_factors; competitors</w:t>
+              <w:t>sgi_external_factors; sgi_competitors</w:t>
             </w:r>
           </w:p>
         </w:tc>
@@ -2311,7 +3381,7 @@
                 <w:rFonts w:ascii="Arial" w:hAnsi="Arial" w:eastAsia="Arial" w:cs="Tahoma"/>
                 <w:sz w:val="18"/>
               </w:rPr>
-              <w:t>GET /api/v1/sbpgi/report/status-summary</w:t>
+              <w:t>GET /api/v1/sgi/report/status-summary</w:t>
             </w:r>
           </w:p>
         </w:tc>
@@ -2416,7 +3486,7 @@
                 <w:rFonts w:ascii="Arial" w:hAnsi="Arial" w:eastAsia="Arial" w:cs="Tahoma"/>
                 <w:sz w:val="18"/>
               </w:rPr>
-              <w:t>GET /api/v1/sbpgi/report/status-summary/export</w:t>
+              <w:t>GET /api/v1/sgi/report/status-summary/export</w:t>
             </w:r>
           </w:p>
         </w:tc>
@@ -2521,7 +3591,7 @@
                 <w:rFonts w:ascii="Arial" w:hAnsi="Arial" w:eastAsia="Arial" w:cs="Tahoma"/>
                 <w:sz w:val="18"/>
               </w:rPr>
-              <w:t>GET /api/v1/sbpgi/master/factors</w:t>
+              <w:t>GET /api/v1/sgi/master/factors</w:t>
             </w:r>
           </w:p>
         </w:tc>
@@ -2626,7 +3696,7 @@
                 <w:rFonts w:ascii="Arial" w:hAnsi="Arial" w:eastAsia="Arial" w:cs="Tahoma"/>
                 <w:sz w:val="18"/>
               </w:rPr>
-              <w:t>POST /api/v1/sbpgi/master/factors</w:t>
+              <w:t>POST /api/v1/sgi/master/factors</w:t>
             </w:r>
           </w:p>
         </w:tc>
@@ -2731,7 +3801,7 @@
                 <w:rFonts w:ascii="Arial" w:hAnsi="Arial" w:eastAsia="Arial" w:cs="Tahoma"/>
                 <w:sz w:val="18"/>
               </w:rPr>
-              <w:t>PUT /api/v1/sbpgi/master/factors/{code}</w:t>
+              <w:t>PUT /api/v1/sgi/master/factors/{code}</w:t>
             </w:r>
           </w:p>
         </w:tc>
@@ -2836,7 +3906,7 @@
                 <w:rFonts w:ascii="Arial" w:hAnsi="Arial" w:eastAsia="Arial" w:cs="Tahoma"/>
                 <w:sz w:val="18"/>
               </w:rPr>
-              <w:t>GET /api/v1/sbpgi/master/competitors</w:t>
+              <w:t>GET /api/v1/sgi/master/competitors</w:t>
             </w:r>
           </w:p>
         </w:tc>
@@ -2941,7 +4011,7 @@
                 <w:rFonts w:ascii="Arial" w:hAnsi="Arial" w:eastAsia="Arial" w:cs="Tahoma"/>
                 <w:sz w:val="18"/>
               </w:rPr>
-              <w:t>POST /api/v1/sbpgi/master/competitors</w:t>
+              <w:t>POST /api/v1/sgi/master/competitors</w:t>
             </w:r>
           </w:p>
         </w:tc>
@@ -3046,7 +4116,7 @@
                 <w:rFonts w:ascii="Arial" w:hAnsi="Arial" w:eastAsia="Arial" w:cs="Tahoma"/>
                 <w:sz w:val="18"/>
               </w:rPr>
-              <w:t>PUT /api/v1/sbpgi/master/competitors/{code}</w:t>
+              <w:t>PUT /api/v1/sgi/master/competitors/{code}</w:t>
             </w:r>
           </w:p>
         </w:tc>
@@ -3071,7 +4141,7 @@
                 <w:rFonts w:ascii="Arial" w:hAnsi="Arial" w:eastAsia="Arial" w:cs="Tahoma"/>
                 <w:sz w:val="18"/>
               </w:rPr>
-              <w:t>แก้ชื่อ/สถานะ — ห้ามแก้ code เพราะถูกอ้างจาก document_competitors</w:t>
+              <w:t>แก้ชื่อ/สถานะ — ห้ามแก้ code เพราะถูกอ้างจาก sgi_document_competitors</w:t>
             </w:r>
           </w:p>
         </w:tc>
@@ -3151,7 +4221,7 @@
                 <w:rFonts w:ascii="Arial" w:hAnsi="Arial" w:eastAsia="Arial" w:cs="Tahoma"/>
                 <w:sz w:val="18"/>
               </w:rPr>
-              <w:t>DELETE /api/v1/sbpgi/master/competitors/{code}</w:t>
+              <w:t>DELETE /api/v1/sgi/master/competitors/{code}</w:t>
             </w:r>
           </w:p>
         </w:tc>
@@ -3256,7 +4326,7 @@
                 <w:rFonts w:ascii="Arial" w:hAnsi="Arial" w:eastAsia="Arial" w:cs="Tahoma"/>
                 <w:sz w:val="18"/>
               </w:rPr>
-              <w:t>DELETE /api/v1/sbpgi/master/factors/{code}</w:t>
+              <w:t>DELETE /api/v1/sgi/master/factors/{code}</w:t>
             </w:r>
           </w:p>
         </w:tc>
@@ -4287,7 +5357,7 @@
         <w:pageBreakBefore w:val="0"/>
       </w:pPr>
       <w:r>
-        <w:t>GET /api/v1/sbpgi/report/status-summary</w:t>
+        <w:t>GET /api/v1/sgi/report/status-summary</w:t>
       </w:r>
     </w:p>
     <w:p>
@@ -6075,7 +7145,7 @@
         <w:pageBreakBefore w:val="0"/>
       </w:pPr>
       <w:r>
-        <w:t>GET /api/v1/sbpgi/report/status-summary/export</w:t>
+        <w:t>GET /api/v1/sgi/report/status-summary/export</w:t>
       </w:r>
     </w:p>
     <w:p>
@@ -7328,7 +8398,7 @@
         <w:pageBreakBefore w:val="0"/>
       </w:pPr>
       <w:r>
-        <w:t>GET /api/v1/sbpgi/master/factors</w:t>
+        <w:t>GET /api/v1/sgi/master/factors</w:t>
       </w:r>
     </w:p>
     <w:p>
@@ -9007,7 +10077,7 @@
         <w:pageBreakBefore w:val="0"/>
       </w:pPr>
       <w:r>
-        <w:t>POST /api/v1/sbpgi/master/factors</w:t>
+        <w:t>POST /api/v1/sgi/master/factors</w:t>
       </w:r>
     </w:p>
     <w:p>
@@ -10252,7 +11322,7 @@
         <w:pageBreakBefore w:val="0"/>
       </w:pPr>
       <w:r>
-        <w:t>PUT /api/v1/sbpgi/master/factors/{code}</w:t>
+        <w:t>PUT /api/v1/sgi/master/factors/{code}</w:t>
       </w:r>
     </w:p>
     <w:p>
@@ -11390,7 +12460,7 @@
         <w:pageBreakBefore w:val="0"/>
       </w:pPr>
       <w:r>
-        <w:t>GET /api/v1/sbpgi/master/competitors</w:t>
+        <w:t>GET /api/v1/sgi/master/competitors</w:t>
       </w:r>
     </w:p>
     <w:p>
@@ -12534,7 +13604,7 @@
         <w:pageBreakBefore w:val="0"/>
       </w:pPr>
       <w:r>
-        <w:t>POST /api/v1/sbpgi/master/competitors</w:t>
+        <w:t>POST /api/v1/sgi/master/competitors</w:t>
       </w:r>
     </w:p>
     <w:p>
@@ -13565,7 +14635,7 @@
         <w:pageBreakBefore w:val="0"/>
       </w:pPr>
       <w:r>
-        <w:t>PUT /api/v1/sbpgi/master/competitors/{code}</w:t>
+        <w:t>PUT /api/v1/sgi/master/competitors/{code}</w:t>
       </w:r>
     </w:p>
     <w:p>
@@ -13573,7 +14643,7 @@
         <w:keepNext w:val="0"/>
       </w:pPr>
       <w:r>
-        <w:t>แก้ชื่อ/สถานะ — ห้ามแก้ code เพราะถูกอ้างจาก document_competitors</w:t>
+        <w:t>แก้ชื่อ/สถานะ — ห้ามแก้ code เพราะถูกอ้างจาก sgi_document_competitors</w:t>
       </w:r>
     </w:p>
     <w:tbl>
@@ -14489,7 +15559,7 @@
         <w:pageBreakBefore w:val="0"/>
       </w:pPr>
       <w:r>
-        <w:t>DELETE /api/v1/sbpgi/master/competitors/{code}</w:t>
+        <w:t>DELETE /api/v1/sgi/master/competitors/{code}</w:t>
       </w:r>
     </w:p>
     <w:p>
@@ -15088,7 +16158,7 @@
         <w:pageBreakBefore w:val="0"/>
       </w:pPr>
       <w:r>
-        <w:t>DELETE /api/v1/sbpgi/master/factors/{code}</w:t>
+        <w:t>DELETE /api/v1/sgi/master/factors/{code}</w:t>
       </w:r>
     </w:p>
     <w:p>
@@ -15917,7 +16987,7 @@
                 <w:rFonts w:ascii="Arial" w:hAnsi="Arial" w:eastAsia="Arial" w:cs="Tahoma"/>
                 <w:sz w:val="18"/>
               </w:rPr>
-              <w:t>compensation_documents</w:t>
+              <w:t>sgi_compensation_documents</w:t>
             </w:r>
           </w:p>
         </w:tc>
@@ -15997,7 +17067,7 @@
                 <w:rFonts w:ascii="Arial" w:hAnsi="Arial" w:eastAsia="Arial" w:cs="Tahoma"/>
                 <w:sz w:val="18"/>
               </w:rPr>
-              <w:t>compensation_histories</w:t>
+              <w:t>sgi_compensation_histories</w:t>
             </w:r>
           </w:p>
         </w:tc>
@@ -16077,7 +17147,7 @@
                 <w:rFonts w:ascii="Arial" w:hAnsi="Arial" w:eastAsia="Arial" w:cs="Tahoma"/>
                 <w:sz w:val="18"/>
               </w:rPr>
-              <w:t>consideration_logs</w:t>
+              <w:t>sgi_consideration_logs</w:t>
             </w:r>
           </w:p>
         </w:tc>
@@ -16237,7 +17307,7 @@
                 <w:rFonts w:ascii="Arial" w:hAnsi="Arial" w:eastAsia="Arial" w:cs="Tahoma"/>
                 <w:sz w:val="18"/>
               </w:rPr>
-              <w:t>external_factors</w:t>
+              <w:t>sgi_external_factors</w:t>
             </w:r>
           </w:p>
         </w:tc>
@@ -16317,7 +17387,7 @@
                 <w:rFonts w:ascii="Arial" w:hAnsi="Arial" w:eastAsia="Arial" w:cs="Tahoma"/>
                 <w:sz w:val="18"/>
               </w:rPr>
-              <w:t>competitors</w:t>
+              <w:t>sgi_competitors</w:t>
             </w:r>
           </w:p>
         </w:tc>
@@ -16397,7 +17467,7 @@
                 <w:rFonts w:ascii="Arial" w:hAnsi="Arial" w:eastAsia="Arial" w:cs="Tahoma"/>
                 <w:sz w:val="18"/>
               </w:rPr>
-              <w:t>document_competitors</w:t>
+              <w:t>sgi_document_competitors</w:t>
             </w:r>
           </w:p>
         </w:tc>
@@ -16542,7 +17612,7 @@
                 <w:rFonts w:ascii="Arial" w:hAnsi="Arial" w:eastAsia="Arial" w:cs="Tahoma"/>
                 <w:sz w:val="18"/>
               </w:rPr>
-              <w:t xml:space="preserve"> (หน้า Global Config ของ SBPGI ถูกลบ 2026-08-06 · ระบบเดิมเป็นผู้แก้)</w:t>
+              <w:t xml:space="preserve"> (หน้า Global Config ของ SGI ถูกลบ 2026-08-06 · ระบบเดิมเป็นผู้แก้)</w:t>
             </w:r>
           </w:p>
         </w:tc>
@@ -16718,7 +17788,7 @@
                 <w:rFonts w:ascii="Arial" w:hAnsi="Arial" w:eastAsia="Arial" w:cs="Tahoma"/>
                 <w:sz w:val="18"/>
               </w:rPr>
-              <w:t>store-backend · src/modules/sbpgi-report-and-master-data/sbpgi-report-and-master-data.controller.ts</w:t>
+              <w:t>store-backend · src/modules/sgi-report-and-master-data/sgi-report-and-master-data.controller.ts</w:t>
             </w:r>
           </w:p>
         </w:tc>
@@ -16794,7 +17864,7 @@
                 <w:rFonts w:ascii="Arial" w:hAnsi="Arial" w:eastAsia="Arial" w:cs="Tahoma"/>
                 <w:sz w:val="18"/>
               </w:rPr>
-              <w:t>store-backend · src/modules/sbpgi-report-and-master-data/sbpgi-report-and-master-data.service.ts</w:t>
+              <w:t>store-backend · src/modules/sgi-report-and-master-data/sgi-report-and-master-data.service.ts</w:t>
             </w:r>
           </w:p>
         </w:tc>
@@ -16863,7 +17933,7 @@
                 <w:rFonts w:ascii="Arial" w:hAnsi="Arial" w:eastAsia="Arial" w:cs="Tahoma"/>
                 <w:sz w:val="18"/>
               </w:rPr>
-              <w:t>store-backend · src/modules/sbpgi-report-and-master-data/sbpgi-report-and-master-data.sql.ts</w:t>
+              <w:t>store-backend · src/modules/sgi-report-and-master-data/sgi-report-and-master-data.sql.ts</w:t>
             </w:r>
           </w:p>
         </w:tc>
@@ -16918,7 +17988,7 @@
                 <w:rFonts w:ascii="Arial" w:hAnsi="Arial" w:eastAsia="Arial" w:cs="Tahoma"/>
                 <w:sz w:val="18"/>
               </w:rPr>
-              <w:t>store-backend · src/modules/sbpgi-report-and-master-data/dto/sbpgi-report-and-master-data.dto.ts</w:t>
+              <w:t>store-backend · src/modules/sgi-report-and-master-data/dto/sgi-report-and-master-data.dto.ts</w:t>
             </w:r>
           </w:p>
         </w:tc>
@@ -16973,7 +18043,7 @@
                 <w:rFonts w:ascii="Arial" w:hAnsi="Arial" w:eastAsia="Arial" w:cs="Tahoma"/>
                 <w:sz w:val="18"/>
               </w:rPr>
-              <w:t>store-backend · src/modules/sbpgi-report-and-master-data/sbpgi-report-and-master-data.module.ts</w:t>
+              <w:t>store-backend · src/modules/sgi-report-and-master-data/sgi-report-and-master-data.module.ts</w:t>
             </w:r>
           </w:p>
         </w:tc>
@@ -17035,7 +18105,7 @@
                 <w:rFonts w:ascii="Arial" w:hAnsi="Arial" w:eastAsia="Arial" w:cs="Tahoma"/>
                 <w:sz w:val="18"/>
               </w:rPr>
-              <w:t>store-backend · src/entitys/compensation-documents.entity.ts</w:t>
+              <w:t>store-backend · src/entitys/sgi-compensation-documents.entity.ts</w:t>
             </w:r>
           </w:p>
         </w:tc>
@@ -17067,7 +18137,7 @@
                 <w:rFonts w:ascii="Courier New" w:hAnsi="Courier New" w:eastAsia="Courier New" w:cs="Tahoma"/>
                 <w:sz w:val="18"/>
               </w:rPr>
-              <w:t>compensation_documents</w:t>
+              <w:t>sgi_compensation_documents</w:t>
             </w:r>
             <w:r>
               <w:rPr>
@@ -17126,7 +18196,7 @@
                 <w:rFonts w:ascii="Arial" w:hAnsi="Arial" w:eastAsia="Arial" w:cs="Tahoma"/>
                 <w:sz w:val="18"/>
               </w:rPr>
-              <w:t>store-backend · src/entitys/compensation-histories.entity.ts</w:t>
+              <w:t>store-backend · src/entitys/sgi-compensation-histories.entity.ts</w:t>
             </w:r>
           </w:p>
         </w:tc>
@@ -17158,7 +18228,7 @@
                 <w:rFonts w:ascii="Courier New" w:hAnsi="Courier New" w:eastAsia="Courier New" w:cs="Tahoma"/>
                 <w:sz w:val="18"/>
               </w:rPr>
-              <w:t>compensation_histories</w:t>
+              <w:t>sgi_compensation_histories</w:t>
             </w:r>
             <w:r>
               <w:rPr>
@@ -17209,7 +18279,7 @@
                 <w:rFonts w:ascii="Arial" w:hAnsi="Arial" w:eastAsia="Arial" w:cs="Tahoma"/>
                 <w:sz w:val="18"/>
               </w:rPr>
-              <w:t>store-backend · src/entitys/consideration-logs.entity.ts</w:t>
+              <w:t>store-backend · src/entitys/sgi-consideration-logs.entity.ts</w:t>
             </w:r>
           </w:p>
         </w:tc>
@@ -17241,7 +18311,7 @@
                 <w:rFonts w:ascii="Courier New" w:hAnsi="Courier New" w:eastAsia="Courier New" w:cs="Tahoma"/>
                 <w:sz w:val="18"/>
               </w:rPr>
-              <w:t>consideration_logs</w:t>
+              <w:t>sgi_consideration_logs</w:t>
             </w:r>
             <w:r>
               <w:rPr>
@@ -17300,7 +18370,7 @@
                 <w:rFonts w:ascii="Arial" w:hAnsi="Arial" w:eastAsia="Arial" w:cs="Tahoma"/>
                 <w:sz w:val="18"/>
               </w:rPr>
-              <w:t>store-backend · src/providers/sbpgi/sbpgi.ts</w:t>
+              <w:t>store-backend · src/providers/sgi/sgi.ts</w:t>
             </w:r>
           </w:p>
         </w:tc>
@@ -17377,7 +18447,7 @@
                 <w:rFonts w:ascii="Arial" w:hAnsi="Arial" w:eastAsia="Arial" w:cs="Tahoma"/>
                 <w:sz w:val="18"/>
               </w:rPr>
-              <w:t>store-backend · sql/deploy-sbpgi-report-and-master-data.sql</w:t>
+              <w:t>store-backend · sql/deploy-sgi-report-and-master-data.sql</w:t>
             </w:r>
           </w:p>
         </w:tc>
@@ -17432,7 +18502,7 @@
                 <w:rFonts w:ascii="Arial" w:hAnsi="Arial" w:eastAsia="Arial" w:cs="Tahoma"/>
                 <w:sz w:val="18"/>
               </w:rPr>
-              <w:t>BFF · src/common/client-services/sbpgi-client.service.ts</w:t>
+              <w:t>BFF · src/common/client-services/sgi-client.service.ts</w:t>
             </w:r>
           </w:p>
         </w:tc>
@@ -17522,7 +18592,7 @@
                 <w:rFonts w:ascii="Arial" w:hAnsi="Arial" w:eastAsia="Arial" w:cs="Tahoma"/>
                 <w:sz w:val="18"/>
               </w:rPr>
-              <w:t>BFF · src/modules/sbpgi-report-and-master-data/sbpgi-report-and-master-data.controller.ts</w:t>
+              <w:t>BFF · src/modules/sgi-report-and-master-data/sgi-report-and-master-data.controller.ts</w:t>
             </w:r>
           </w:p>
         </w:tc>
@@ -17555,7 +18625,7 @@
                 <w:color w:val="8A3324"/>
                 <w:sz w:val="18"/>
               </w:rPr>
-              <w:t>/bff/sbpgi/…</w:t>
+              <w:t>/bff/sgi/…</w:t>
             </w:r>
             <w:r>
               <w:rPr>
@@ -17599,7 +18669,7 @@
                 <w:rFonts w:ascii="Arial" w:hAnsi="Arial" w:eastAsia="Arial" w:cs="Tahoma"/>
                 <w:sz w:val="18"/>
               </w:rPr>
-              <w:t>BFF · src/modules/sbpgi-report-and-master-data/sbpgi-report-and-master-data.service.ts</w:t>
+              <w:t>BFF · src/modules/sgi-report-and-master-data/sgi-report-and-master-data.service.ts</w:t>
             </w:r>
           </w:p>
         </w:tc>
@@ -17694,7 +18764,7 @@
           <w:rFonts w:ascii="Courier New" w:hAnsi="Courier New" w:eastAsia="Courier New" w:cs="Tahoma"/>
           <w:sz w:val="16"/>
         </w:rPr>
-        <w:t>// src/modules/sbpgi-report-and-master-data/sbpgi-report-and-master-data.controller.ts  (ส่วนที่ 1/3 — คลาสเดียวกัน)</w:t>
+        <w:t>// src/modules/sgi-report-and-master-data/sgi-report-and-master-data.controller.ts  (ส่วนที่ 1/3 — คลาสเดียวกัน)</w:t>
         <w:br/>
         <w:t>import { Body, Controller, Get, Post, Query, UseGuards } from '@nestjs/common';</w:t>
         <w:br/>
@@ -17702,46 +18772,40 @@
         <w:br/>
         <w:t>import { UserId } from '../../common/decorators/user-id.decorator';</w:t>
         <w:br/>
-        <w:t>import { SbpgiReportAndMasterDataService } from './sbpgi-report-and-master-data.service';</w:t>
-        <w:br/>
-        <w:t>import { ReportAndMasterDataQueryDto, CreateSbpgiMasterFactorsBodyDto } from './dto/sbpgi-report-and-master-data.dto';</w:t>
+        <w:t>import { SgiReportAndMasterDataService } from './sgi-report-and-master-data.service';</w:t>
+        <w:br/>
+        <w:t>import { ReportAndMasterDataQueryDto, CreateSgiMasterFactorsBodyDto } from './dto/sgi-report-and-master-data.dto';</w:t>
         <w:br/>
         <w:br/>
         <w:t>// LLDD BE - API Report and Master Data</w:t>
         <w:br/>
         <w:t>// BFF เรียกด้วย x-api-key และแนบ x-user-id / x-user-group-id / x-user-permissions มาให้</w:t>
         <w:br/>
-        <w:t>@Controller('sbpgi/sbpgi')</w:t>
+        <w:t>@Controller('sgi/sgi')</w:t>
         <w:br/>
         <w:t>@UseGuards(HttpHeaderGuard)</w:t>
         <w:br/>
-        <w:t>export class SbpgiReportAndMasterDataController {</w:t>
-        <w:br/>
-        <w:t xml:space="preserve">  constructor(private readonly service: SbpgiReportAndMasterDataService) {}</w:t>
-        <w:br/>
-        <w:br/>
-        <w:t xml:space="preserve">  // GET /api/v1/sbpgi/report/status-summary — รายงานตรวจสอบประกันรายได้</w:t>
-        <w:br/>
-        <w:t xml:space="preserve">  @Get('sbpgi/report/status-summary')</w:t>
-        <w:br/>
-        <w:t xml:space="preserve">  getSbpgiReportStatusSummary(</w:t>
-        <w:br/>
-        <w:t xml:space="preserve">    @Query() query: ReportAndMasterDataQueryDto,</w:t>
-        <w:br/>
-        <w:t xml:space="preserve">    @UserId() userId: string,</w:t>
-        <w:br/>
-        <w:t xml:space="preserve">  ) {</w:t>
+        <w:t>export class SgiReportAndMasterDataController {</w:t>
+        <w:br/>
+        <w:t xml:space="preserve">  constructor(private readonly service: SgiReportAndMasterDataService) {}</w:t>
+        <w:br/>
+        <w:br/>
+        <w:t xml:space="preserve">  // GET /api/v1/sgi/report/status-summary — รายงานตรวจสอบประกันรายได้</w:t>
+        <w:br/>
+        <w:t xml:space="preserve">  @Get('sgi/report/status-summary')</w:t>
+        <w:br/>
+        <w:t xml:space="preserve">  getSgiReportStatusSummary(@Query() query: ReportAndMasterDataQueryDto, @UserId() userId: string) {</w:t>
         <w:br/>
         <w:t xml:space="preserve">    // TODO: ตรวจ x-user-permissions ก่อนเรียก service ถ้า endpoint นี้จำกัดสิทธิ์เมนู</w:t>
         <w:br/>
-        <w:t xml:space="preserve">    return this.service.getSbpgiReportStatusSummary(query, userId);</w:t>
+        <w:t xml:space="preserve">    return this.service.getSgiReportStatusSummary(query, userId);</w:t>
         <w:br/>
         <w:t xml:space="preserve">  }</w:t>
         <w:br/>
         <w:br/>
-        <w:t xml:space="preserve">  // GET /api/v1/sbpgi/report/status-summary/export — Export Excel</w:t>
-        <w:br/>
-        <w:t xml:space="preserve">  @Get('sbpgi/report/status-summary/export')</w:t>
+        <w:t xml:space="preserve">  // GET /api/v1/sgi/report/status-summary/export — Export Excel</w:t>
+        <w:br/>
+        <w:t xml:space="preserve">  @Get('sgi/report/status-summary/export')</w:t>
         <w:br/>
         <w:t xml:space="preserve">  exportStatusSummary(@Query() query: ReportAndMasterDataQueryDto, @UserId() userId: string) {</w:t>
         <w:br/>
@@ -17752,34 +18816,28 @@
         <w:t xml:space="preserve">  }</w:t>
         <w:br/>
         <w:br/>
-        <w:t xml:space="preserve">  // GET /api/v1/sbpgi/master/factors — อ่านปัจจัยภายนอก</w:t>
-        <w:br/>
-        <w:t xml:space="preserve">  @Get('sbpgi/master/factors')</w:t>
-        <w:br/>
-        <w:t xml:space="preserve">  getSbpgiMasterFactors(@Query() query: ReportAndMasterDataQueryDto, @UserId() userId: string) {</w:t>
+        <w:t xml:space="preserve">  // GET /api/v1/sgi/master/factors — อ่านปัจจัยภายนอก</w:t>
+        <w:br/>
+        <w:t xml:space="preserve">  @Get('sgi/master/factors')</w:t>
+        <w:br/>
+        <w:t xml:space="preserve">  getSgiMasterFactors(@Query() query: ReportAndMasterDataQueryDto, @UserId() userId: string) {</w:t>
         <w:br/>
         <w:t xml:space="preserve">    // TODO: ตรวจ x-user-permissions ก่อนเรียก service ถ้า endpoint นี้จำกัดสิทธิ์เมนู</w:t>
         <w:br/>
-        <w:t xml:space="preserve">    return this.service.getSbpgiMasterFactors(query, userId);</w:t>
+        <w:t xml:space="preserve">    return this.service.getSgiMasterFactors(query, userId);</w:t>
         <w:br/>
         <w:t xml:space="preserve">  }</w:t>
         <w:br/>
         <w:br/>
-        <w:t xml:space="preserve">  // POST /api/v1/sbpgi/master/factors — สร้างปัจจัยภายนอก</w:t>
-        <w:br/>
-        <w:t xml:space="preserve">  @Post('sbpgi/master/factors')</w:t>
-        <w:br/>
-        <w:t xml:space="preserve">  createSbpgiMasterFactors(</w:t>
-        <w:br/>
-        <w:t xml:space="preserve">    @Body() body: CreateSbpgiMasterFactorsBodyDto,</w:t>
-        <w:br/>
-        <w:t xml:space="preserve">    @UserId() userId: string,</w:t>
-        <w:br/>
-        <w:t xml:space="preserve">  ) {</w:t>
+        <w:t xml:space="preserve">  // POST /api/v1/sgi/master/factors — สร้างปัจจัยภายนอก</w:t>
+        <w:br/>
+        <w:t xml:space="preserve">  @Post('sgi/master/factors')</w:t>
+        <w:br/>
+        <w:t xml:space="preserve">  createSgiMasterFactors(@Body() body: CreateSgiMasterFactorsBodyDto, @UserId() userId: string) {</w:t>
         <w:br/>
         <w:t xml:space="preserve">    // TODO: ตรวจ x-user-permissions ก่อนเรียก service ถ้า endpoint นี้จำกัดสิทธิ์เมนู</w:t>
         <w:br/>
-        <w:t xml:space="preserve">    return this.service.createSbpgiMasterFactors(body, userId);</w:t>
+        <w:t xml:space="preserve">    return this.service.createSgiMasterFactors(body, userId);</w:t>
         <w:br/>
         <w:t xml:space="preserve">  }</w:t>
       </w:r>
@@ -17794,22 +18852,22 @@
           <w:rFonts w:ascii="Courier New" w:hAnsi="Courier New" w:eastAsia="Courier New" w:cs="Tahoma"/>
           <w:sz w:val="16"/>
         </w:rPr>
-        <w:t>// src/modules/sbpgi-report-and-master-data/sbpgi-report-and-master-data.controller.ts  (ส่วนที่ 2/3 — คลาสเดียวกัน)</w:t>
-        <w:br/>
-        <w:t>// import เพิ่ม: UpdateSbpgiMasterFactorsByCodeBodyDto, CreateSbpgiMasterCompetitorsBodyDto</w:t>
-        <w:br/>
-        <w:t>// (method ต่อไปนี้อยู่ในคลาส SbpgiReportAndMasterDataController เดียวกับส่วนที่ 1)</w:t>
-        <w:br/>
-        <w:br/>
-        <w:t xml:space="preserve">  // PUT /api/v1/sbpgi/master/factors/{code} — แก้ปัจจัยภายนอก</w:t>
-        <w:br/>
-        <w:t xml:space="preserve">  @Put('sbpgi/master/factors/:code')</w:t>
-        <w:br/>
-        <w:t xml:space="preserve">  updateSbpgiMasterFactorsByCode(</w:t>
+        <w:t>// src/modules/sgi-report-and-master-data/sgi-report-and-master-data.controller.ts  (ส่วนที่ 2/3 — คลาสเดียวกัน)</w:t>
+        <w:br/>
+        <w:t>// import เพิ่ม: UpdateSgiMasterFactorsByCodeBodyDto, CreateSgiMasterCompetitorsBodyDto</w:t>
+        <w:br/>
+        <w:t>// (method ต่อไปนี้อยู่ในคลาส SgiReportAndMasterDataController เดียวกับส่วนที่ 1)</w:t>
+        <w:br/>
+        <w:br/>
+        <w:t xml:space="preserve">  // PUT /api/v1/sgi/master/factors/{code} — แก้ปัจจัยภายนอก</w:t>
+        <w:br/>
+        <w:t xml:space="preserve">  @Put('sgi/master/factors/:code')</w:t>
+        <w:br/>
+        <w:t xml:space="preserve">  updateSgiMasterFactorsByCode(</w:t>
         <w:br/>
         <w:t xml:space="preserve">    @Param('code') code: string,</w:t>
         <w:br/>
-        <w:t xml:space="preserve">    @Body() body: UpdateSbpgiMasterFactorsByCodeBodyDto,</w:t>
+        <w:t xml:space="preserve">    @Body() body: UpdateSgiMasterFactorsByCodeBodyDto,</w:t>
         <w:br/>
         <w:t xml:space="preserve">    @UserId() userId: string,</w:t>
         <w:br/>
@@ -17817,31 +18875,31 @@
         <w:br/>
         <w:t xml:space="preserve">    // TODO: ตรวจ x-user-permissions ก่อนเรียก service ถ้า endpoint นี้จำกัดสิทธิ์เมนู</w:t>
         <w:br/>
-        <w:t xml:space="preserve">    return this.service.updateSbpgiMasterFactorsByCode(code, body, userId);</w:t>
+        <w:t xml:space="preserve">    return this.service.updateSgiMasterFactorsByCode(code, body, userId);</w:t>
         <w:br/>
         <w:t xml:space="preserve">  }</w:t>
         <w:br/>
         <w:br/>
-        <w:t xml:space="preserve">  // GET /api/v1/sbpgi/master/competitors — master แบรนด์คู่แข่ง 11 รายการ (รหัส 01-11) — เป็นแหล่งของ dropdown ร…</w:t>
-        <w:br/>
-        <w:t xml:space="preserve">  @Get('sbpgi/master/competitors')</w:t>
-        <w:br/>
-        <w:t xml:space="preserve">  getSbpgiMasterCompetitors(@Query() query: ReportAndMasterDataQueryDto, @UserId() userId: string) {</w:t>
+        <w:t xml:space="preserve">  // GET /api/v1/sgi/master/competitors — master แบรนด์คู่แข่ง 11 รายการ (รหัส 01-11) — เป็นแหล่งของ dropdown ร…</w:t>
+        <w:br/>
+        <w:t xml:space="preserve">  @Get('sgi/master/competitors')</w:t>
+        <w:br/>
+        <w:t xml:space="preserve">  getSgiMasterCompetitors(@Query() query: ReportAndMasterDataQueryDto, @UserId() userId: string) {</w:t>
         <w:br/>
         <w:t xml:space="preserve">    // TODO: ตรวจ x-user-permissions ก่อนเรียก service ถ้า endpoint นี้จำกัดสิทธิ์เมนู</w:t>
         <w:br/>
-        <w:t xml:space="preserve">    return this.service.getSbpgiMasterCompetitors(query, userId);</w:t>
+        <w:t xml:space="preserve">    return this.service.getSgiMasterCompetitors(query, userId);</w:t>
         <w:br/>
         <w:t xml:space="preserve">  }</w:t>
         <w:br/>
         <w:br/>
-        <w:t xml:space="preserve">  // POST /api/v1/sbpgi/master/competitors — เพิ่มแบรนด์คู่แข่ง — code/nameTh/nameEn บังคับ · รหัสซ้ำตอบ 409</w:t>
-        <w:br/>
-        <w:t xml:space="preserve">  @Post('sbpgi/master/competitors')</w:t>
-        <w:br/>
-        <w:t xml:space="preserve">  createSbpgiMasterCompetitors(</w:t>
-        <w:br/>
-        <w:t xml:space="preserve">    @Body() body: CreateSbpgiMasterCompetitorsBodyDto,</w:t>
+        <w:t xml:space="preserve">  // POST /api/v1/sgi/master/competitors — เพิ่มแบรนด์คู่แข่ง — code/nameTh/nameEn บังคับ · รหัสซ้ำตอบ 409</w:t>
+        <w:br/>
+        <w:t xml:space="preserve">  @Post('sgi/master/competitors')</w:t>
+        <w:br/>
+        <w:t xml:space="preserve">  createSgiMasterCompetitors(</w:t>
+        <w:br/>
+        <w:t xml:space="preserve">    @Body() body: CreateSgiMasterCompetitorsBodyDto,</w:t>
         <w:br/>
         <w:t xml:space="preserve">    @UserId() userId: string,</w:t>
         <w:br/>
@@ -17849,16 +18907,16 @@
         <w:br/>
         <w:t xml:space="preserve">    // TODO: ตรวจ x-user-permissions ก่อนเรียก service ถ้า endpoint นี้จำกัดสิทธิ์เมนู</w:t>
         <w:br/>
-        <w:t xml:space="preserve">    return this.service.createSbpgiMasterCompetitors(body, userId);</w:t>
+        <w:t xml:space="preserve">    return this.service.createSgiMasterCompetitors(body, userId);</w:t>
         <w:br/>
         <w:t xml:space="preserve">  }</w:t>
         <w:br/>
         <w:br/>
-        <w:t xml:space="preserve">  // PUT /api/v1/sbpgi/master/competitors/{code} — แก้ชื่อ/สถานะ — ห้ามแก้ code เพราะถูกอ้างจาก document_competitors</w:t>
-        <w:br/>
-        <w:t xml:space="preserve">  @Put('sbpgi/master/competitors/:code')</w:t>
-        <w:br/>
-        <w:t xml:space="preserve">  updateSbpgiMasterCompetitorsByCode(</w:t>
+        <w:t xml:space="preserve">  // PUT /api/v1/sgi/master/competitors/{code} — แก้ชื่อ/สถานะ — ห้ามแก้ code เพราะถูกอ้างจาก sgi_document_competitors</w:t>
+        <w:br/>
+        <w:t xml:space="preserve">  @Put('sgi/master/competitors/:code')</w:t>
+        <w:br/>
+        <w:t xml:space="preserve">  updateSgiMasterCompetitorsByCode(</w:t>
         <w:br/>
         <w:t xml:space="preserve">    @Param('code') code: string,</w:t>
         <w:br/>
@@ -17870,7 +18928,7 @@
         <w:br/>
         <w:t xml:space="preserve">    // TODO: ตรวจ x-user-permissions ก่อนเรียก service ถ้า endpoint นี้จำกัดสิทธิ์เมนู</w:t>
         <w:br/>
-        <w:t xml:space="preserve">    return this.service.updateSbpgiMasterCompetitorsByCode(code, body, userId);</w:t>
+        <w:t xml:space="preserve">    return this.service.updateSgiMasterCompetitorsByCode(code, body, userId);</w:t>
         <w:br/>
         <w:t xml:space="preserve">  }</w:t>
       </w:r>
@@ -17885,29 +18943,29 @@
           <w:rFonts w:ascii="Courier New" w:hAnsi="Courier New" w:eastAsia="Courier New" w:cs="Tahoma"/>
           <w:sz w:val="16"/>
         </w:rPr>
-        <w:t>// src/modules/sbpgi-report-and-master-data/sbpgi-report-and-master-data.controller.ts  (ส่วนที่ 3/3 — คลาสเดียวกัน)</w:t>
-        <w:br/>
-        <w:t>// (method ต่อไปนี้อยู่ในคลาส SbpgiReportAndMasterDataController เดียวกับส่วนที่ 1)</w:t>
-        <w:br/>
-        <w:br/>
-        <w:t xml:space="preserve">  // DELETE /api/v1/sbpgi/master/competitors/{code} — ลบแบรนด์คู่แข่ง — ถูกอ้างในเอกสารแล้วตอบ 409</w:t>
-        <w:br/>
-        <w:t xml:space="preserve">  @Delete('sbpgi/master/competitors/:code')</w:t>
-        <w:br/>
-        <w:t xml:space="preserve">  removeSbpgiMasterCompetitorsByCode(@Param('code') code: string, @UserId() userId: string) {</w:t>
+        <w:t>// src/modules/sgi-report-and-master-data/sgi-report-and-master-data.controller.ts  (ส่วนที่ 3/3 — คลาสเดียวกัน)</w:t>
+        <w:br/>
+        <w:t>// (method ต่อไปนี้อยู่ในคลาส SgiReportAndMasterDataController เดียวกับส่วนที่ 1)</w:t>
+        <w:br/>
+        <w:br/>
+        <w:t xml:space="preserve">  // DELETE /api/v1/sgi/master/competitors/{code} — ลบแบรนด์คู่แข่ง — ถูกอ้างในเอกสารแล้วตอบ 409</w:t>
+        <w:br/>
+        <w:t xml:space="preserve">  @Delete('sgi/master/competitors/:code')</w:t>
+        <w:br/>
+        <w:t xml:space="preserve">  removeSgiMasterCompetitorsByCode(@Param('code') code: string, @UserId() userId: string) {</w:t>
         <w:br/>
         <w:t xml:space="preserve">    // TODO: ตรวจ x-user-permissions ก่อนเรียก service ถ้า endpoint นี้จำกัดสิทธิ์เมนู</w:t>
         <w:br/>
-        <w:t xml:space="preserve">    return this.service.removeSbpgiMasterCompetitorsByCode(code, userId);</w:t>
+        <w:t xml:space="preserve">    return this.service.removeSgiMasterCompetitorsByCode(code, userId);</w:t>
         <w:br/>
         <w:t xml:space="preserve">  }</w:t>
         <w:br/>
         <w:br/>
-        <w:t xml:space="preserve">  // DELETE /api/v1/sbpgi/master/factors/{code} — ลบปัจจัยภายนอกที่ไม่ถูกใช้งาน</w:t>
-        <w:br/>
-        <w:t xml:space="preserve">  @Delete('sbpgi/master/factors/:code')</w:t>
-        <w:br/>
-        <w:t xml:space="preserve">  removeSbpgiMasterFactorsByCode(</w:t>
+        <w:t xml:space="preserve">  // DELETE /api/v1/sgi/master/factors/{code} — ลบปัจจัยภายนอกที่ไม่ถูกใช้งาน</w:t>
+        <w:br/>
+        <w:t xml:space="preserve">  @Delete('sgi/master/factors/:code')</w:t>
+        <w:br/>
+        <w:t xml:space="preserve">  removeSgiMasterFactorsByCode(</w:t>
         <w:br/>
         <w:t xml:space="preserve">    @Param('code') code: string,</w:t>
         <w:br/>
@@ -17919,7 +18977,7 @@
         <w:br/>
         <w:t xml:space="preserve">    // TODO: ตรวจ x-user-permissions ก่อนเรียก service ถ้า endpoint นี้จำกัดสิทธิ์เมนู</w:t>
         <w:br/>
-        <w:t xml:space="preserve">    return this.service.removeSbpgiMasterFactorsByCode(code, body, userId);</w:t>
+        <w:t xml:space="preserve">    return this.service.removeSgiMasterFactorsByCode(code, body, userId);</w:t>
         <w:br/>
         <w:t xml:space="preserve">  }</w:t>
         <w:br/>
@@ -17947,7 +19005,7 @@
           <w:rFonts w:ascii="Courier New" w:hAnsi="Courier New" w:eastAsia="Courier New" w:cs="Tahoma"/>
           <w:sz w:val="16"/>
         </w:rPr>
-        <w:t>// src/modules/sbpgi-report-and-master-data/dto/sbpgi-report-and-master-data.dto.ts</w:t>
+        <w:t>// src/modules/sgi-report-and-master-data/dto/sgi-report-and-master-data.dto.ts</w:t>
         <w:br/>
         <w:t>import { Type } from 'class-transformer';</w:t>
         <w:br/>
@@ -17989,7 +19047,7 @@
         <w:t xml:space="preserve">  status?: string;</w:t>
         <w:br/>
         <w:br/>
-        <w:t xml:space="preserve">  /** maps to consideration_logs.result_category ล่าสุด · CANCELLED = ยกเลิกโดยระบบ (เพิ่ม 2026… */</w:t>
+        <w:t xml:space="preserve">  /** maps to sgi_consideration_logs.result_category ล่าสุด · CANCELLED = ยกเลิกโดยระบบ (เพิ่ม … */</w:t>
         <w:br/>
         <w:t xml:space="preserve">  @IsOptional()</w:t>
         <w:br/>
@@ -18048,9 +19106,9 @@
           <w:rFonts w:ascii="Courier New" w:hAnsi="Courier New" w:eastAsia="Courier New" w:cs="Tahoma"/>
           <w:sz w:val="16"/>
         </w:rPr>
-        <w:t>// body ของ POST /api/v1/sbpgi/master/factors</w:t>
-        <w:br/>
-        <w:t>export class CreateSbpgiMasterFactorsBodyDto {</w:t>
+        <w:t>// body ของ POST /api/v1/sgi/master/factors</w:t>
+        <w:br/>
+        <w:t>export class CreateSgiMasterFactorsBodyDto {</w:t>
         <w:br/>
         <w:t xml:space="preserve">  @IsNotEmpty()</w:t>
         <w:br/>
@@ -18105,9 +19163,9 @@
           <w:rFonts w:ascii="Courier New" w:hAnsi="Courier New" w:eastAsia="Courier New" w:cs="Tahoma"/>
           <w:sz w:val="16"/>
         </w:rPr>
-        <w:t>// body ของ PUT /api/v1/sbpgi/master/factors/{code}</w:t>
-        <w:br/>
-        <w:t>export class UpdateSbpgiMasterFactorsByCodeBodyDto {</w:t>
+        <w:t>// body ของ PUT /api/v1/sgi/master/factors/{code}</w:t>
+        <w:br/>
+        <w:t>export class UpdateSgiMasterFactorsByCodeBodyDto {</w:t>
         <w:br/>
         <w:t xml:space="preserve">  @IsNotEmpty()</w:t>
         <w:br/>
@@ -18155,9 +19213,9 @@
           <w:rFonts w:ascii="Courier New" w:hAnsi="Courier New" w:eastAsia="Courier New" w:cs="Tahoma"/>
           <w:sz w:val="16"/>
         </w:rPr>
-        <w:t>// body ของ POST /api/v1/sbpgi/master/competitors</w:t>
-        <w:br/>
-        <w:t>export class CreateSbpgiMasterCompetitorsBodyDto {</w:t>
+        <w:t>// body ของ POST /api/v1/sgi/master/competitors</w:t>
+        <w:br/>
+        <w:t>export class CreateSgiMasterCompetitorsBodyDto {</w:t>
         <w:br/>
         <w:t xml:space="preserve">  @IsNotEmpty()</w:t>
         <w:br/>
@@ -18189,7 +19247,7 @@
         <w:t>}</w:t>
         <w:br/>
         <w:br/>
-        <w:t>// TODO: สร้าง BodyDto ของ endpoint ที่เหลือด้วยรูปแบบเดียวกัน: PUT /api/v1/sbpgi/master/competitors/{code}, DELETE /api/v1/sbpgi/master/factors/{code}</w:t>
+        <w:t>// TODO: สร้าง BodyDto ของ endpoint ที่เหลือด้วยรูปแบบเดียวกัน: PUT /api/v1/sgi/master/competitors/{code}, DELETE /api/v1/sgi/master/factors/{code}</w:t>
       </w:r>
     </w:p>
     <w:p>
@@ -18239,20 +19297,20 @@
           <w:rFonts w:ascii="Courier New" w:hAnsi="Courier New" w:eastAsia="Courier New" w:cs="Tahoma"/>
           <w:sz w:val="16"/>
         </w:rPr>
-        <w:t>// src/modules/sbpgi-report-and-master-data/sbpgi-report-and-master-data.service.ts</w:t>
+        <w:t>// src/modules/sgi-report-and-master-data/sgi-report-and-master-data.service.ts</w:t>
         <w:br/>
         <w:t>import { Inject, Injectable, Logger, NotFoundException, NotImplementedException } from '@nestjs/common';</w:t>
         <w:br/>
         <w:t>import { DataSource } from 'typeorm';</w:t>
         <w:br/>
-        <w:t>import { SBPGI_SQL } from './sbpgi-report-and-master-data.sql';</w:t>
+        <w:t>import { SGI_SQL } from './sgi-report-and-master-data.sql';</w:t>
         <w:br/>
         <w:br/>
         <w:t>@Injectable()</w:t>
         <w:br/>
-        <w:t>export class SbpgiReportAndMasterDataService {</w:t>
-        <w:br/>
-        <w:t xml:space="preserve">  private readonly logger = new Logger(SbpgiReportAndMasterDataService.name);</w:t>
+        <w:t>export class SgiReportAndMasterDataService {</w:t>
+        <w:br/>
+        <w:t xml:space="preserve">  private readonly logger = new Logger(SgiReportAndMasterDataService.name);</w:t>
         <w:br/>
         <w:br/>
         <w:t xml:space="preserve">  constructor(</w:t>
@@ -18264,21 +19322,21 @@
         <w:t xml:space="preserve">  ) {}</w:t>
         <w:br/>
         <w:br/>
-        <w:t xml:space="preserve">  // GET /api/v1/sbpgi/report/status-summary — รายงานตรวจสอบประกันรายได้</w:t>
-        <w:br/>
-        <w:t xml:space="preserve">  async getSbpgiReportStatusSummary(query: ReportAndMasterDataQueryDto, userId: string) {</w:t>
+        <w:t xml:space="preserve">  // GET /api/v1/sgi/report/status-summary — รายงานตรวจสอบประกันรายได้</w:t>
+        <w:br/>
+        <w:t xml:space="preserve">  async getSgiReportStatusSummary(query: ReportAndMasterDataQueryDto, userId: string) {</w:t>
         <w:br/>
         <w:t xml:space="preserve">    const page = Number(query.page ?? 1);</w:t>
         <w:br/>
         <w:t xml:space="preserve">    const size = Math.min(Number(query.size ?? 20), 100);</w:t>
         <w:br/>
-        <w:t xml:space="preserve">    // SQL เต็มอยู่ในหัวข้อ Database SQL ของเอกสารนี้ (คีย์ 'GET /api/v1/sbpgi/report/status-summary')</w:t>
+        <w:t xml:space="preserve">    // SQL เต็มอยู่ในหัวข้อ Database SQL ของเอกสารนี้ (คีย์ 'GET /api/v1/sgi/report/status-summary')</w:t>
         <w:br/>
         <w:t xml:space="preserve">    // ⚠️ SQL ตัวอย่างบางเส้นเขียนด้วย named parameter (:size/:offset) แต่ dataSource.query()</w:t>
         <w:br/>
         <w:t xml:space="preserve">    //    รับเฉพาะ positional $1..$n — ต้องแปลงชื่อเป็นลำดับก่อน หรือใช้ QueryBuilder แทน</w:t>
         <w:br/>
-        <w:t xml:space="preserve">    const rows = await this.dataSource.query(SBPGI_SQL.getSbpgiReportStatusSummary, [</w:t>
+        <w:t xml:space="preserve">    const rows = await this.dataSource.query(SGI_SQL.getSgiReportStatusSummary, [</w:t>
         <w:br/>
         <w:t xml:space="preserve">      // TODO: เรียงพารามิเตอร์ให้ตรงกับ $1..$n ของ SQL จริง</w:t>
         <w:br/>
@@ -18293,37 +19351,37 @@
         <w:t xml:space="preserve">  }</w:t>
         <w:br/>
         <w:br/>
-        <w:t xml:space="preserve">  // GET /api/v1/sbpgi/report/status-summary/export — Export Excel</w:t>
+        <w:t xml:space="preserve">  // GET /api/v1/sgi/report/status-summary/export — Export Excel</w:t>
         <w:br/>
         <w:t xml:space="preserve">  async exportStatusSummary(query: ReportAndMasterDataQueryDto, userId: string) {</w:t>
         <w:br/>
-        <w:t xml:space="preserve">    // TODO: implement ตาม business rule ของ GET /api/v1/sbpgi/report/status-summary/export</w:t>
-        <w:br/>
-        <w:t xml:space="preserve">    //       (SQL อยู่ในหัวข้อ Database SQL คีย์ 'GET /api/v1/sbpgi/report/status-summary/export')</w:t>
+        <w:t xml:space="preserve">    // TODO: implement ตาม business rule ของ GET /api/v1/sgi/report/status-summary/export</w:t>
+        <w:br/>
+        <w:t xml:space="preserve">    //       (SQL อยู่ในหัวข้อ Database SQL คีย์ 'GET /api/v1/sgi/report/status-summary/export')</w:t>
         <w:br/>
         <w:t xml:space="preserve">    throw new NotImplementedException('exportStatusSummary ยังไม่ implement');</w:t>
         <w:br/>
         <w:t xml:space="preserve">  }</w:t>
         <w:br/>
         <w:br/>
-        <w:t xml:space="preserve">  // GET /api/v1/sbpgi/master/factors — อ่านปัจจัยภายนอก</w:t>
-        <w:br/>
-        <w:t xml:space="preserve">  async getSbpgiMasterFactors(query: ReportAndMasterDataQueryDto, userId: string) {</w:t>
-        <w:br/>
-        <w:t xml:space="preserve">    // TODO: implement ตาม business rule ของ GET /api/v1/sbpgi/master/factors</w:t>
-        <w:br/>
-        <w:t xml:space="preserve">    //       (SQL อยู่ในหัวข้อ Database SQL คีย์ 'GET /api/v1/sbpgi/master/factors')</w:t>
-        <w:br/>
-        <w:t xml:space="preserve">    throw new NotImplementedException('getSbpgiMasterFactors ยังไม่ implement');</w:t>
+        <w:t xml:space="preserve">  // GET /api/v1/sgi/master/factors — อ่านปัจจัยภายนอก</w:t>
+        <w:br/>
+        <w:t xml:space="preserve">  async getSgiMasterFactors(query: ReportAndMasterDataQueryDto, userId: string) {</w:t>
+        <w:br/>
+        <w:t xml:space="preserve">    // TODO: implement ตาม business rule ของ GET /api/v1/sgi/master/factors</w:t>
+        <w:br/>
+        <w:t xml:space="preserve">    //       (SQL อยู่ในหัวข้อ Database SQL คีย์ 'GET /api/v1/sgi/master/factors')</w:t>
+        <w:br/>
+        <w:t xml:space="preserve">    throw new NotImplementedException('getSgiMasterFactors ยังไม่ implement');</w:t>
         <w:br/>
         <w:t xml:space="preserve">  }</w:t>
         <w:br/>
         <w:br/>
-        <w:t xml:space="preserve">  // POST /api/v1/sbpgi/master/factors — สร้างปัจจัยภายนอก</w:t>
+        <w:t xml:space="preserve">  // POST /api/v1/sgi/master/factors — สร้างปัจจัยภายนอก</w:t>
         <w:br/>
         <w:t xml:space="preserve">  // mutation ต้องอยู่ใน transaction เดียว (ไม่มี audit ของ master แล้ว · 2026-08-07)</w:t>
         <w:br/>
-        <w:t xml:space="preserve">  async createSbpgiMasterFactors(body: CreateSbpgiMasterFactorsBodyDto, userId: string) {</w:t>
+        <w:t xml:space="preserve">  async createSgiMasterFactors(body: CreateSgiMasterFactorsBodyDto, userId: string) {</w:t>
         <w:br/>
         <w:t xml:space="preserve">    const runner = this.dataSource.createQueryRunner();</w:t>
         <w:br/>
@@ -18333,9 +19391,9 @@
         <w:br/>
         <w:t xml:space="preserve">    try {</w:t>
         <w:br/>
-        <w:t xml:space="preserve">      // TODO: lock แถวเป้าหมายของ external_factors ด้วย SELECT ... FOR UPDATE ก่อนเขียน</w:t>
-        <w:br/>
-        <w:t xml:space="preserve">      const [current] = await runner.query(SBPGI_SQL.createSbpgiMasterFactorsLock, [body.docNo]);</w:t>
+        <w:t xml:space="preserve">      // TODO: lock แถวเป้าหมายของ sgi_external_factors ด้วย SELECT ... FOR UPDATE ก่อนเขียน</w:t>
+        <w:br/>
+        <w:t xml:space="preserve">      const [current] = await runner.query(SGI_SQL.createSgiMasterFactorsLock, [body.docNo]);</w:t>
         <w:br/>
         <w:t xml:space="preserve">      if (!current) {</w:t>
         <w:br/>
@@ -18343,7 +19401,7 @@
         <w:br/>
         <w:t xml:space="preserve">      }</w:t>
         <w:br/>
-        <w:t xml:space="preserve">      await runner.query(SBPGI_SQL.createSbpgiMasterFactors, [/* TODO: ผูกค่าจาก body */]);</w:t>
+        <w:t xml:space="preserve">      await runner.query(SGI_SQL.createSgiMasterFactors, [/* TODO: ผูกค่าจาก body */]);</w:t>
         <w:br/>
         <w:t xml:space="preserve">      await runner.commitTransaction();</w:t>
         <w:br/>
@@ -18366,80 +19424,80 @@
         <w:t xml:space="preserve">  }</w:t>
         <w:br/>
         <w:br/>
-        <w:t xml:space="preserve">  // PUT /api/v1/sbpgi/master/factors/{code} — แก้ปัจจัยภายนอก</w:t>
-        <w:br/>
-        <w:t xml:space="preserve">  async updateSbpgiMasterFactorsByCode(code: string, body: UpdateSbpgiMasterFactorsByCodeBodyDto, userId: string) {</w:t>
-        <w:br/>
-        <w:t xml:space="preserve">    // TODO: implement ตาม business rule ของ PUT /api/v1/sbpgi/master/factors/{code}</w:t>
-        <w:br/>
-        <w:t xml:space="preserve">    //       (SQL อยู่ในหัวข้อ Database SQL คีย์ 'PUT /api/v1/sbpgi/master/factors/{code}')</w:t>
-        <w:br/>
-        <w:t xml:space="preserve">    throw new NotImplementedException('updateSbpgiMasterFactorsByCode ยังไม่ implement');</w:t>
+        <w:t xml:space="preserve">  // PUT /api/v1/sgi/master/factors/{code} — แก้ปัจจัยภายนอก</w:t>
+        <w:br/>
+        <w:t xml:space="preserve">  async updateSgiMasterFactorsByCode(code: string, body: UpdateSgiMasterFactorsByCodeBodyDto, userId: string) {</w:t>
+        <w:br/>
+        <w:t xml:space="preserve">    // TODO: implement ตาม business rule ของ PUT /api/v1/sgi/master/factors/{code}</w:t>
+        <w:br/>
+        <w:t xml:space="preserve">    //       (SQL อยู่ในหัวข้อ Database SQL คีย์ 'PUT /api/v1/sgi/master/factors/{code}')</w:t>
+        <w:br/>
+        <w:t xml:space="preserve">    throw new NotImplementedException('updateSgiMasterFactorsByCode ยังไม่ implement');</w:t>
         <w:br/>
         <w:t xml:space="preserve">  }</w:t>
         <w:br/>
         <w:br/>
-        <w:t xml:space="preserve">  // GET /api/v1/sbpgi/master/competitors — master แบรนด์คู่แข่ง 11 รายการ (รหัส 01-11) — เป็นแหล่งของ dropdown ร…</w:t>
-        <w:br/>
-        <w:t xml:space="preserve">  async getSbpgiMasterCompetitors(query: ReportAndMasterDataQueryDto, userId: string) {</w:t>
-        <w:br/>
-        <w:t xml:space="preserve">    // TODO: implement ตาม business rule ของ GET /api/v1/sbpgi/master/competitors</w:t>
-        <w:br/>
-        <w:t xml:space="preserve">    //       (SQL อยู่ในหัวข้อ Database SQL คีย์ 'GET /api/v1/sbpgi/master/competitors')</w:t>
-        <w:br/>
-        <w:t xml:space="preserve">    throw new NotImplementedException('getSbpgiMasterCompetitors ยังไม่ implement');</w:t>
+        <w:t xml:space="preserve">  // GET /api/v1/sgi/master/competitors — master แบรนด์คู่แข่ง 11 รายการ (รหัส 01-11) — เป็นแหล่งของ dropdown ร…</w:t>
+        <w:br/>
+        <w:t xml:space="preserve">  async getSgiMasterCompetitors(query: ReportAndMasterDataQueryDto, userId: string) {</w:t>
+        <w:br/>
+        <w:t xml:space="preserve">    // TODO: implement ตาม business rule ของ GET /api/v1/sgi/master/competitors</w:t>
+        <w:br/>
+        <w:t xml:space="preserve">    //       (SQL อยู่ในหัวข้อ Database SQL คีย์ 'GET /api/v1/sgi/master/competitors')</w:t>
+        <w:br/>
+        <w:t xml:space="preserve">    throw new NotImplementedException('getSgiMasterCompetitors ยังไม่ implement');</w:t>
         <w:br/>
         <w:t xml:space="preserve">  }</w:t>
         <w:br/>
         <w:br/>
-        <w:t xml:space="preserve">  // POST /api/v1/sbpgi/master/competitors — เพิ่มแบรนด์คู่แข่ง — code/nameTh/nameEn บังคับ · รหัสซ้ำตอบ 409</w:t>
-        <w:br/>
-        <w:t xml:space="preserve">  async createSbpgiMasterCompetitors(body: CreateSbpgiMasterCompetitorsBodyDto, userId: string) {</w:t>
-        <w:br/>
-        <w:t xml:space="preserve">    // TODO: implement ตาม business rule ของ POST /api/v1/sbpgi/master/competitors</w:t>
-        <w:br/>
-        <w:t xml:space="preserve">    //       (SQL อยู่ในหัวข้อ Database SQL คีย์ 'POST /api/v1/sbpgi/master/competitors')</w:t>
-        <w:br/>
-        <w:t xml:space="preserve">    throw new NotImplementedException('createSbpgiMasterCompetitors ยังไม่ implement');</w:t>
+        <w:t xml:space="preserve">  // POST /api/v1/sgi/master/competitors — เพิ่มแบรนด์คู่แข่ง — code/nameTh/nameEn บังคับ · รหัสซ้ำตอบ 409</w:t>
+        <w:br/>
+        <w:t xml:space="preserve">  async createSgiMasterCompetitors(body: CreateSgiMasterCompetitorsBodyDto, userId: string) {</w:t>
+        <w:br/>
+        <w:t xml:space="preserve">    // TODO: implement ตาม business rule ของ POST /api/v1/sgi/master/competitors</w:t>
+        <w:br/>
+        <w:t xml:space="preserve">    //       (SQL อยู่ในหัวข้อ Database SQL คีย์ 'POST /api/v1/sgi/master/competitors')</w:t>
+        <w:br/>
+        <w:t xml:space="preserve">    throw new NotImplementedException('createSgiMasterCompetitors ยังไม่ implement');</w:t>
         <w:br/>
         <w:t xml:space="preserve">  }</w:t>
         <w:br/>
         <w:br/>
-        <w:t xml:space="preserve">  // PUT /api/v1/sbpgi/master/competitors/{code} — แก้ชื่อ/สถานะ — ห้ามแก้ code เพราะถูกอ้างจาก document_competitors</w:t>
-        <w:br/>
-        <w:t xml:space="preserve">  async updateSbpgiMasterCompetitorsByCode(code: string, body: Record&lt;string, unknown&gt;, userId: string) {</w:t>
-        <w:br/>
-        <w:t xml:space="preserve">    // TODO: implement ตาม business rule ของ PUT /api/v1/sbpgi/master/competitors/{code}</w:t>
-        <w:br/>
-        <w:t xml:space="preserve">    //       (SQL อยู่ในหัวข้อ Database SQL คีย์ 'PUT /api/v1/sbpgi/master/competitors/{code}')</w:t>
-        <w:br/>
-        <w:t xml:space="preserve">    throw new NotImplementedException('updateSbpgiMasterCompetitorsByCode ยังไม่ implement');</w:t>
+        <w:t xml:space="preserve">  // PUT /api/v1/sgi/master/competitors/{code} — แก้ชื่อ/สถานะ — ห้ามแก้ code เพราะถูกอ้างจาก sgi_document_competitors</w:t>
+        <w:br/>
+        <w:t xml:space="preserve">  async updateSgiMasterCompetitorsByCode(code: string, body: Record&lt;string, unknown&gt;, userId: string) {</w:t>
+        <w:br/>
+        <w:t xml:space="preserve">    // TODO: implement ตาม business rule ของ PUT /api/v1/sgi/master/competitors/{code}</w:t>
+        <w:br/>
+        <w:t xml:space="preserve">    //       (SQL อยู่ในหัวข้อ Database SQL คีย์ 'PUT /api/v1/sgi/master/competitors/{code}')</w:t>
+        <w:br/>
+        <w:t xml:space="preserve">    throw new NotImplementedException('updateSgiMasterCompetitorsByCode ยังไม่ implement');</w:t>
         <w:br/>
         <w:t xml:space="preserve">  }</w:t>
         <w:br/>
         <w:br/>
-        <w:t xml:space="preserve">  // DELETE /api/v1/sbpgi/master/competitors/{code} — ลบแบรนด์คู่แข่ง — ถูกอ้างในเอกสารแล้วตอบ 409</w:t>
-        <w:br/>
-        <w:t xml:space="preserve">  async removeSbpgiMasterCompetitorsByCode(code: string, userId: string) {</w:t>
-        <w:br/>
-        <w:t xml:space="preserve">    // TODO: implement ตาม business rule ของ DELETE /api/v1/sbpgi/master/competitors/{code}</w:t>
-        <w:br/>
-        <w:t xml:space="preserve">    //       (SQL อยู่ในหัวข้อ Database SQL คีย์ 'DELETE /api/v1/sbpgi/master/competitors/{code}')</w:t>
-        <w:br/>
-        <w:t xml:space="preserve">    throw new NotImplementedException('removeSbpgiMasterCompetitorsByCode ยังไม่ implement');</w:t>
+        <w:t xml:space="preserve">  // DELETE /api/v1/sgi/master/competitors/{code} — ลบแบรนด์คู่แข่ง — ถูกอ้างในเอกสารแล้วตอบ 409</w:t>
+        <w:br/>
+        <w:t xml:space="preserve">  async removeSgiMasterCompetitorsByCode(code: string, userId: string) {</w:t>
+        <w:br/>
+        <w:t xml:space="preserve">    // TODO: implement ตาม business rule ของ DELETE /api/v1/sgi/master/competitors/{code}</w:t>
+        <w:br/>
+        <w:t xml:space="preserve">    //       (SQL อยู่ในหัวข้อ Database SQL คีย์ 'DELETE /api/v1/sgi/master/competitors/{code}')</w:t>
+        <w:br/>
+        <w:t xml:space="preserve">    throw new NotImplementedException('removeSgiMasterCompetitorsByCode ยังไม่ implement');</w:t>
         <w:br/>
         <w:t xml:space="preserve">  }</w:t>
         <w:br/>
         <w:br/>
-        <w:t xml:space="preserve">  // DELETE /api/v1/sbpgi/master/factors/{code} — ลบปัจจัยภายนอกที่ไม่ถูกใช้งาน</w:t>
-        <w:br/>
-        <w:t xml:space="preserve">  async removeSbpgiMasterFactorsByCode(code: string, body: Record&lt;string, unknown&gt;, userId: string) {</w:t>
-        <w:br/>
-        <w:t xml:space="preserve">    // TODO: implement ตาม business rule ของ DELETE /api/v1/sbpgi/master/factors/{code}</w:t>
-        <w:br/>
-        <w:t xml:space="preserve">    //       (SQL อยู่ในหัวข้อ Database SQL คีย์ 'DELETE /api/v1/sbpgi/master/factors/{code}')</w:t>
-        <w:br/>
-        <w:t xml:space="preserve">    throw new NotImplementedException('removeSbpgiMasterFactorsByCode ยังไม่ implement');</w:t>
+        <w:t xml:space="preserve">  // DELETE /api/v1/sgi/master/factors/{code} — ลบปัจจัยภายนอกที่ไม่ถูกใช้งาน</w:t>
+        <w:br/>
+        <w:t xml:space="preserve">  async removeSgiMasterFactorsByCode(code: string, body: Record&lt;string, unknown&gt;, userId: string) {</w:t>
+        <w:br/>
+        <w:t xml:space="preserve">    // TODO: implement ตาม business rule ของ DELETE /api/v1/sgi/master/factors/{code}</w:t>
+        <w:br/>
+        <w:t xml:space="preserve">    //       (SQL อยู่ในหัวข้อ Database SQL คีย์ 'DELETE /api/v1/sgi/master/factors/{code}')</w:t>
+        <w:br/>
+        <w:t xml:space="preserve">    throw new NotImplementedException('removeSgiMasterFactorsByCode ยังไม่ implement');</w:t>
         <w:br/>
         <w:t xml:space="preserve">  }</w:t>
         <w:br/>
@@ -18467,12 +19525,12 @@
           <w:rFonts w:ascii="Courier New" w:hAnsi="Courier New" w:eastAsia="Courier New" w:cs="Tahoma"/>
           <w:sz w:val="16"/>
         </w:rPr>
-        <w:t>// src/entitys/compensation-documents.entity.ts</w:t>
+        <w:t>// src/entitys/sgi-compensation-documents.entity.ts</w:t>
         <w:br/>
         <w:t>import { Column, Entity, PrimaryColumn } from 'typeorm';</w:t>
         <w:br/>
         <w:br/>
-        <w:t>@Entity({ name: 'compensation_documents', schema: process.env.DB_SCHEMA })</w:t>
+        <w:t>@Entity({ name: 'sgi_compensation_documents', schema: process.env.DB_SCHEMA })</w:t>
         <w:br/>
         <w:t>export class CompensationDocument {</w:t>
         <w:br/>
@@ -18556,7 +19614,7 @@
         <w:t xml:space="preserve">  updatedAt?: Date;</w:t>
         <w:br/>
         <w:br/>
-        <w:t xml:space="preserve">  // TODO: ตรวจความยาว/precision กับ DDL จริงใน sql/deploy-sbpgi-*.sql ก่อน merge</w:t>
+        <w:t xml:space="preserve">  // TODO: ตรวจความยาว/precision กับ DDL จริงใน sql/deploy-sgi-*.sql ก่อน merge</w:t>
         <w:br/>
         <w:t xml:space="preserve">  //       entity ชุดนี้ไม่ประกาศ relation ตาม convention (join ด้วย raw SQL)</w:t>
         <w:br/>
@@ -18573,12 +19631,12 @@
           <w:rFonts w:ascii="Courier New" w:hAnsi="Courier New" w:eastAsia="Courier New" w:cs="Tahoma"/>
           <w:sz w:val="16"/>
         </w:rPr>
-        <w:t>// src/entitys/compensation-histories.entity.ts</w:t>
+        <w:t>// src/entitys/sgi-compensation-histories.entity.ts</w:t>
         <w:br/>
         <w:t>import { Column, Entity, PrimaryColumn } from 'typeorm';</w:t>
         <w:br/>
         <w:br/>
-        <w:t>@Entity({ name: 'compensation_histories', schema: process.env.DB_SCHEMA })</w:t>
+        <w:t>@Entity({ name: 'sgi_compensation_histories', schema: process.env.DB_SCHEMA })</w:t>
         <w:br/>
         <w:t>export class CompensationHistory {</w:t>
         <w:br/>
@@ -18622,7 +19680,7 @@
         <w:t xml:space="preserve">  submitStatus?: string;</w:t>
         <w:br/>
         <w:br/>
-        <w:t xml:space="preserve">  // TODO: ตรวจความยาว/precision กับ DDL จริงใน sql/deploy-sbpgi-*.sql ก่อน merge</w:t>
+        <w:t xml:space="preserve">  // TODO: ตรวจความยาว/precision กับ DDL จริงใน sql/deploy-sgi-*.sql ก่อน merge</w:t>
         <w:br/>
         <w:t xml:space="preserve">  //       entity ชุดนี้ไม่ประกาศ relation ตาม convention (join ด้วย raw SQL)</w:t>
         <w:br/>
@@ -18637,7 +19695,7 @@
         <w:rPr>
           <w:rFonts w:ascii="Courier New" w:hAnsi="Courier New" w:eastAsia="Courier New" w:cs="Tahoma"/>
         </w:rPr>
-        <w:t>consideration_logs</w:t>
+        <w:t>sgi_consideration_logs</w:t>
       </w:r>
       <w:r>
         <w:t xml:space="preserve">, </w:t>
@@ -18655,7 +19713,7 @@
         <w:rPr>
           <w:rFonts w:ascii="Courier New" w:hAnsi="Courier New" w:eastAsia="Courier New" w:cs="Tahoma"/>
         </w:rPr>
-        <w:t>external_factors</w:t>
+        <w:t>sgi_external_factors</w:t>
       </w:r>
       <w:r>
         <w:t xml:space="preserve">, </w:t>
@@ -18664,7 +19722,7 @@
         <w:rPr>
           <w:rFonts w:ascii="Courier New" w:hAnsi="Courier New" w:eastAsia="Courier New" w:cs="Tahoma"/>
         </w:rPr>
-        <w:t>competitors</w:t>
+        <w:t>sgi_competitors</w:t>
       </w:r>
       <w:r>
         <w:t xml:space="preserve">, </w:t>
@@ -18673,7 +19731,7 @@
         <w:rPr>
           <w:rFonts w:ascii="Courier New" w:hAnsi="Courier New" w:eastAsia="Courier New" w:cs="Tahoma"/>
         </w:rPr>
-        <w:t>document_competitors</w:t>
+        <w:t>sgi_document_competitors</w:t>
       </w:r>
       <w:r>
         <w:t xml:space="preserve">) ใช้รูปแบบ entity เดียวกัน — คอลัมน์อ้างจาก </w:t>
@@ -18885,7 +19943,7 @@
           <w:rFonts w:ascii="Courier New" w:hAnsi="Courier New" w:eastAsia="Courier New" w:cs="Tahoma"/>
           <w:sz w:val="16"/>
         </w:rPr>
-        <w:t>// src/providers/sbpgi/sbpgi.ts — repository provider แบบ factory (ไม่ใช้ TypeOrmModule.forFeature)</w:t>
+        <w:t>// src/providers/sgi/sgi.ts — repository provider แบบ factory (ไม่ใช้ TypeOrmModule.forFeature)</w:t>
         <w:br/>
         <w:t>// convention ของโฟลเดอร์ providers คือ 1 ไฟล์ต่อโดเมน ตั้งชื่อตามโดเมน (business_user/business_user.ts,</w:t>
         <w:br/>
@@ -18893,24 +19951,24 @@
         <w:br/>
         <w:t>//</w:t>
         <w:br/>
-        <w:t>// ⚠️ ไฟล์นี้ใช้ร่วมกันทุกเอกสาร BE ของ SBPGI — ให้ **merge array เพิ่ม** เข้าไฟล์เดิม ห้ามเขียนทับ</w:t>
+        <w:t>// ⚠️ ไฟล์นี้ใช้ร่วมกันทุกเอกสาร BE ของ SGI — ให้ **merge array เพิ่ม** เข้าไฟล์เดิม ห้ามเขียนทับ</w:t>
         <w:br/>
         <w:t>//    (ชื่อ const แยกต่อเอกสารไว้แล้วเพื่อไม่ให้ชนกัน)</w:t>
         <w:br/>
         <w:t>import { DataSource } from 'typeorm';</w:t>
         <w:br/>
-        <w:t>import { CompensationDocument } from '../../entitys/compensation-documents.entity';</w:t>
-        <w:br/>
-        <w:t>import { CompensationHistory } from '../../entitys/compensation-histories.entity';</w:t>
-        <w:br/>
-        <w:t>import { ConsiderationLog } from '../../entitys/consideration-logs.entity';</w:t>
-        <w:br/>
-        <w:br/>
-        <w:t>export const sbpgiReportAndMasterDataProviders = [</w:t>
+        <w:t>import { CompensationDocument } from '../../entitys/sgi-compensation-documents.entity';</w:t>
+        <w:br/>
+        <w:t>import { CompensationHistory } from '../../entitys/sgi-compensation-histories.entity';</w:t>
+        <w:br/>
+        <w:t>import { ConsiderationLog } from '../../entitys/sgi-consideration-logs.entity';</w:t>
+        <w:br/>
+        <w:br/>
+        <w:t>export const sgiReportAndMasterDataProviders = [</w:t>
         <w:br/>
         <w:t xml:space="preserve">  {</w:t>
         <w:br/>
-        <w:t xml:space="preserve">    provide: 'COMPENSATION_DOCUMENT_REPOSITORY',</w:t>
+        <w:t xml:space="preserve">    provide: 'SGI_COMPENSATION_DOCUMENT_REPOSITORY',</w:t>
         <w:br/>
         <w:t xml:space="preserve">    useFactory: (dataSource: DataSource) =&gt; dataSource.getRepository(CompensationDocument),</w:t>
         <w:br/>
@@ -18920,7 +19978,7 @@
         <w:br/>
         <w:t xml:space="preserve">  {</w:t>
         <w:br/>
-        <w:t xml:space="preserve">    provide: 'COMPENSATION_HISTORIES_REPOSITORY',</w:t>
+        <w:t xml:space="preserve">    provide: 'SGI_COMPENSATION_HISTORIES_REPOSITORY',</w:t>
         <w:br/>
         <w:t xml:space="preserve">    useFactory: (dataSource: DataSource) =&gt; dataSource.getRepository(CompensationHistory),</w:t>
         <w:br/>
@@ -18930,7 +19988,7 @@
         <w:br/>
         <w:t xml:space="preserve">  {</w:t>
         <w:br/>
-        <w:t xml:space="preserve">    provide: 'CONSIDERATION_LOG_REPOSITORY',</w:t>
+        <w:t xml:space="preserve">    provide: 'SGI_CONSIDERATION_LOG_REPOSITORY',</w:t>
         <w:br/>
         <w:t xml:space="preserve">    useFactory: (dataSource: DataSource) =&gt; dataSource.getRepository(ConsiderationLog),</w:t>
         <w:br/>
@@ -18941,7 +19999,7 @@
         <w:t>];</w:t>
         <w:br/>
         <w:br/>
-        <w:t>// src/modules/sbpgi-report-and-master-data/sbpgi-report-and-master-data.module.ts</w:t>
+        <w:t>// src/modules/sgi-report-and-master-data/sgi-report-and-master-data.module.ts</w:t>
         <w:br/>
         <w:t>import { MiddlewareConsumer, Module, NestModule } from '@nestjs/common';</w:t>
         <w:br/>
@@ -18955,38 +20013,38 @@
         <w:br/>
         <w:t>import { UserContextMiddleware } from '../../common/middleware/user-context.middleware';</w:t>
         <w:br/>
-        <w:t>import { sbpgiReportAndMasterDataProviders } from '../../providers/sbpgi/sbpgi';</w:t>
-        <w:br/>
-        <w:t>import { SbpgiReportAndMasterDataController } from './sbpgi-report-and-master-data.controller';</w:t>
-        <w:br/>
-        <w:t>import { SbpgiReportAndMasterDataService } from './sbpgi-report-and-master-data.service';</w:t>
+        <w:t>import { sgiReportAndMasterDataProviders } from '../../providers/sgi/sgi';</w:t>
+        <w:br/>
+        <w:t>import { SgiReportAndMasterDataController } from './sgi-report-and-master-data.controller';</w:t>
+        <w:br/>
+        <w:t>import { SgiReportAndMasterDataService } from './sgi-report-and-master-data.service';</w:t>
         <w:br/>
         <w:br/>
         <w:t>@Module({</w:t>
         <w:br/>
         <w:t xml:space="preserve">  imports: [DatabaseModule],</w:t>
         <w:br/>
-        <w:t xml:space="preserve">  controllers: [SbpgiReportAndMasterDataController],</w:t>
-        <w:br/>
-        <w:t xml:space="preserve">  providers: [SbpgiReportAndMasterDataService, ...sbpgiReportAndMasterDataProviders],</w:t>
-        <w:br/>
-        <w:t xml:space="preserve">  exports: [SbpgiReportAndMasterDataService],</w:t>
+        <w:t xml:space="preserve">  controllers: [SgiReportAndMasterDataController],</w:t>
+        <w:br/>
+        <w:t xml:space="preserve">  providers: [SgiReportAndMasterDataService, ...sgiReportAndMasterDataProviders],</w:t>
+        <w:br/>
+        <w:t xml:space="preserve">  exports: [SgiReportAndMasterDataService],</w:t>
         <w:br/>
         <w:t>})</w:t>
         <w:br/>
-        <w:t>export class SbpgiReportAndMasterDataModule implements NestModule {</w:t>
+        <w:t>export class SgiReportAndMasterDataModule implements NestModule {</w:t>
         <w:br/>
         <w:t xml:space="preserve">  configure(consumer: MiddlewareConsumer) {</w:t>
         <w:br/>
         <w:t xml:space="preserve">    // ถ้าไม่ apply ตรงนี้ userId จะเป็น undefined เงียบ ๆ ทุก endpoint</w:t>
         <w:br/>
-        <w:t xml:space="preserve">    consumer.apply(UserContextMiddleware).forRoutes(SbpgiReportAndMasterDataController);</w:t>
+        <w:t xml:space="preserve">    consumer.apply(UserContextMiddleware).forRoutes(SgiReportAndMasterDataController);</w:t>
         <w:br/>
         <w:t xml:space="preserve">  }</w:t>
         <w:br/>
         <w:t>}</w:t>
         <w:br/>
-        <w:t>// TODO: register module นี้ใน app.module.ts (imports) พร้อมกับโมดูล SBPGI ตัวอื่น</w:t>
+        <w:t>// TODO: register module นี้ใน app.module.ts (imports) พร้อมกับโมดูล SGI ตัวอื่น</w:t>
       </w:r>
     </w:p>
     <w:p>
@@ -19011,7 +20069,7 @@
         <w:rPr>
           <w:color w:val="8A3324"/>
         </w:rPr>
-        <w:t>/bff/sbpgi/…</w:t>
+        <w:t>/bff/sgi/…</w:t>
       </w:r>
       <w:r>
         <w:t xml:space="preserve">) เพื่อไม่ให้ปนแบบที่มี/ไม่มี </w:t>
@@ -19036,7 +20094,7 @@
           <w:rFonts w:ascii="Courier New" w:hAnsi="Courier New" w:eastAsia="Courier New" w:cs="Tahoma"/>
           <w:sz w:val="16"/>
         </w:rPr>
-        <w:t>// src/common/client-services/sbpgi-client.service.ts</w:t>
+        <w:t>// src/common/client-services/sgi-client.service.ts</w:t>
         <w:br/>
         <w:t>import { Injectable, Logger, OnModuleInit } from '@nestjs/common';</w:t>
         <w:br/>
@@ -19045,14 +20103,14 @@
         <w:br/>
         <w:t>@Injectable()</w:t>
         <w:br/>
-        <w:t>export class SbpgiClientService extends BaseClientService implements OnModuleInit {</w:t>
-        <w:br/>
-        <w:t xml:space="preserve">  protected logger: Logger = new Logger(SbpgiClientService.name);</w:t>
+        <w:t>export class SgiClientService extends BaseClientService implements OnModuleInit {</w:t>
+        <w:br/>
+        <w:t xml:space="preserve">  protected logger: Logger = new Logger(SgiClientService.name);</w:t>
         <w:br/>
         <w:br/>
         <w:t xml:space="preserve">  onModuleInit() {</w:t>
         <w:br/>
-        <w:t xml:space="preserve">    // TODO: ถ้า deploy SBPGI แยก service ให้เพิ่ม API_SBPGI_BACKEND_* ใน AppConfigService</w:t>
+        <w:t xml:space="preserve">    // TODO: ถ้า deploy SGI แยก service ให้เพิ่ม API_SGI_BACKEND_* ใน AppConfigService</w:t>
         <w:br/>
         <w:t xml:space="preserve">    //       ตอนนี้ชี้ store backend ตัวเดียวกับ StoreClientService</w:t>
         <w:br/>
@@ -19066,7 +20124,7 @@
         <w:br/>
         <w:t>// BaseClientService แกะ { success, data } ให้แล้ว — service ฝั่ง BFF จึงได้ data ตรง ๆ</w:t>
         <w:br/>
-        <w:t>// TODO: เพิ่ม SbpgiClientService ใน providers/exports ของ ClientServiceModule (@Global)</w:t>
+        <w:t>// TODO: เพิ่ม SgiClientService ใน providers/exports ของ ClientServiceModule (@Global)</w:t>
       </w:r>
     </w:p>
     <w:p>
@@ -19079,18 +20137,18 @@
           <w:rFonts w:ascii="Courier New" w:hAnsi="Courier New" w:eastAsia="Courier New" w:cs="Tahoma"/>
           <w:sz w:val="16"/>
         </w:rPr>
-        <w:t>// src/modules/sbpgi-report-and-master-data/sbpgi-report-and-master-data.service.ts (BFF)</w:t>
+        <w:t>// src/modules/sgi-report-and-master-data/sgi-report-and-master-data.service.ts (BFF)</w:t>
         <w:br/>
         <w:t>import { Injectable } from '@nestjs/common';</w:t>
         <w:br/>
-        <w:t>import { SbpgiClientService } from '@common/client-services/sbpgi-client.service';</w:t>
+        <w:t>import { SgiClientService } from '@common/client-services/sgi-client.service';</w:t>
         <w:br/>
         <w:br/>
         <w:t>@Injectable()</w:t>
         <w:br/>
-        <w:t>export class SbpgiReportAndMasterDataBffService {</w:t>
-        <w:br/>
-        <w:t xml:space="preserve">  constructor(private readonly client: SbpgiClientService) {}</w:t>
+        <w:t>export class SgiReportAndMasterDataBffService {</w:t>
+        <w:br/>
+        <w:t xml:space="preserve">  constructor(private readonly client: SgiClientService) {}</w:t>
         <w:br/>
         <w:br/>
         <w:t xml:space="preserve">  // BFF ไม่มี DB — หน้าที่เดียวคือแนบ user context แล้ว forward</w:t>
@@ -19110,61 +20168,61 @@
         <w:t xml:space="preserve">  }</w:t>
         <w:br/>
         <w:br/>
-        <w:t xml:space="preserve">  getSbpgiReportStatusSummary(params: any, user: any) {</w:t>
-        <w:br/>
-        <w:t xml:space="preserve">    return this.client.get('/api/v1/sbpgi/report/status-summary', { params, headers: this.userHeaders(user) });</w:t>
+        <w:t xml:space="preserve">  getSgiReportStatusSummary(params: any, user: any) {</w:t>
+        <w:br/>
+        <w:t xml:space="preserve">    return this.client.get('/api/v1/sgi/report/status-summary', { params, headers: this.userHeaders(user) });</w:t>
         <w:br/>
         <w:t xml:space="preserve">  }</w:t>
         <w:br/>
         <w:br/>
         <w:t xml:space="preserve">  exportStatusSummary(params: any, user: any) {</w:t>
         <w:br/>
-        <w:t xml:space="preserve">    return this.client.get('/api/v1/sbpgi/report/status-summary/export', { params, headers: this.userHeaders(user) });</w:t>
+        <w:t xml:space="preserve">    return this.client.get('/api/v1/sgi/report/status-summary/export', { params, headers: this.userHeaders(user) });</w:t>
         <w:br/>
         <w:t xml:space="preserve">  }</w:t>
         <w:br/>
         <w:br/>
-        <w:t xml:space="preserve">  getSbpgiMasterFactors(params: any, user: any) {</w:t>
-        <w:br/>
-        <w:t xml:space="preserve">    return this.client.get('/api/v1/sbpgi/master/factors', { params, headers: this.userHeaders(user) });</w:t>
+        <w:t xml:space="preserve">  getSgiMasterFactors(params: any, user: any) {</w:t>
+        <w:br/>
+        <w:t xml:space="preserve">    return this.client.get('/api/v1/sgi/master/factors', { params, headers: this.userHeaders(user) });</w:t>
         <w:br/>
         <w:t xml:space="preserve">  }</w:t>
         <w:br/>
         <w:t>}</w:t>
         <w:br/>
         <w:br/>
-        <w:t>// ---------- src/modules/sbpgi-report-and-master-data/sbpgi-report-and-master-data.controller.ts (BFF) ----------</w:t>
+        <w:t>// ---------- src/modules/sgi-report-and-master-data/sgi-report-and-master-data.controller.ts (BFF) ----------</w:t>
         <w:br/>
         <w:t>import { Body, Controller, Delete, Get, Param, Post, Put, Query, Req, UseGuards } from '@nestjs/common';</w:t>
         <w:br/>
         <w:t>import { AuthGuard } from '@nestjs/passport';</w:t>
         <w:br/>
         <w:br/>
-        <w:t>// เลือก prefix แบบเดียวทั้งโมดูล: ใช้ '/bff/sbpgi/...' (ห้ามปนกับแบบไม่มี /bff)</w:t>
-        <w:br/>
-        <w:t>@Controller('bff/sbpgi/report-and-master-data')</w:t>
+        <w:t>// เลือก prefix แบบเดียวทั้งโมดูล: ใช้ '/bff/sgi/...' (ห้ามปนกับแบบไม่มี /bff)</w:t>
+        <w:br/>
+        <w:t>@Controller('bff/sgi/report-and-master-data')</w:t>
         <w:br/>
         <w:t>@UseGuards(AuthGuard('jwt'))</w:t>
         <w:br/>
-        <w:t>export class SbpgiReportAndMasterDataBffController {</w:t>
-        <w:br/>
-        <w:t xml:space="preserve">  constructor(private readonly service: SbpgiReportAndMasterDataBffService) {}</w:t>
-        <w:br/>
-        <w:br/>
-        <w:t xml:space="preserve">  // proxy ของ GET /api/v1/sbpgi/report/status-summary</w:t>
-        <w:br/>
-        <w:t xml:space="preserve">  @Get('sbpgi/report/status-summary')</w:t>
-        <w:br/>
-        <w:t xml:space="preserve">  getSbpgiReportStatusSummary(@Query() query: any, @Req() req: any) {</w:t>
-        <w:br/>
-        <w:t xml:space="preserve">    return this.service.getSbpgiReportStatusSummary(query, req.user);</w:t>
+        <w:t>export class SgiReportAndMasterDataBffController {</w:t>
+        <w:br/>
+        <w:t xml:space="preserve">  constructor(private readonly service: SgiReportAndMasterDataBffService) {}</w:t>
+        <w:br/>
+        <w:br/>
+        <w:t xml:space="preserve">  // proxy ของ GET /api/v1/sgi/report/status-summary</w:t>
+        <w:br/>
+        <w:t xml:space="preserve">  @Get('sgi/report/status-summary')</w:t>
+        <w:br/>
+        <w:t xml:space="preserve">  getSgiReportStatusSummary(@Query() query: any, @Req() req: any) {</w:t>
+        <w:br/>
+        <w:t xml:space="preserve">    return this.service.getSgiReportStatusSummary(query, req.user);</w:t>
         <w:br/>
         <w:t xml:space="preserve">  }</w:t>
         <w:br/>
         <w:br/>
-        <w:t xml:space="preserve">  // proxy ของ GET /api/v1/sbpgi/report/status-summary/export</w:t>
-        <w:br/>
-        <w:t xml:space="preserve">  @Get('sbpgi/report/status-summary/export')</w:t>
+        <w:t xml:space="preserve">  // proxy ของ GET /api/v1/sgi/report/status-summary/export</w:t>
+        <w:br/>
+        <w:t xml:space="preserve">  @Get('sgi/report/status-summary/export')</w:t>
         <w:br/>
         <w:t xml:space="preserve">  exportStatusSummary(@Query() query: any, @Req() req: any) {</w:t>
         <w:br/>
@@ -19174,7 +20232,7 @@
         <w:br/>
         <w:t>}</w:t>
         <w:br/>
-        <w:t>// TODO: register module ใน app.module.ts ของ BFF และเพิ่ม SbpgiClientService ใน ClientServiceModule (@Global)</w:t>
+        <w:t>// TODO: register module ใน app.module.ts ของ BFF และเพิ่ม SgiClientService ใน ClientServiceModule (@Global)</w:t>
       </w:r>
     </w:p>
     <w:p>
@@ -19307,7 +20365,7 @@
                 <w:rFonts w:ascii="Arial" w:hAnsi="Arial" w:eastAsia="Arial" w:cs="Tahoma"/>
                 <w:sz w:val="18"/>
               </w:rPr>
-              <w:t>compensation_documents</w:t>
+              <w:t>sgi_compensation_documents</w:t>
             </w:r>
           </w:p>
         </w:tc>
@@ -19387,7 +20445,7 @@
                 <w:rFonts w:ascii="Arial" w:hAnsi="Arial" w:eastAsia="Arial" w:cs="Tahoma"/>
                 <w:sz w:val="18"/>
               </w:rPr>
-              <w:t>compensation_histories</w:t>
+              <w:t>sgi_compensation_histories</w:t>
             </w:r>
           </w:p>
         </w:tc>
@@ -19467,7 +20525,7 @@
                 <w:rFonts w:ascii="Arial" w:hAnsi="Arial" w:eastAsia="Arial" w:cs="Tahoma"/>
                 <w:sz w:val="18"/>
               </w:rPr>
-              <w:t>consideration_logs</w:t>
+              <w:t>sgi_consideration_logs</w:t>
             </w:r>
           </w:p>
         </w:tc>
@@ -19627,7 +20685,7 @@
                 <w:rFonts w:ascii="Arial" w:hAnsi="Arial" w:eastAsia="Arial" w:cs="Tahoma"/>
                 <w:sz w:val="18"/>
               </w:rPr>
-              <w:t>external_factors</w:t>
+              <w:t>sgi_external_factors</w:t>
             </w:r>
           </w:p>
         </w:tc>
@@ -19707,7 +20765,7 @@
                 <w:rFonts w:ascii="Arial" w:hAnsi="Arial" w:eastAsia="Arial" w:cs="Tahoma"/>
                 <w:sz w:val="18"/>
               </w:rPr>
-              <w:t>competitors</w:t>
+              <w:t>sgi_competitors</w:t>
             </w:r>
           </w:p>
         </w:tc>
@@ -19787,7 +20845,7 @@
                 <w:rFonts w:ascii="Arial" w:hAnsi="Arial" w:eastAsia="Arial" w:cs="Tahoma"/>
                 <w:sz w:val="18"/>
               </w:rPr>
-              <w:t>document_competitors</w:t>
+              <w:t>sgi_document_competitors</w:t>
             </w:r>
           </w:p>
         </w:tc>
@@ -19943,7 +21001,7 @@
         <w:rPr>
           <w:b/>
         </w:rPr>
-        <w:t>GET /api/v1/sbpgi/report/status-summary</w:t>
+        <w:t>GET /api/v1/sgi/report/status-summary</w:t>
       </w:r>
       <w:r>
         <w:t xml:space="preserve"> — รายงานตรวจสอบประกันรายได้</w:t>
@@ -19969,7 +21027,7 @@
         <w:br/>
         <w:t>-- 14 คอลัมน์ตาม SDD สไลด์ 60 ; ต้องระบุ :year และ :status เสมอ ; เอาเฉพาะเอกสารที่มีเลขที่แล้ว</w:t>
         <w:br/>
-        <w:t>-- ⚠️ ตาราง stores ของ SBPGI ถูกตัด 2026-08-06 — ใช้ store ของระบบ SBP เดิม (sps_store 19,402 แถว): คีย์ store_id · ภาค zone_cd</w:t>
+        <w:t>-- ⚠️ ตาราง stores ของ SGI ถูกตัด 2026-08-06 — ใช้ store ของระบบ SBP เดิม (sps_store 19,402 แถว): คีย์ store_id · ภาค zone_cd</w:t>
         <w:br/>
         <w:t>SELECT si.store_id   AS impacted_store_code, si.store_name   AS impacted_store_name,</w:t>
         <w:br/>
@@ -19983,21 +21041,21 @@
         <w:br/>
         <w:t xml:space="preserve">       h.compensate_amount, d.loop_no AS round_no, d.created_at AS created_date, d.doc_no</w:t>
         <w:br/>
-        <w:t>FROM compensation_documents d</w:t>
-        <w:br/>
-        <w:t>JOIN fgi_impact_processes pr ON pr.id = d.impact_process_id</w:t>
+        <w:t>FROM sgi_compensation_documents d</w:t>
+        <w:br/>
+        <w:t>JOIN sgi_fgi_impact_processes pr ON pr.id = d.impact_process_id</w:t>
         <w:br/>
         <w:t>JOIN store si                ON si.store_id = d.impacted_store_code</w:t>
         <w:br/>
-        <w:t>LEFT JOIN compensation_histories h ON h.ref_doc_no = d.doc_no</w:t>
-        <w:br/>
-        <w:t>LEFT JOIN document_new_stores dns  ON dns.doc_no = d.doc_no</w:t>
+        <w:t>LEFT JOIN sgi_compensation_histories h ON h.ref_doc_no = d.doc_no</w:t>
+        <w:br/>
+        <w:t>LEFT JOIN sgi_document_new_stores dns  ON dns.doc_no = d.doc_no</w:t>
         <w:br/>
         <w:t>LEFT JOIN store ns                 ON ns.store_id = dns.new_store_code</w:t>
         <w:br/>
         <w:t>LEFT JOIN LATERAL (</w:t>
         <w:br/>
-        <w:t xml:space="preserve">  SELECT result_category FROM consideration_logs</w:t>
+        <w:t xml:space="preserve">  SELECT result_category FROM sgi_consideration_logs</w:t>
         <w:br/>
         <w:t xml:space="preserve">  WHERE doc_no = d.doc_no ORDER BY action_datetime DESC LIMIT 1</w:t>
         <w:br/>
@@ -20029,7 +21087,7 @@
         <w:rPr>
           <w:b/>
         </w:rPr>
-        <w:t>GET /api/v1/sbpgi/report/status-summary/export</w:t>
+        <w:t>GET /api/v1/sgi/report/status-summary/export</w:t>
       </w:r>
       <w:r>
         <w:t xml:space="preserve"> — Export Excel</w:t>
@@ -20047,7 +21105,7 @@
         </w:rPr>
         <w:t>-- เงื่อนไขเดียวกับ status-summary ทุกตัว แล้ว stream 14 คอลัมน์เดิมออกเป็นไฟล์ .xlsx (Export Excel)</w:t>
         <w:br/>
-        <w:t>-- ใช้ SELECT ชุดเดียวกับ GET /sbpgi/report/status-summary แต่ไม่ตัดหน้า (ไม่มี LIMIT/OFFSET)</w:t>
+        <w:t>-- ใช้ SELECT ชุดเดียวกับ GET /sgi/report/status-summary แต่ไม่ตัดหน้า (ไม่มี LIMIT/OFFSET)</w:t>
         <w:br/>
         <w:t>ORDER BY d.doc_no;</w:t>
       </w:r>
@@ -20057,7 +21115,7 @@
         <w:rPr>
           <w:b/>
         </w:rPr>
-        <w:t>GET /api/v1/sbpgi/master/factors</w:t>
+        <w:t>GET /api/v1/sgi/master/factors</w:t>
       </w:r>
       <w:r>
         <w:t xml:space="preserve"> — อ่านปัจจัยภายนอก</w:t>
@@ -20079,7 +21137,7 @@
         <w:br/>
         <w:t>SELECT factor_code, factor_name, factor_remark</w:t>
         <w:br/>
-        <w:t>FROM external_factors</w:t>
+        <w:t>FROM sgi_external_factors</w:t>
         <w:br/>
         <w:t>WHERE :q IS NULL OR factor_name LIKE :q</w:t>
         <w:br/>
@@ -20091,7 +21149,7 @@
         <w:rPr>
           <w:b/>
         </w:rPr>
-        <w:t>POST /api/v1/sbpgi/master/factors</w:t>
+        <w:t>POST /api/v1/sgi/master/factors</w:t>
       </w:r>
       <w:r>
         <w:t xml:space="preserve"> — สร้างปัจจัยภายนอก</w:t>
@@ -20113,7 +21171,7 @@
         <w:br/>
         <w:t>-- factor_code ห้ามซ้ำ (ไม่งั้น 409)</w:t>
         <w:br/>
-        <w:t>INSERT INTO external_factors (factor_code, factor_name, factor_remark)</w:t>
+        <w:t>INSERT INTO sgi_external_factors (factor_code, factor_name, factor_remark)</w:t>
         <w:br/>
         <w:t>VALUES (:factorCode, :factorName, :factorRemark);</w:t>
       </w:r>
@@ -20123,7 +21181,7 @@
         <w:rPr>
           <w:b/>
         </w:rPr>
-        <w:t>PUT /api/v1/sbpgi/master/factors/{code}</w:t>
+        <w:t>PUT /api/v1/sgi/master/factors/{code}</w:t>
       </w:r>
       <w:r>
         <w:t xml:space="preserve"> — แก้ปัจจัยภายนอก</w:t>
@@ -20145,7 +21203,7 @@
         <w:br/>
         <w:t>-- ไม่มี audit/เหตุผลแล้ว (ยกเลิก audit_logs 2026-08-07)</w:t>
         <w:br/>
-        <w:t>UPDATE external_factors SET factor_name = :factorName, factor_remark = :factorRemark</w:t>
+        <w:t>UPDATE sgi_external_factors SET factor_name = :factorName, factor_remark = :factorRemark</w:t>
         <w:br/>
         <w:t>WHERE factor_code = :code;</w:t>
       </w:r>
@@ -20155,7 +21213,7 @@
         <w:rPr>
           <w:b/>
         </w:rPr>
-        <w:t>GET /api/v1/sbpgi/master/competitors</w:t>
+        <w:t>GET /api/v1/sgi/master/competitors</w:t>
       </w:r>
       <w:r>
         <w:t xml:space="preserve"> — master แบรนด์คู่แข่ง 11 รายการ (รหัส 01-11) — เป็นแหล่งของ dropdown ร้านคู่แข่งในหน้าเอกสารด้วย</w:t>
@@ -20179,7 +21237,7 @@
         <w:br/>
         <w:t>SELECT competitor_code, name_th, name_en, remark, is_active</w:t>
         <w:br/>
-        <w:t>FROM competitors</w:t>
+        <w:t>FROM sgi_competitors</w:t>
         <w:br/>
         <w:t>WHERE (:q IS NULL OR name_th LIKE :q OR name_en LIKE :q)</w:t>
         <w:br/>
@@ -20191,7 +21249,7 @@
         <w:rPr>
           <w:b/>
         </w:rPr>
-        <w:t>POST /api/v1/sbpgi/master/competitors</w:t>
+        <w:t>POST /api/v1/sgi/master/competitors</w:t>
       </w:r>
       <w:r>
         <w:t xml:space="preserve"> — เพิ่มแบรนด์คู่แข่ง — code/nameTh/nameEn บังคับ · รหัสซ้ำตอบ 409</w:t>
@@ -20213,7 +21271,7 @@
         <w:br/>
         <w:t>-- competitor_code ห้ามซ้ำ (ไม่งั้น 409) · ชื่อไทยและอังกฤษบังคับทั้งคู่</w:t>
         <w:br/>
-        <w:t>INSERT INTO competitors (competitor_code, name_th, name_en, remark, is_active)</w:t>
+        <w:t>INSERT INTO sgi_competitors (competitor_code, name_th, name_en, remark, is_active)</w:t>
         <w:br/>
         <w:t>VALUES (:code, :nameTh, :nameEn, :remark, TRUE);</w:t>
       </w:r>
@@ -20223,10 +21281,10 @@
         <w:rPr>
           <w:b/>
         </w:rPr>
-        <w:t>PUT /api/v1/sbpgi/master/competitors/{code}</w:t>
+        <w:t>PUT /api/v1/sgi/master/competitors/{code}</w:t>
       </w:r>
       <w:r>
-        <w:t xml:space="preserve"> — แก้ชื่อ/สถานะ — ห้ามแก้ code เพราะถูกอ้างจาก document_competitors</w:t>
+        <w:t xml:space="preserve"> — แก้ชื่อ/สถานะ — ห้ามแก้ code เพราะถูกอ้างจาก sgi_document_competitors</w:t>
       </w:r>
     </w:p>
     <w:p>
@@ -20243,9 +21301,9 @@
         <w:br/>
         <w:t>--    รับเฉพาะ positional $1..$n — ต้องแปลงเป็นลำดับ หรือรันผ่าน QueryBuilder</w:t>
         <w:br/>
-        <w:t>-- ห้ามแก้ competitor_code (เป็น PK และถูกอ้างจาก document_competitors)</w:t>
-        <w:br/>
-        <w:t>UPDATE competitors</w:t>
+        <w:t>-- ห้ามแก้ competitor_code (เป็น PK และถูกอ้างจาก sgi_document_competitors)</w:t>
+        <w:br/>
+        <w:t>UPDATE sgi_competitors</w:t>
         <w:br/>
         <w:t xml:space="preserve">   SET name_th = :nameTh, name_en = :nameEn, remark = :remark, is_active = :isActive,</w:t>
         <w:br/>
@@ -20259,7 +21317,7 @@
         <w:rPr>
           <w:b/>
         </w:rPr>
-        <w:t>DELETE /api/v1/sbpgi/master/competitors/{code}</w:t>
+        <w:t>DELETE /api/v1/sgi/master/competitors/{code}</w:t>
       </w:r>
       <w:r>
         <w:t xml:space="preserve"> — ลบแบรนด์คู่แข่ง — ถูกอ้างในเอกสารแล้วตอบ 409</w:t>
@@ -20281,10 +21339,10 @@
         <w:br/>
         <w:t>-- ตรวจไม่ถูกอ้างในเอกสารก่อนลบ (ไม่งั้น 409)</w:t>
         <w:br/>
-        <w:t>SELECT 1 FROM document_competitors WHERE competitor_code = :code;</w:t>
-        <w:br/>
-        <w:br/>
-        <w:t>DELETE FROM competitors WHERE competitor_code = :code;</w:t>
+        <w:t>SELECT 1 FROM sgi_document_competitors WHERE competitor_code = :code;</w:t>
+        <w:br/>
+        <w:br/>
+        <w:t>DELETE FROM sgi_competitors WHERE competitor_code = :code;</w:t>
       </w:r>
     </w:p>
     <w:p>
@@ -20292,7 +21350,7 @@
         <w:rPr>
           <w:b/>
         </w:rPr>
-        <w:t>DELETE /api/v1/sbpgi/master/factors/{code}</w:t>
+        <w:t>DELETE /api/v1/sgi/master/factors/{code}</w:t>
       </w:r>
       <w:r>
         <w:t xml:space="preserve"> — ลบปัจจัยภายนอกที่ไม่ถูกใช้งาน</w:t>
@@ -20314,10 +21372,10 @@
         <w:br/>
         <w:t>-- ตรวจไม่ถูกอ้างในเอกสารก่อนลบ (ไม่งั้น 409)</w:t>
         <w:br/>
-        <w:t>SELECT 1 FROM document_external_factors WHERE factor_code = :code;</w:t>
-        <w:br/>
-        <w:br/>
-        <w:t>DELETE FROM external_factors WHERE factor_code = :code;</w:t>
+        <w:t>SELECT 1 FROM sgi_document_external_factors WHERE factor_code = :code;</w:t>
+        <w:br/>
+        <w:br/>
+        <w:t>DELETE FROM sgi_external_factors WHERE factor_code = :code;</w:t>
       </w:r>
     </w:p>
     <w:p>
@@ -20439,7 +21497,7 @@
                 <w:rFonts w:ascii="Arial" w:hAnsi="Arial" w:eastAsia="Arial" w:cs="Tahoma"/>
                 <w:sz w:val="18"/>
               </w:rPr>
-              <w:t>compensation_histories</w:t>
+              <w:t>sgi_compensation_histories</w:t>
             </w:r>
           </w:p>
         </w:tc>
@@ -20464,7 +21522,7 @@
                 <w:rFonts w:ascii="Arial" w:hAnsi="Arial" w:eastAsia="Arial" w:cs="Tahoma"/>
                 <w:sz w:val="18"/>
               </w:rPr>
-              <w:t>CREATE INDEX idx_compensation_histories_ref_doc_no ON compensation_histories (ref_doc_no);</w:t>
+              <w:t>CREATE INDEX idx_sgi_compensation_histories_ref_doc_no ON sgi_compensation_histories (ref_doc_no);</w:t>
             </w:r>
           </w:p>
         </w:tc>
@@ -20519,7 +21577,7 @@
                 <w:rFonts w:ascii="Arial" w:hAnsi="Arial" w:eastAsia="Arial" w:cs="Tahoma"/>
                 <w:sz w:val="18"/>
               </w:rPr>
-              <w:t>compensation_documents</w:t>
+              <w:t>sgi_compensation_documents</w:t>
             </w:r>
           </w:p>
         </w:tc>
@@ -20544,7 +21602,7 @@
                 <w:rFonts w:ascii="Arial" w:hAnsi="Arial" w:eastAsia="Arial" w:cs="Tahoma"/>
                 <w:sz w:val="18"/>
               </w:rPr>
-              <w:t>CREATE INDEX idx_compensation_documents_year_status_code_impacted_store_code ON compensation_documents (year, status_code, impacted_store_code);</w:t>
+              <w:t>CREATE INDEX idx_sgi_compensation_documents_year_status_code_impacted_store_ ON sgi_compensation_documents (year, status_code, impacted_store_code);</w:t>
             </w:r>
           </w:p>
         </w:tc>
@@ -20602,7 +21660,7 @@
         <w:rPr>
           <w:rFonts w:ascii="Courier New" w:hAnsi="Courier New" w:eastAsia="Courier New" w:cs="Tahoma"/>
         </w:rPr>
-        <w:t>sql/deploy-sbpgi-*.sql</w:t>
+        <w:t>sql/deploy-sgi-*.sql</w:t>
       </w:r>
       <w:r>
         <w:t xml:space="preserve"> แบบ idempotent (</w:t>
@@ -22227,7 +23285,7 @@
                 <w:rFonts w:ascii="Courier New" w:hAnsi="Courier New" w:eastAsia="Courier New" w:cs="Tahoma"/>
                 <w:sz w:val="18"/>
               </w:rPr>
-              <w:t>GET /api/v1/sbpgi/report/status-summary</w:t>
+              <w:t>GET /api/v1/sgi/report/status-summary</w:t>
             </w:r>
           </w:p>
         </w:tc>
@@ -22307,7 +23365,7 @@
                 <w:rFonts w:ascii="Courier New" w:hAnsi="Courier New" w:eastAsia="Courier New" w:cs="Tahoma"/>
                 <w:sz w:val="18"/>
               </w:rPr>
-              <w:t>GET /api/v1/sbpgi/report/status-summary/export</w:t>
+              <w:t>GET /api/v1/sgi/report/status-summary/export</w:t>
             </w:r>
           </w:p>
         </w:tc>
@@ -22387,7 +23445,7 @@
                 <w:rFonts w:ascii="Courier New" w:hAnsi="Courier New" w:eastAsia="Courier New" w:cs="Tahoma"/>
                 <w:sz w:val="18"/>
               </w:rPr>
-              <w:t>GET /api/v1/sbpgi/master/factors</w:t>
+              <w:t>GET /api/v1/sgi/master/factors</w:t>
             </w:r>
           </w:p>
         </w:tc>
@@ -22467,7 +23525,7 @@
                 <w:rFonts w:ascii="Courier New" w:hAnsi="Courier New" w:eastAsia="Courier New" w:cs="Tahoma"/>
                 <w:sz w:val="18"/>
               </w:rPr>
-              <w:t>POST /api/v1/sbpgi/master/factors</w:t>
+              <w:t>POST /api/v1/sgi/master/factors</w:t>
             </w:r>
           </w:p>
         </w:tc>
@@ -22547,7 +23605,7 @@
                 <w:rFonts w:ascii="Courier New" w:hAnsi="Courier New" w:eastAsia="Courier New" w:cs="Tahoma"/>
                 <w:sz w:val="18"/>
               </w:rPr>
-              <w:t>PUT /api/v1/sbpgi/master/factors/{code}</w:t>
+              <w:t>PUT /api/v1/sgi/master/factors/{code}</w:t>
             </w:r>
           </w:p>
         </w:tc>
@@ -22627,7 +23685,7 @@
                 <w:rFonts w:ascii="Courier New" w:hAnsi="Courier New" w:eastAsia="Courier New" w:cs="Tahoma"/>
                 <w:sz w:val="18"/>
               </w:rPr>
-              <w:t>GET /api/v1/sbpgi/master/competitors</w:t>
+              <w:t>GET /api/v1/sgi/master/competitors</w:t>
             </w:r>
           </w:p>
         </w:tc>
@@ -22707,7 +23765,7 @@
                 <w:rFonts w:ascii="Courier New" w:hAnsi="Courier New" w:eastAsia="Courier New" w:cs="Tahoma"/>
                 <w:sz w:val="18"/>
               </w:rPr>
-              <w:t>POST /api/v1/sbpgi/master/competitors</w:t>
+              <w:t>POST /api/v1/sgi/master/competitors</w:t>
             </w:r>
           </w:p>
         </w:tc>
@@ -22787,7 +23845,7 @@
                 <w:rFonts w:ascii="Courier New" w:hAnsi="Courier New" w:eastAsia="Courier New" w:cs="Tahoma"/>
                 <w:sz w:val="18"/>
               </w:rPr>
-              <w:t>PUT /api/v1/sbpgi/master/competitors/{code}</w:t>
+              <w:t>PUT /api/v1/sgi/master/competitors/{code}</w:t>
             </w:r>
           </w:p>
         </w:tc>
@@ -22867,7 +23925,7 @@
                 <w:rFonts w:ascii="Courier New" w:hAnsi="Courier New" w:eastAsia="Courier New" w:cs="Tahoma"/>
                 <w:sz w:val="18"/>
               </w:rPr>
-              <w:t>DELETE /api/v1/sbpgi/master/competitors/{code}</w:t>
+              <w:t>DELETE /api/v1/sgi/master/competitors/{code}</w:t>
             </w:r>
           </w:p>
         </w:tc>
@@ -22947,7 +24005,7 @@
                 <w:rFonts w:ascii="Courier New" w:hAnsi="Courier New" w:eastAsia="Courier New" w:cs="Tahoma"/>
                 <w:sz w:val="18"/>
               </w:rPr>
-              <w:t>DELETE /api/v1/sbpgi/master/factors/{code}</w:t>
+              <w:t>DELETE /api/v1/sgi/master/factors/{code}</w:t>
             </w:r>
           </w:p>
         </w:tc>
@@ -23027,7 +24085,7 @@
                 <w:rFonts w:ascii="Courier New" w:hAnsi="Courier New" w:eastAsia="Courier New" w:cs="Tahoma"/>
                 <w:sz w:val="18"/>
               </w:rPr>
-              <w:t>external_factors</w:t>
+              <w:t>sgi_external_factors</w:t>
             </w:r>
             <w:r>
               <w:rPr>
@@ -23041,7 +24099,7 @@
                 <w:rFonts w:ascii="Courier New" w:hAnsi="Courier New" w:eastAsia="Courier New" w:cs="Tahoma"/>
                 <w:sz w:val="18"/>
               </w:rPr>
-              <w:t>competitors</w:t>
+              <w:t>sgi_competitors</w:t>
             </w:r>
           </w:p>
         </w:tc>
